--- a/docs/22-engine.docx
+++ b/docs/22-engine.docx
@@ -15,7 +15,7 @@
           <w:sz w:val="60"/>
           <w:szCs w:val="60"/>
         </w:rPr>
-        <w:t xml:space="preserve">The Trading Engine</w:t>
+        <w:t xml:space="preserve">The Crypto Trading Engine</w:t>
       </w:r>
     </w:p>
     <w:p>
@@ -29,7 +29,7 @@
           <w:sz w:val="28"/>
           <w:szCs w:val="28"/>
         </w:rPr>
-        <w:t xml:space="preserve">Technical documentation: data, processing, simulation, validation, live execution and operations</w:t>
+        <w:t xml:space="preserve">Technical documentation: data, processing, simulation, validation, live execution on Bitget, and operations</w:t>
       </w:r>
     </w:p>
     <w:p>
@@ -48,7 +48,7 @@
           <w:sz w:val="22"/>
           <w:szCs w:val="22"/>
         </w:rPr>
-        <w:t xml:space="preserve">Includes: where the budget held the engine back, how paid data sources would help, and what changes if the capital constraint is removed.</w:t>
+        <w:t xml:space="preserve">Includes: where the budget held the engine back, and how paid data sources would help.</w:t>
       </w:r>
     </w:p>
     <w:p>
@@ -60,7 +60,7 @@
           <w:sz w:val="22"/>
           <w:szCs w:val="22"/>
         </w:rPr>
-        <w:t xml:space="preserve">Excludes: the trading strategies themselves and every book running on dry run.</w:t>
+        <w:t xml:space="preserve">Covers the machinery only, not the trading strategies that run on it.</w:t>
       </w:r>
     </w:p>
     <w:p>
@@ -73,7 +73,7 @@
           <w:sz w:val="20"/>
           <w:szCs w:val="20"/>
         </w:rPr>
-        <w:t xml:space="preserve">13 October 2026  ·  source: docs/22-engine.md in the forexbot repository</w:t>
+        <w:t xml:space="preserve">13 October 2026  ·  crypto edition of docs/22-engine.md</w:t>
       </w:r>
     </w:p>
     <w:p>
@@ -272,7 +272,7 @@
             <w:sz w:val="22"/>
             <w:szCs w:val="22"/>
           </w:rPr>
-          <w:t xml:space="preserve">11. The forex / MT5 side of the engine</w:t>
+          <w:t xml:space="preserve">11. The end result</w:t>
         </w:r>
       </w:hyperlink>
     </w:p>
@@ -289,7 +289,7 @@
             <w:sz w:val="22"/>
             <w:szCs w:val="22"/>
           </w:rPr>
-          <w:t xml:space="preserve">12. The end result</w:t>
+          <w:t xml:space="preserve">12. Known limits of the engine itself</w:t>
         </w:r>
       </w:hyperlink>
     </w:p>
@@ -300,13 +300,13 @@
       <w:hyperlink w:history="1" w:anchor="sec12">
         <w:r>
           <w:rPr>
-            <w:b w:val="false"/>
-            <w:bCs w:val="false"/>
-            <w:color w:val="262626"/>
+            <w:b/>
+            <w:bCs/>
+            <w:color w:val="1F4E79"/>
             <w:sz w:val="22"/>
             <w:szCs w:val="22"/>
           </w:rPr>
-          <w:t xml:space="preserve">13. Known limits of the engine itself</w:t>
+          <w:t xml:space="preserve">13. Where the budget held the engine back</w:t>
         </w:r>
       </w:hyperlink>
     </w:p>
@@ -323,41 +323,7 @@
             <w:sz w:val="22"/>
             <w:szCs w:val="22"/>
           </w:rPr>
-          <w:t xml:space="preserve">14. Where the budget held the engine back</w:t>
-        </w:r>
-      </w:hyperlink>
-    </w:p>
-    <w:p>
-      <w:pPr>
-        <w:spacing w:after="90"/>
-      </w:pPr>
-      <w:hyperlink w:history="1" w:anchor="sec14">
-        <w:r>
-          <w:rPr>
-            <w:b/>
-            <w:bCs/>
-            <w:color w:val="1F4E79"/>
-            <w:sz w:val="22"/>
-            <w:szCs w:val="22"/>
-          </w:rPr>
-          <w:t xml:space="preserve">15. Paid sources that would make the engine better</w:t>
-        </w:r>
-      </w:hyperlink>
-    </w:p>
-    <w:p>
-      <w:pPr>
-        <w:spacing w:after="90"/>
-      </w:pPr>
-      <w:hyperlink w:history="1" w:anchor="sec15">
-        <w:r>
-          <w:rPr>
-            <w:b/>
-            <w:bCs/>
-            <w:color w:val="1F4E79"/>
-            <w:sz w:val="22"/>
-            <w:szCs w:val="22"/>
-          </w:rPr>
-          <w:t xml:space="preserve">16. If the capital constraint is removed</w:t>
+          <w:t xml:space="preserve">14. Paid sources that would make the engine better</w:t>
         </w:r>
       </w:hyperlink>
     </w:p>
@@ -376,78 +342,7 @@
           <w:iCs/>
           <w:color w:val="595959"/>
         </w:rPr>
-        <w:t xml:space="preserve">This document describes the engine built so far: where its data comes from, how that data is processed, how strategies are simulated and validated, how live execution works, and how the system is deployed, recorded and monitored. It deliberately excludes the trading strategies and every book running on dry run. Three closing parts cover where the budget held the engine back, how paid data sources would help, and what changes if the capital constraint is removed.</w:t>
-      </w:r>
-    </w:p>
-    <w:p>
-      <w:pPr>
-        <w:shd w:fill="FFF4CE" w:color="auto" w:val="clear"/>
-        <w:spacing w:after="120" w:line="276"/>
-        <w:ind w:left="120" w:right="120"/>
-      </w:pPr>
-      <w:r>
-        <w:rPr>
-          <w:b/>
-          <w:bCs/>
-        </w:rPr>
-        <w:t xml:space="preserve">What this document is NOT about.</w:t>
-      </w:r>
-      <w:r>
-        <w:t xml:space="preserve"> It does not explain any strategy's rules or say whether one makes money. That is in docs 01, 02, 10, 13, 16, 17 and 20. It also does not cover the </w:t>
-      </w:r>
-      <w:r>
-        <w:rPr>
-          <w:rFonts w:ascii="Consolas" w:cs="Consolas" w:eastAsia="Consolas" w:hAnsi="Consolas"/>
-          <w:sz w:val="19"/>
-          <w:szCs w:val="19"/>
-        </w:rPr>
-        <w:t xml:space="preserve">--final</w:t>
-      </w:r>
-      <w:r>
-        <w:t xml:space="preserve"> book set running in </w:t>
-      </w:r>
-      <w:r>
-        <w:rPr>
-          <w:rFonts w:ascii="Consolas" w:cs="Consolas" w:eastAsia="Consolas" w:hAnsi="Consolas"/>
-          <w:sz w:val="19"/>
-          <w:szCs w:val="19"/>
-        </w:rPr>
-        <w:t xml:space="preserve">--mode dry</w:t>
-      </w:r>
-      <w:r>
-        <w:t xml:space="preserve"> on the VM (</w:t>
-      </w:r>
-      <w:r>
-        <w:rPr>
-          <w:rFonts w:ascii="Consolas" w:cs="Consolas" w:eastAsia="Consolas" w:hAnsi="Consolas"/>
-          <w:sz w:val="19"/>
-          <w:szCs w:val="19"/>
-        </w:rPr>
-        <w:t xml:space="preserve">final_books.py</w:t>
-      </w:r>
-      <w:r>
-        <w:t xml:space="preserve">, </w:t>
-      </w:r>
-      <w:r>
-        <w:rPr>
-          <w:rFonts w:ascii="Consolas" w:cs="Consolas" w:eastAsia="Consolas" w:hAnsi="Consolas"/>
-          <w:sz w:val="19"/>
-          <w:szCs w:val="19"/>
-        </w:rPr>
-        <w:t xml:space="preserve">combo-bot-final.service</w:t>
-      </w:r>
-      <w:r>
-        <w:t xml:space="preserve">), or any paper book's results. Strategies show up here only as </w:t>
-      </w:r>
-      <w:r>
-        <w:rPr>
-          <w:i/>
-          <w:iCs/>
-        </w:rPr>
-        <w:t xml:space="preserve">plug-ins</w:t>
-      </w:r>
-      <w:r>
-        <w:t xml:space="preserve">: "a book produces target positions". What follows is the machinery under them: data in, processing, simulation, validation, execution, records, deployment, monitoring.</w:t>
+        <w:t xml:space="preserve">This document describes the crypto trading engine built so far: where its data comes from, how that data is processed, how strategies are simulated and validated, how live execution on Bitget works, and how the system is deployed, recorded and monitored. It covers the machinery only, not the trading strategies that run on it. The two closing parts cover where the budget held the engine back, and how paid data sources would help.</w:t>
       </w:r>
     </w:p>
     <w:p>
@@ -646,7 +541,7 @@
                 <w:sz w:val="17"/>
                 <w:szCs w:val="17"/>
               </w:rPr>
-              <w:t xml:space="preserve">Free public feeds: Binance REST and archive (incl. 339 dead perps), Bitget via ccxt, OKX, Coinbase, Deribit, Upbit, Hyperliquid, sentiment and macro APIs, MT5 for forex, Databento on free credit</w:t>
+              <w:t xml:space="preserve">Free public feeds: Binance REST and archive (incl. 339 dead perps), Bitget via ccxt, OKX, Coinbase, Deribit, Upbit, Hyperliquid, sentiment and macro APIs</w:t>
             </w:r>
           </w:p>
         </w:tc>
@@ -1842,7 +1737,7 @@
         <w:t xml:space="preserve">public and free</w:t>
       </w:r>
       <w:r>
-        <w:t xml:space="preserve">, apart from one use of a paid vendor's free credit (Databento, §2.6). No API key is needed for any data feed. Keys exist only for </w:t>
+        <w:t xml:space="preserve">. No API key is needed for any data feed. Keys exist only for </w:t>
       </w:r>
       <w:r>
         <w:rPr>
@@ -4956,7 +4851,7 @@
                 <w:sz w:val="17"/>
                 <w:szCs w:val="17"/>
               </w:rPr>
-              <w:t xml:space="preserve">yfinance</w:t>
+              <w:t xml:space="preserve">Yahoo Finance (daily)</w:t>
             </w:r>
           </w:p>
         </w:tc>
@@ -4985,7 +4880,7 @@
                 <w:sz w:val="17"/>
                 <w:szCs w:val="17"/>
               </w:rPr>
-              <w:t xml:space="preserve">Nasdaq / QQQ, DXY, VIX, commodities, indices</w:t>
+              <w:t xml:space="preserve">QQQ, DXY and VIX as inputs to the BTC timing tests</w:t>
             </w:r>
           </w:p>
         </w:tc>
@@ -5015,37 +4910,7 @@
                 <w:sz w:val="15"/>
                 <w:szCs w:val="15"/>
               </w:rPr>
-              <w:t xml:space="preserve">backtest/tradfi.py</w:t>
-            </w:r>
-            <w:r>
-              <w:rPr>
-                <w:sz w:val="17"/>
-                <w:szCs w:val="17"/>
-              </w:rPr>
-              <w:t xml:space="preserve">, </w:t>
-            </w:r>
-            <w:r>
-              <w:rPr>
-                <w:rFonts w:ascii="Consolas" w:cs="Consolas" w:eastAsia="Consolas" w:hAnsi="Consolas"/>
-                <w:sz w:val="15"/>
-                <w:szCs w:val="15"/>
-              </w:rPr>
-              <w:t xml:space="preserve">fx_tsmom.py</w:t>
-            </w:r>
-            <w:r>
-              <w:rPr>
-                <w:sz w:val="17"/>
-                <w:szCs w:val="17"/>
-              </w:rPr>
-              <w:t xml:space="preserve">, </w:t>
-            </w:r>
-            <w:r>
-              <w:rPr>
-                <w:rFonts w:ascii="Consolas" w:cs="Consolas" w:eastAsia="Consolas" w:hAnsi="Consolas"/>
-                <w:sz w:val="15"/>
-                <w:szCs w:val="15"/>
-              </w:rPr>
-              <w:t xml:space="preserve">nq_*.py</w:t>
+              <w:t xml:space="preserve">backtest/btc_signals.py</w:t>
             </w:r>
           </w:p>
         </w:tc>
@@ -5794,835 +5659,6 @@
       <w:r>
         <w:t xml:space="preserve">).</w:t>
       </w:r>
-    </w:p>
-    <w:p>
-      <w:pPr>
-        <w:pStyle w:val="Heading2"/>
-      </w:pPr>
-      <w:r>
-        <w:t xml:space="preserve">2.6 The forex / index sources</w:t>
-      </w:r>
-    </w:p>
-    <w:tbl>
-      <w:tblPr>
-        <w:tblW w:type="dxa" w:w="9506"/>
-        <w:tblBorders>
-          <w:top w:val="single" w:color="auto" w:sz="4"/>
-          <w:left w:val="single" w:color="auto" w:sz="4"/>
-          <w:bottom w:val="single" w:color="auto" w:sz="4"/>
-          <w:right w:val="single" w:color="auto" w:sz="4"/>
-          <w:insideH w:val="single" w:color="auto" w:sz="4"/>
-          <w:insideV w:val="single" w:color="auto" w:sz="4"/>
-        </w:tblBorders>
-      </w:tblPr>
-      <w:tblGrid>
-        <w:gridCol w:w="3013"/>
-        <w:gridCol w:w="3013"/>
-        <w:gridCol w:w="3480"/>
-      </w:tblGrid>
-      <w:tr>
-        <w:trPr>
-          <w:cantSplit/>
-          <w:tblHeader/>
-        </w:trPr>
-        <w:tc>
-          <w:tcPr>
-            <w:tcW w:type="dxa" w:w="3013"/>
-            <w:tcBorders>
-              <w:top w:val="single" w:color="BFBFBF" w:sz="4"/>
-              <w:left w:val="single" w:color="BFBFBF" w:sz="4"/>
-              <w:bottom w:val="single" w:color="BFBFBF" w:sz="4"/>
-              <w:right w:val="single" w:color="BFBFBF" w:sz="4"/>
-            </w:tcBorders>
-            <w:shd w:fill="D9E2F3" w:color="auto" w:val="clear"/>
-            <w:tcMar>
-              <w:top w:type="dxa" w:w="60"/>
-              <w:left w:type="dxa" w:w="90"/>
-              <w:bottom w:type="dxa" w:w="60"/>
-              <w:right w:type="dxa" w:w="90"/>
-            </w:tcMar>
-          </w:tcPr>
-          <w:p>
-            <w:pPr>
-              <w:spacing w:after="0" w:line="252"/>
-            </w:pPr>
-            <w:r>
-              <w:rPr>
-                <w:b/>
-                <w:bCs/>
-                <w:sz w:val="17"/>
-                <w:szCs w:val="17"/>
-              </w:rPr>
-              <w:t xml:space="preserve">source</w:t>
-            </w:r>
-          </w:p>
-        </w:tc>
-        <w:tc>
-          <w:tcPr>
-            <w:tcW w:type="dxa" w:w="3013"/>
-            <w:tcBorders>
-              <w:top w:val="single" w:color="BFBFBF" w:sz="4"/>
-              <w:left w:val="single" w:color="BFBFBF" w:sz="4"/>
-              <w:bottom w:val="single" w:color="BFBFBF" w:sz="4"/>
-              <w:right w:val="single" w:color="BFBFBF" w:sz="4"/>
-            </w:tcBorders>
-            <w:shd w:fill="D9E2F3" w:color="auto" w:val="clear"/>
-            <w:tcMar>
-              <w:top w:type="dxa" w:w="60"/>
-              <w:left w:type="dxa" w:w="90"/>
-              <w:bottom w:type="dxa" w:w="60"/>
-              <w:right w:type="dxa" w:w="90"/>
-            </w:tcMar>
-          </w:tcPr>
-          <w:p>
-            <w:pPr>
-              <w:spacing w:after="0" w:line="252"/>
-            </w:pPr>
-            <w:r>
-              <w:rPr>
-                <w:b/>
-                <w:bCs/>
-                <w:sz w:val="17"/>
-                <w:szCs w:val="17"/>
-              </w:rPr>
-              <w:t xml:space="preserve">what</w:t>
-            </w:r>
-          </w:p>
-        </w:tc>
-        <w:tc>
-          <w:tcPr>
-            <w:tcW w:type="dxa" w:w="3480"/>
-            <w:tcBorders>
-              <w:top w:val="single" w:color="BFBFBF" w:sz="4"/>
-              <w:left w:val="single" w:color="BFBFBF" w:sz="4"/>
-              <w:bottom w:val="single" w:color="BFBFBF" w:sz="4"/>
-              <w:right w:val="single" w:color="BFBFBF" w:sz="4"/>
-            </w:tcBorders>
-            <w:shd w:fill="D9E2F3" w:color="auto" w:val="clear"/>
-            <w:tcMar>
-              <w:top w:type="dxa" w:w="60"/>
-              <w:left w:type="dxa" w:w="90"/>
-              <w:bottom w:type="dxa" w:w="60"/>
-              <w:right w:type="dxa" w:w="90"/>
-            </w:tcMar>
-          </w:tcPr>
-          <w:p>
-            <w:pPr>
-              <w:spacing w:after="0" w:line="252"/>
-            </w:pPr>
-            <w:r>
-              <w:rPr>
-                <w:b/>
-                <w:bCs/>
-                <w:sz w:val="17"/>
-                <w:szCs w:val="17"/>
-              </w:rPr>
-              <w:t xml:space="preserve">file</w:t>
-            </w:r>
-          </w:p>
-        </w:tc>
-      </w:tr>
-      <w:tr>
-        <w:trPr>
-          <w:cantSplit/>
-          <w:tblHeader w:val="false"/>
-        </w:trPr>
-        <w:tc>
-          <w:tcPr>
-            <w:tcW w:type="dxa" w:w="3013"/>
-            <w:tcBorders>
-              <w:top w:val="single" w:color="BFBFBF" w:sz="4"/>
-              <w:left w:val="single" w:color="BFBFBF" w:sz="4"/>
-              <w:bottom w:val="single" w:color="BFBFBF" w:sz="4"/>
-              <w:right w:val="single" w:color="BFBFBF" w:sz="4"/>
-            </w:tcBorders>
-            <w:tcMar>
-              <w:top w:type="dxa" w:w="60"/>
-              <w:left w:type="dxa" w:w="90"/>
-              <w:bottom w:type="dxa" w:w="60"/>
-              <w:right w:type="dxa" w:w="90"/>
-            </w:tcMar>
-          </w:tcPr>
-          <w:p>
-            <w:pPr>
-              <w:spacing w:after="0" w:line="252"/>
-            </w:pPr>
-            <w:r>
-              <w:rPr>
-                <w:b/>
-                <w:bCs/>
-                <w:sz w:val="17"/>
-                <w:szCs w:val="17"/>
-              </w:rPr>
-              <w:t xml:space="preserve">MetaTrader 5 terminal</w:t>
-            </w:r>
-            <w:r>
-              <w:rPr>
-                <w:sz w:val="17"/>
-                <w:szCs w:val="17"/>
-              </w:rPr>
-              <w:t xml:space="preserve"> (Exness, Python </w:t>
-            </w:r>
-            <w:r>
-              <w:rPr>
-                <w:rFonts w:ascii="Consolas" w:cs="Consolas" w:eastAsia="Consolas" w:hAnsi="Consolas"/>
-                <w:sz w:val="15"/>
-                <w:szCs w:val="15"/>
-              </w:rPr>
-              <w:t xml:space="preserve">MetaTrader5</w:t>
-            </w:r>
-            <w:r>
-              <w:rPr>
-                <w:sz w:val="17"/>
-                <w:szCs w:val="17"/>
-              </w:rPr>
-              <w:t xml:space="preserve"> package, Windows only)</w:t>
-            </w:r>
-          </w:p>
-        </w:tc>
-        <w:tc>
-          <w:tcPr>
-            <w:tcW w:type="dxa" w:w="3013"/>
-            <w:tcBorders>
-              <w:top w:val="single" w:color="BFBFBF" w:sz="4"/>
-              <w:left w:val="single" w:color="BFBFBF" w:sz="4"/>
-              <w:bottom w:val="single" w:color="BFBFBF" w:sz="4"/>
-              <w:right w:val="single" w:color="BFBFBF" w:sz="4"/>
-            </w:tcBorders>
-            <w:tcMar>
-              <w:top w:type="dxa" w:w="60"/>
-              <w:left w:type="dxa" w:w="90"/>
-              <w:bottom w:type="dxa" w:w="60"/>
-              <w:right w:type="dxa" w:w="90"/>
-            </w:tcMar>
-          </w:tcPr>
-          <w:p>
-            <w:pPr>
-              <w:spacing w:after="0" w:line="252"/>
-            </w:pPr>
-            <w:r>
-              <w:rPr>
-                <w:sz w:val="17"/>
-                <w:szCs w:val="17"/>
-              </w:rPr>
-              <w:t xml:space="preserve">bars and </w:t>
-            </w:r>
-            <w:r>
-              <w:rPr>
-                <w:b/>
-                <w:bCs/>
-                <w:sz w:val="17"/>
-                <w:szCs w:val="17"/>
-              </w:rPr>
-              <w:t xml:space="preserve">millisecond bid/ask ticks</w:t>
-            </w:r>
-            <w:r>
-              <w:rPr>
-                <w:sz w:val="17"/>
-                <w:szCs w:val="17"/>
-              </w:rPr>
-              <w:t xml:space="preserve"> (USTECm from 2026-01), contract specs</w:t>
-            </w:r>
-          </w:p>
-        </w:tc>
-        <w:tc>
-          <w:tcPr>
-            <w:tcW w:type="dxa" w:w="3480"/>
-            <w:tcBorders>
-              <w:top w:val="single" w:color="BFBFBF" w:sz="4"/>
-              <w:left w:val="single" w:color="BFBFBF" w:sz="4"/>
-              <w:bottom w:val="single" w:color="BFBFBF" w:sz="4"/>
-              <w:right w:val="single" w:color="BFBFBF" w:sz="4"/>
-            </w:tcBorders>
-            <w:tcMar>
-              <w:top w:type="dxa" w:w="60"/>
-              <w:left w:type="dxa" w:w="90"/>
-              <w:bottom w:type="dxa" w:w="60"/>
-              <w:right w:type="dxa" w:w="90"/>
-            </w:tcMar>
-          </w:tcPr>
-          <w:p>
-            <w:pPr>
-              <w:spacing w:after="0" w:line="252"/>
-            </w:pPr>
-            <w:r>
-              <w:rPr>
-                <w:rFonts w:ascii="Consolas" w:cs="Consolas" w:eastAsia="Consolas" w:hAnsi="Consolas"/>
-                <w:sz w:val="15"/>
-                <w:szCs w:val="15"/>
-              </w:rPr>
-              <w:t xml:space="preserve">bot/core/broker.py</w:t>
-            </w:r>
-            <w:r>
-              <w:rPr>
-                <w:sz w:val="17"/>
-                <w:szCs w:val="17"/>
-              </w:rPr>
-              <w:t xml:space="preserve">, </w:t>
-            </w:r>
-            <w:r>
-              <w:rPr>
-                <w:rFonts w:ascii="Consolas" w:cs="Consolas" w:eastAsia="Consolas" w:hAnsi="Consolas"/>
-                <w:sz w:val="15"/>
-                <w:szCs w:val="15"/>
-              </w:rPr>
-              <w:t xml:space="preserve">bot/core/instrument.py</w:t>
-            </w:r>
-            <w:r>
-              <w:rPr>
-                <w:sz w:val="17"/>
-                <w:szCs w:val="17"/>
-              </w:rPr>
-              <w:t xml:space="preserve">, </w:t>
-            </w:r>
-            <w:r>
-              <w:rPr>
-                <w:rFonts w:ascii="Consolas" w:cs="Consolas" w:eastAsia="Consolas" w:hAnsi="Consolas"/>
-                <w:sz w:val="15"/>
-                <w:szCs w:val="15"/>
-              </w:rPr>
-              <w:t xml:space="preserve">backtest/his_ticks.py</w:t>
-            </w:r>
-            <w:r>
-              <w:rPr>
-                <w:sz w:val="17"/>
-                <w:szCs w:val="17"/>
-              </w:rPr>
-              <w:t xml:space="preserve">, </w:t>
-            </w:r>
-            <w:r>
-              <w:rPr>
-                <w:rFonts w:ascii="Consolas" w:cs="Consolas" w:eastAsia="Consolas" w:hAnsi="Consolas"/>
-                <w:sz w:val="15"/>
-                <w:szCs w:val="15"/>
-              </w:rPr>
-              <w:t xml:space="preserve">his_tick_cache.py</w:t>
-            </w:r>
-          </w:p>
-        </w:tc>
-      </w:tr>
-      <w:tr>
-        <w:trPr>
-          <w:cantSplit/>
-          <w:tblHeader w:val="false"/>
-        </w:trPr>
-        <w:tc>
-          <w:tcPr>
-            <w:tcW w:type="dxa" w:w="3013"/>
-            <w:tcBorders>
-              <w:top w:val="single" w:color="BFBFBF" w:sz="4"/>
-              <w:left w:val="single" w:color="BFBFBF" w:sz="4"/>
-              <w:bottom w:val="single" w:color="BFBFBF" w:sz="4"/>
-              <w:right w:val="single" w:color="BFBFBF" w:sz="4"/>
-            </w:tcBorders>
-            <w:tcMar>
-              <w:top w:type="dxa" w:w="60"/>
-              <w:left w:type="dxa" w:w="90"/>
-              <w:bottom w:type="dxa" w:w="60"/>
-              <w:right w:type="dxa" w:w="90"/>
-            </w:tcMar>
-          </w:tcPr>
-          <w:p>
-            <w:pPr>
-              <w:spacing w:after="0" w:line="252"/>
-            </w:pPr>
-            <w:r>
-              <w:rPr>
-                <w:sz w:val="17"/>
-                <w:szCs w:val="17"/>
-              </w:rPr>
-              <w:t xml:space="preserve">ForexFactory calendar</w:t>
-            </w:r>
-          </w:p>
-        </w:tc>
-        <w:tc>
-          <w:tcPr>
-            <w:tcW w:type="dxa" w:w="3013"/>
-            <w:tcBorders>
-              <w:top w:val="single" w:color="BFBFBF" w:sz="4"/>
-              <w:left w:val="single" w:color="BFBFBF" w:sz="4"/>
-              <w:bottom w:val="single" w:color="BFBFBF" w:sz="4"/>
-              <w:right w:val="single" w:color="BFBFBF" w:sz="4"/>
-            </w:tcBorders>
-            <w:tcMar>
-              <w:top w:type="dxa" w:w="60"/>
-              <w:left w:type="dxa" w:w="90"/>
-              <w:bottom w:type="dxa" w:w="60"/>
-              <w:right w:type="dxa" w:w="90"/>
-            </w:tcMar>
-          </w:tcPr>
-          <w:p>
-            <w:pPr>
-              <w:spacing w:after="0" w:line="252"/>
-            </w:pPr>
-            <w:r>
-              <w:rPr>
-                <w:sz w:val="17"/>
-                <w:szCs w:val="17"/>
-              </w:rPr>
-              <w:t xml:space="preserve">economic releases and surprises</w:t>
-            </w:r>
-          </w:p>
-        </w:tc>
-        <w:tc>
-          <w:tcPr>
-            <w:tcW w:type="dxa" w:w="3480"/>
-            <w:tcBorders>
-              <w:top w:val="single" w:color="BFBFBF" w:sz="4"/>
-              <w:left w:val="single" w:color="BFBFBF" w:sz="4"/>
-              <w:bottom w:val="single" w:color="BFBFBF" w:sz="4"/>
-              <w:right w:val="single" w:color="BFBFBF" w:sz="4"/>
-            </w:tcBorders>
-            <w:tcMar>
-              <w:top w:type="dxa" w:w="60"/>
-              <w:left w:type="dxa" w:w="90"/>
-              <w:bottom w:type="dxa" w:w="60"/>
-              <w:right w:type="dxa" w:w="90"/>
-            </w:tcMar>
-          </w:tcPr>
-          <w:p>
-            <w:pPr>
-              <w:spacing w:after="0" w:line="252"/>
-            </w:pPr>
-            <w:r>
-              <w:rPr>
-                <w:rFonts w:ascii="Consolas" w:cs="Consolas" w:eastAsia="Consolas" w:hAnsi="Consolas"/>
-                <w:sz w:val="15"/>
-                <w:szCs w:val="15"/>
-              </w:rPr>
-              <w:t xml:space="preserve">backtest/ff_calendar.py</w:t>
-            </w:r>
-          </w:p>
-        </w:tc>
-      </w:tr>
-      <w:tr>
-        <w:trPr>
-          <w:cantSplit/>
-          <w:tblHeader w:val="false"/>
-        </w:trPr>
-        <w:tc>
-          <w:tcPr>
-            <w:tcW w:type="dxa" w:w="3013"/>
-            <w:tcBorders>
-              <w:top w:val="single" w:color="BFBFBF" w:sz="4"/>
-              <w:left w:val="single" w:color="BFBFBF" w:sz="4"/>
-              <w:bottom w:val="single" w:color="BFBFBF" w:sz="4"/>
-              <w:right w:val="single" w:color="BFBFBF" w:sz="4"/>
-            </w:tcBorders>
-            <w:tcMar>
-              <w:top w:type="dxa" w:w="60"/>
-              <w:left w:type="dxa" w:w="90"/>
-              <w:bottom w:type="dxa" w:w="60"/>
-              <w:right w:type="dxa" w:w="90"/>
-            </w:tcMar>
-          </w:tcPr>
-          <w:p>
-            <w:pPr>
-              <w:spacing w:after="0" w:line="252"/>
-            </w:pPr>
-            <w:r>
-              <w:rPr>
-                <w:sz w:val="17"/>
-                <w:szCs w:val="17"/>
-              </w:rPr>
-              <w:t xml:space="preserve">Federal Reserve FOMC calendar</w:t>
-            </w:r>
-          </w:p>
-        </w:tc>
-        <w:tc>
-          <w:tcPr>
-            <w:tcW w:type="dxa" w:w="3013"/>
-            <w:tcBorders>
-              <w:top w:val="single" w:color="BFBFBF" w:sz="4"/>
-              <w:left w:val="single" w:color="BFBFBF" w:sz="4"/>
-              <w:bottom w:val="single" w:color="BFBFBF" w:sz="4"/>
-              <w:right w:val="single" w:color="BFBFBF" w:sz="4"/>
-            </w:tcBorders>
-            <w:tcMar>
-              <w:top w:type="dxa" w:w="60"/>
-              <w:left w:type="dxa" w:w="90"/>
-              <w:bottom w:type="dxa" w:w="60"/>
-              <w:right w:type="dxa" w:w="90"/>
-            </w:tcMar>
-          </w:tcPr>
-          <w:p>
-            <w:pPr>
-              <w:spacing w:after="0" w:line="252"/>
-            </w:pPr>
-            <w:r>
-              <w:rPr>
-                <w:sz w:val="17"/>
-                <w:szCs w:val="17"/>
-              </w:rPr>
-              <w:t xml:space="preserve">Fed meeting days</w:t>
-            </w:r>
-          </w:p>
-        </w:tc>
-        <w:tc>
-          <w:tcPr>
-            <w:tcW w:type="dxa" w:w="3480"/>
-            <w:tcBorders>
-              <w:top w:val="single" w:color="BFBFBF" w:sz="4"/>
-              <w:left w:val="single" w:color="BFBFBF" w:sz="4"/>
-              <w:bottom w:val="single" w:color="BFBFBF" w:sz="4"/>
-              <w:right w:val="single" w:color="BFBFBF" w:sz="4"/>
-            </w:tcBorders>
-            <w:tcMar>
-              <w:top w:type="dxa" w:w="60"/>
-              <w:left w:type="dxa" w:w="90"/>
-              <w:bottom w:type="dxa" w:w="60"/>
-              <w:right w:type="dxa" w:w="90"/>
-            </w:tcMar>
-          </w:tcPr>
-          <w:p>
-            <w:pPr>
-              <w:spacing w:after="0" w:line="252"/>
-            </w:pPr>
-            <w:r>
-              <w:rPr>
-                <w:rFonts w:ascii="Consolas" w:cs="Consolas" w:eastAsia="Consolas" w:hAnsi="Consolas"/>
-                <w:sz w:val="15"/>
-                <w:szCs w:val="15"/>
-              </w:rPr>
-              <w:t xml:space="preserve">backtest/his_news.py</w:t>
-            </w:r>
-          </w:p>
-        </w:tc>
-      </w:tr>
-      <w:tr>
-        <w:trPr>
-          <w:cantSplit/>
-          <w:tblHeader w:val="false"/>
-        </w:trPr>
-        <w:tc>
-          <w:tcPr>
-            <w:tcW w:type="dxa" w:w="3013"/>
-            <w:tcBorders>
-              <w:top w:val="single" w:color="BFBFBF" w:sz="4"/>
-              <w:left w:val="single" w:color="BFBFBF" w:sz="4"/>
-              <w:bottom w:val="single" w:color="BFBFBF" w:sz="4"/>
-              <w:right w:val="single" w:color="BFBFBF" w:sz="4"/>
-            </w:tcBorders>
-            <w:tcMar>
-              <w:top w:type="dxa" w:w="60"/>
-              <w:left w:type="dxa" w:w="90"/>
-              <w:bottom w:type="dxa" w:w="60"/>
-              <w:right w:type="dxa" w:w="90"/>
-            </w:tcMar>
-          </w:tcPr>
-          <w:p>
-            <w:pPr>
-              <w:spacing w:after="0" w:line="252"/>
-            </w:pPr>
-            <w:r>
-              <w:rPr>
-                <w:sz w:val="17"/>
-                <w:szCs w:val="17"/>
-              </w:rPr>
-              <w:t xml:space="preserve">Alpaca news API</w:t>
-            </w:r>
-          </w:p>
-        </w:tc>
-        <w:tc>
-          <w:tcPr>
-            <w:tcW w:type="dxa" w:w="3013"/>
-            <w:tcBorders>
-              <w:top w:val="single" w:color="BFBFBF" w:sz="4"/>
-              <w:left w:val="single" w:color="BFBFBF" w:sz="4"/>
-              <w:bottom w:val="single" w:color="BFBFBF" w:sz="4"/>
-              <w:right w:val="single" w:color="BFBFBF" w:sz="4"/>
-            </w:tcBorders>
-            <w:tcMar>
-              <w:top w:type="dxa" w:w="60"/>
-              <w:left w:type="dxa" w:w="90"/>
-              <w:bottom w:type="dxa" w:w="60"/>
-              <w:right w:type="dxa" w:w="90"/>
-            </w:tcMar>
-          </w:tcPr>
-          <w:p>
-            <w:pPr>
-              <w:spacing w:after="0" w:line="252"/>
-            </w:pPr>
-            <w:r>
-              <w:rPr>
-                <w:sz w:val="17"/>
-                <w:szCs w:val="17"/>
-              </w:rPr>
-              <w:t xml:space="preserve">headlines</w:t>
-            </w:r>
-          </w:p>
-        </w:tc>
-        <w:tc>
-          <w:tcPr>
-            <w:tcW w:type="dxa" w:w="3480"/>
-            <w:tcBorders>
-              <w:top w:val="single" w:color="BFBFBF" w:sz="4"/>
-              <w:left w:val="single" w:color="BFBFBF" w:sz="4"/>
-              <w:bottom w:val="single" w:color="BFBFBF" w:sz="4"/>
-              <w:right w:val="single" w:color="BFBFBF" w:sz="4"/>
-            </w:tcBorders>
-            <w:tcMar>
-              <w:top w:type="dxa" w:w="60"/>
-              <w:left w:type="dxa" w:w="90"/>
-              <w:bottom w:type="dxa" w:w="60"/>
-              <w:right w:type="dxa" w:w="90"/>
-            </w:tcMar>
-          </w:tcPr>
-          <w:p>
-            <w:pPr>
-              <w:spacing w:after="0" w:line="252"/>
-            </w:pPr>
-            <w:r>
-              <w:rPr>
-                <w:rFonts w:ascii="Consolas" w:cs="Consolas" w:eastAsia="Consolas" w:hAnsi="Consolas"/>
-                <w:sz w:val="15"/>
-                <w:szCs w:val="15"/>
-              </w:rPr>
-              <w:t xml:space="preserve">backtest/his_headlines.py</w:t>
-            </w:r>
-          </w:p>
-        </w:tc>
-      </w:tr>
-      <w:tr>
-        <w:trPr>
-          <w:cantSplit/>
-          <w:tblHeader w:val="false"/>
-        </w:trPr>
-        <w:tc>
-          <w:tcPr>
-            <w:tcW w:type="dxa" w:w="3013"/>
-            <w:tcBorders>
-              <w:top w:val="single" w:color="BFBFBF" w:sz="4"/>
-              <w:left w:val="single" w:color="BFBFBF" w:sz="4"/>
-              <w:bottom w:val="single" w:color="BFBFBF" w:sz="4"/>
-              <w:right w:val="single" w:color="BFBFBF" w:sz="4"/>
-            </w:tcBorders>
-            <w:tcMar>
-              <w:top w:type="dxa" w:w="60"/>
-              <w:left w:type="dxa" w:w="90"/>
-              <w:bottom w:type="dxa" w:w="60"/>
-              <w:right w:type="dxa" w:w="90"/>
-            </w:tcMar>
-          </w:tcPr>
-          <w:p>
-            <w:pPr>
-              <w:spacing w:after="0" w:line="252"/>
-            </w:pPr>
-            <w:r>
-              <w:rPr>
-                <w:sz w:val="17"/>
-                <w:szCs w:val="17"/>
-              </w:rPr>
-              <w:t xml:space="preserve">CNN archive of Trump posts</w:t>
-            </w:r>
-          </w:p>
-        </w:tc>
-        <w:tc>
-          <w:tcPr>
-            <w:tcW w:type="dxa" w:w="3013"/>
-            <w:tcBorders>
-              <w:top w:val="single" w:color="BFBFBF" w:sz="4"/>
-              <w:left w:val="single" w:color="BFBFBF" w:sz="4"/>
-              <w:bottom w:val="single" w:color="BFBFBF" w:sz="4"/>
-              <w:right w:val="single" w:color="BFBFBF" w:sz="4"/>
-            </w:tcBorders>
-            <w:tcMar>
-              <w:top w:type="dxa" w:w="60"/>
-              <w:left w:type="dxa" w:w="90"/>
-              <w:bottom w:type="dxa" w:w="60"/>
-              <w:right w:type="dxa" w:w="90"/>
-            </w:tcMar>
-          </w:tcPr>
-          <w:p>
-            <w:pPr>
-              <w:spacing w:after="0" w:line="252"/>
-            </w:pPr>
-            <w:r>
-              <w:rPr>
-                <w:sz w:val="17"/>
-                <w:szCs w:val="17"/>
-              </w:rPr>
-              <w:t xml:space="preserve">post times</w:t>
-            </w:r>
-          </w:p>
-        </w:tc>
-        <w:tc>
-          <w:tcPr>
-            <w:tcW w:type="dxa" w:w="3480"/>
-            <w:tcBorders>
-              <w:top w:val="single" w:color="BFBFBF" w:sz="4"/>
-              <w:left w:val="single" w:color="BFBFBF" w:sz="4"/>
-              <w:bottom w:val="single" w:color="BFBFBF" w:sz="4"/>
-              <w:right w:val="single" w:color="BFBFBF" w:sz="4"/>
-            </w:tcBorders>
-            <w:tcMar>
-              <w:top w:type="dxa" w:w="60"/>
-              <w:left w:type="dxa" w:w="90"/>
-              <w:bottom w:type="dxa" w:w="60"/>
-              <w:right w:type="dxa" w:w="90"/>
-            </w:tcMar>
-          </w:tcPr>
-          <w:p>
-            <w:pPr>
-              <w:spacing w:after="0" w:line="252"/>
-            </w:pPr>
-            <w:r>
-              <w:rPr>
-                <w:rFonts w:ascii="Consolas" w:cs="Consolas" w:eastAsia="Consolas" w:hAnsi="Consolas"/>
-                <w:sz w:val="15"/>
-                <w:szCs w:val="15"/>
-              </w:rPr>
-              <w:t xml:space="preserve">backtest/his_posts.py</w:t>
-            </w:r>
-          </w:p>
-        </w:tc>
-      </w:tr>
-      <w:tr>
-        <w:trPr>
-          <w:cantSplit/>
-          <w:tblHeader w:val="false"/>
-        </w:trPr>
-        <w:tc>
-          <w:tcPr>
-            <w:tcW w:type="dxa" w:w="3013"/>
-            <w:tcBorders>
-              <w:top w:val="single" w:color="BFBFBF" w:sz="4"/>
-              <w:left w:val="single" w:color="BFBFBF" w:sz="4"/>
-              <w:bottom w:val="single" w:color="BFBFBF" w:sz="4"/>
-              <w:right w:val="single" w:color="BFBFBF" w:sz="4"/>
-            </w:tcBorders>
-            <w:tcMar>
-              <w:top w:type="dxa" w:w="60"/>
-              <w:left w:type="dxa" w:w="90"/>
-              <w:bottom w:type="dxa" w:w="60"/>
-              <w:right w:type="dxa" w:w="90"/>
-            </w:tcMar>
-          </w:tcPr>
-          <w:p>
-            <w:pPr>
-              <w:spacing w:after="0" w:line="252"/>
-            </w:pPr>
-            <w:r>
-              <w:rPr>
-                <w:b/>
-                <w:bCs/>
-                <w:sz w:val="17"/>
-                <w:szCs w:val="17"/>
-              </w:rPr>
-              <w:t xml:space="preserve">Databento</w:t>
-            </w:r>
-            <w:r>
-              <w:rPr>
-                <w:sz w:val="17"/>
-                <w:szCs w:val="17"/>
-              </w:rPr>
-              <w:t xml:space="preserve"> (paid vendor, used on the $125 sign-up credit)</w:t>
-            </w:r>
-          </w:p>
-        </w:tc>
-        <w:tc>
-          <w:tcPr>
-            <w:tcW w:type="dxa" w:w="3013"/>
-            <w:tcBorders>
-              <w:top w:val="single" w:color="BFBFBF" w:sz="4"/>
-              <w:left w:val="single" w:color="BFBFBF" w:sz="4"/>
-              <w:bottom w:val="single" w:color="BFBFBF" w:sz="4"/>
-              <w:right w:val="single" w:color="BFBFBF" w:sz="4"/>
-            </w:tcBorders>
-            <w:tcMar>
-              <w:top w:type="dxa" w:w="60"/>
-              <w:left w:type="dxa" w:w="90"/>
-              <w:bottom w:type="dxa" w:w="60"/>
-              <w:right w:type="dxa" w:w="90"/>
-            </w:tcMar>
-          </w:tcPr>
-          <w:p>
-            <w:pPr>
-              <w:spacing w:after="0" w:line="252"/>
-            </w:pPr>
-            <w:r>
-              <w:rPr>
-                <w:sz w:val="17"/>
-                <w:szCs w:val="17"/>
-              </w:rPr>
-              <w:t xml:space="preserve">CME NQ trades with aggressor side</w:t>
-            </w:r>
-          </w:p>
-        </w:tc>
-        <w:tc>
-          <w:tcPr>
-            <w:tcW w:type="dxa" w:w="3480"/>
-            <w:tcBorders>
-              <w:top w:val="single" w:color="BFBFBF" w:sz="4"/>
-              <w:left w:val="single" w:color="BFBFBF" w:sz="4"/>
-              <w:bottom w:val="single" w:color="BFBFBF" w:sz="4"/>
-              <w:right w:val="single" w:color="BFBFBF" w:sz="4"/>
-            </w:tcBorders>
-            <w:tcMar>
-              <w:top w:type="dxa" w:w="60"/>
-              <w:left w:type="dxa" w:w="90"/>
-              <w:bottom w:type="dxa" w:w="60"/>
-              <w:right w:type="dxa" w:w="90"/>
-            </w:tcMar>
-          </w:tcPr>
-          <w:p>
-            <w:pPr>
-              <w:spacing w:after="0" w:line="252"/>
-            </w:pPr>
-            <w:r>
-              <w:rPr>
-                <w:rFonts w:ascii="Consolas" w:cs="Consolas" w:eastAsia="Consolas" w:hAnsi="Consolas"/>
-                <w:sz w:val="15"/>
-                <w:szCs w:val="15"/>
-              </w:rPr>
-              <w:t xml:space="preserve">backtest/his_tape.py</w:t>
-            </w:r>
-            <w:r>
-              <w:rPr>
-                <w:sz w:val="17"/>
-                <w:szCs w:val="17"/>
-              </w:rPr>
-              <w:t xml:space="preserve">; 801,045 trades for </w:t>
-            </w:r>
-            <w:r>
-              <w:rPr>
-                <w:b/>
-                <w:bCs/>
-                <w:sz w:val="17"/>
-                <w:szCs w:val="17"/>
-              </w:rPr>
-              <w:t xml:space="preserve">$1.33</w:t>
-            </w:r>
-            <w:r>
-              <w:rPr>
-                <w:sz w:val="17"/>
-                <w:szCs w:val="17"/>
-              </w:rPr>
-              <w:t xml:space="preserve"> of credit (</w:t>
-            </w:r>
-            <w:r>
-              <w:rPr>
-                <w:rFonts w:ascii="Consolas" w:cs="Consolas" w:eastAsia="Consolas" w:hAnsi="Consolas"/>
-                <w:sz w:val="15"/>
-                <w:szCs w:val="15"/>
-              </w:rPr>
-              <w:t xml:space="preserve">strategy_analysis/his_strategy.md</w:t>
-            </w:r>
-            <w:r>
-              <w:rPr>
-                <w:sz w:val="17"/>
-                <w:szCs w:val="17"/>
-              </w:rPr>
-              <w:t xml:space="preserve"> §37)</w:t>
-            </w:r>
-          </w:p>
-        </w:tc>
-      </w:tr>
-    </w:tbl>
-    <w:p>
-      <w:pPr>
-        <w:spacing w:after="80"/>
-      </w:pPr>
     </w:p>
     <w:p>
       <w:pPr>
@@ -8143,49 +7179,7 @@
         <w:t xml:space="preserve">frozen at the date it was built (2026-09-11 16:00)</w:t>
       </w:r>
       <w:r>
-        <w:t xml:space="preserve">. Any test of recent weeks must use a fresh fetch (CLAUDE.md §10, 2026-10-06). See §13.</w:t>
-      </w:r>
-    </w:p>
-    <w:p>
-      <w:pPr>
-        <w:pStyle w:val="ListParagraph"/>
-        <w:numPr>
-          <w:ilvl w:val="0"/>
-          <w:numId w:val="2"/>
-        </w:numPr>
-        <w:spacing w:after="60" w:line="264"/>
-      </w:pPr>
-      <w:r>
-        <w:rPr>
-          <w:b/>
-          <w:bCs/>
-        </w:rPr>
-        <w:t xml:space="preserve">Secrets never go in the data folder or the repo.</w:t>
-      </w:r>
-      <w:r>
-        <w:t xml:space="preserve"> </w:t>
-      </w:r>
-      <w:r>
-        <w:rPr>
-          <w:rFonts w:ascii="Consolas" w:cs="Consolas" w:eastAsia="Consolas" w:hAnsi="Consolas"/>
-          <w:sz w:val="19"/>
-          <w:szCs w:val="19"/>
-        </w:rPr>
-        <w:t xml:space="preserve">statement_raw.txt</w:t>
-      </w:r>
-      <w:r>
-        <w:t xml:space="preserve"> and </w:t>
-      </w:r>
-      <w:r>
-        <w:rPr>
-          <w:rFonts w:ascii="Consolas" w:cs="Consolas" w:eastAsia="Consolas" w:hAnsi="Consolas"/>
-          <w:sz w:val="19"/>
-          <w:szCs w:val="19"/>
-        </w:rPr>
-        <w:t xml:space="preserve">statement_trades.csv</w:t>
-      </w:r>
-      <w:r>
-        <w:t xml:space="preserve"> (a real name and account number) are gitignored. Raw Databento CME data stays in the ignored folder; only aggregates are committed.</w:t>
+        <w:t xml:space="preserve">. Any test of recent weeks must use a fresh fetch (CLAUDE.md §10, 2026-10-06). See §12.</w:t>
       </w:r>
     </w:p>
     <w:p>
@@ -13177,22 +12171,7 @@
                 <w:sz w:val="17"/>
                 <w:szCs w:val="17"/>
               </w:rPr>
-              <w:t xml:space="preserve">doc 13, </w:t>
-            </w:r>
-            <w:r>
-              <w:rPr>
-                <w:rFonts w:ascii="Consolas" w:cs="Consolas" w:eastAsia="Consolas" w:hAnsi="Consolas"/>
-                <w:sz w:val="15"/>
-                <w:szCs w:val="15"/>
-              </w:rPr>
-              <w:t xml:space="preserve">his_*</w:t>
-            </w:r>
-            <w:r>
-              <w:rPr>
-                <w:sz w:val="17"/>
-                <w:szCs w:val="17"/>
-              </w:rPr>
-              <w:t xml:space="preserve"> studies</w:t>
+              <w:t xml:space="preserve">doc 13</w:t>
             </w:r>
           </w:p>
         </w:tc>
@@ -17846,7 +16825,7 @@
         <w:t xml:space="preserve">The user's Windows PC</w:t>
       </w:r>
       <w:r>
-        <w:t xml:space="preserve">: MT5 (Windows-only), TradingView Desktop, the recorders, and ad-hoc backtests.</w:t>
+        <w:t xml:space="preserve">: TradingView Desktop, the order-book and liquidation recorders, and ad-hoc backtests.</w:t>
       </w:r>
     </w:p>
     <w:p>
@@ -17870,8 +16849,8 @@
         </w:tblBorders>
       </w:tblPr>
       <w:tblGrid>
-        <w:gridCol w:w="5250"/>
-        <w:gridCol w:w="4256"/>
+        <w:gridCol w:w="5123"/>
+        <w:gridCol w:w="4383"/>
       </w:tblGrid>
       <w:tr>
         <w:trPr>
@@ -17880,7 +16859,7 @@
         </w:trPr>
         <w:tc>
           <w:tcPr>
-            <w:tcW w:type="dxa" w:w="5250"/>
+            <w:tcW w:type="dxa" w:w="5123"/>
             <w:tcBorders>
               <w:top w:val="single" w:color="BFBFBF" w:sz="4"/>
               <w:left w:val="single" w:color="BFBFBF" w:sz="4"/>
@@ -17912,7 +16891,7 @@
         </w:tc>
         <w:tc>
           <w:tcPr>
-            <w:tcW w:type="dxa" w:w="4256"/>
+            <w:tcW w:type="dxa" w:w="4383"/>
             <w:tcBorders>
               <w:top w:val="single" w:color="BFBFBF" w:sz="4"/>
               <w:left w:val="single" w:color="BFBFBF" w:sz="4"/>
@@ -17950,36 +16929,36 @@
         </w:trPr>
         <w:tc>
           <w:tcPr>
-            <w:tcW w:type="dxa" w:w="5250"/>
-            <w:tcBorders>
-              <w:top w:val="single" w:color="BFBFBF" w:sz="4"/>
-              <w:left w:val="single" w:color="BFBFBF" w:sz="4"/>
-              <w:bottom w:val="single" w:color="BFBFBF" w:sz="4"/>
-              <w:right w:val="single" w:color="BFBFBF" w:sz="4"/>
-            </w:tcBorders>
-            <w:tcMar>
-              <w:top w:type="dxa" w:w="60"/>
-              <w:left w:type="dxa" w:w="90"/>
-              <w:bottom w:type="dxa" w:w="60"/>
-              <w:right w:type="dxa" w:w="90"/>
-            </w:tcMar>
-          </w:tcPr>
-          <w:p>
-            <w:pPr>
-              <w:spacing w:after="0" w:line="252"/>
-            </w:pPr>
-            <w:r>
-              <w:rPr>
-                <w:sz w:val="17"/>
-                <w:szCs w:val="17"/>
-              </w:rPr>
-              <w:t xml:space="preserve">first setup: UTC clock, venv, deps (MT5 excluded), Binance reachability smoke test, one no-order blend cycle</w:t>
-            </w:r>
-          </w:p>
-        </w:tc>
-        <w:tc>
-          <w:tcPr>
-            <w:tcW w:type="dxa" w:w="4256"/>
+            <w:tcW w:type="dxa" w:w="5123"/>
+            <w:tcBorders>
+              <w:top w:val="single" w:color="BFBFBF" w:sz="4"/>
+              <w:left w:val="single" w:color="BFBFBF" w:sz="4"/>
+              <w:bottom w:val="single" w:color="BFBFBF" w:sz="4"/>
+              <w:right w:val="single" w:color="BFBFBF" w:sz="4"/>
+            </w:tcBorders>
+            <w:tcMar>
+              <w:top w:type="dxa" w:w="60"/>
+              <w:left w:type="dxa" w:w="90"/>
+              <w:bottom w:type="dxa" w:w="60"/>
+              <w:right w:type="dxa" w:w="90"/>
+            </w:tcMar>
+          </w:tcPr>
+          <w:p>
+            <w:pPr>
+              <w:spacing w:after="0" w:line="252"/>
+            </w:pPr>
+            <w:r>
+              <w:rPr>
+                <w:sz w:val="17"/>
+                <w:szCs w:val="17"/>
+              </w:rPr>
+              <w:t xml:space="preserve">first setup: UTC clock, venv, deps, Binance reachability smoke test, one no-order blend cycle</w:t>
+            </w:r>
+          </w:p>
+        </w:tc>
+        <w:tc>
+          <w:tcPr>
+            <w:tcW w:type="dxa" w:w="4383"/>
             <w:tcBorders>
               <w:top w:val="single" w:color="BFBFBF" w:sz="4"/>
               <w:left w:val="single" w:color="BFBFBF" w:sz="4"/>
@@ -18015,7 +16994,7 @@
         </w:trPr>
         <w:tc>
           <w:tcPr>
-            <w:tcW w:type="dxa" w:w="5250"/>
+            <w:tcW w:type="dxa" w:w="5123"/>
             <w:tcBorders>
               <w:top w:val="single" w:color="BFBFBF" w:sz="4"/>
               <w:left w:val="single" w:color="BFBFBF" w:sz="4"/>
@@ -18074,7 +17053,7 @@
         </w:tc>
         <w:tc>
           <w:tcPr>
-            <w:tcW w:type="dxa" w:w="4256"/>
+            <w:tcW w:type="dxa" w:w="4383"/>
             <w:tcBorders>
               <w:top w:val="single" w:color="BFBFBF" w:sz="4"/>
               <w:left w:val="single" w:color="BFBFBF" w:sz="4"/>
@@ -18125,7 +17104,7 @@
         </w:trPr>
         <w:tc>
           <w:tcPr>
-            <w:tcW w:type="dxa" w:w="5250"/>
+            <w:tcW w:type="dxa" w:w="5123"/>
             <w:tcBorders>
               <w:top w:val="single" w:color="BFBFBF" w:sz="4"/>
               <w:left w:val="single" w:color="BFBFBF" w:sz="4"/>
@@ -18154,7 +17133,7 @@
         </w:tc>
         <w:tc>
           <w:tcPr>
-            <w:tcW w:type="dxa" w:w="4256"/>
+            <w:tcW w:type="dxa" w:w="4383"/>
             <w:tcBorders>
               <w:top w:val="single" w:color="BFBFBF" w:sz="4"/>
               <w:left w:val="single" w:color="BFBFBF" w:sz="4"/>
@@ -18220,7 +17199,7 @@
         </w:trPr>
         <w:tc>
           <w:tcPr>
-            <w:tcW w:type="dxa" w:w="5250"/>
+            <w:tcW w:type="dxa" w:w="5123"/>
             <w:tcBorders>
               <w:top w:val="single" w:color="BFBFBF" w:sz="4"/>
               <w:left w:val="single" w:color="BFBFBF" w:sz="4"/>
@@ -18249,7 +17228,7 @@
         </w:tc>
         <w:tc>
           <w:tcPr>
-            <w:tcW w:type="dxa" w:w="4256"/>
+            <w:tcW w:type="dxa" w:w="4383"/>
             <w:tcBorders>
               <w:top w:val="single" w:color="BFBFBF" w:sz="4"/>
               <w:left w:val="single" w:color="BFBFBF" w:sz="4"/>
@@ -19255,815 +18234,7 @@
       </w:pPr>
       <w:bookmarkStart w:name="sec10" w:id="1"/>
       <w:r>
-        <w:t xml:space="preserve">11. The forex / MT5 side of the engine</w:t>
-      </w:r>
-      <w:bookmarkEnd w:id="1"/>
-    </w:p>
-    <w:p>
-      <w:pPr>
-        <w:spacing w:after="120" w:line="276"/>
-      </w:pPr>
-      <w:r>
-        <w:rPr>
-          <w:rFonts w:ascii="Consolas" w:cs="Consolas" w:eastAsia="Consolas" w:hAnsi="Consolas"/>
-          <w:sz w:val="19"/>
-          <w:szCs w:val="19"/>
-        </w:rPr>
-        <w:t xml:space="preserve">bot/</w:t>
-      </w:r>
-      <w:r>
-        <w:t xml:space="preserve"> is the original MT5 engine (README.md). It is separate from the crypto engine and runs only on Windows:</w:t>
-      </w:r>
-    </w:p>
-    <w:tbl>
-      <w:tblPr>
-        <w:tblW w:type="dxa" w:w="9506"/>
-        <w:tblBorders>
-          <w:top w:val="single" w:color="auto" w:sz="4"/>
-          <w:left w:val="single" w:color="auto" w:sz="4"/>
-          <w:bottom w:val="single" w:color="auto" w:sz="4"/>
-          <w:right w:val="single" w:color="auto" w:sz="4"/>
-          <w:insideH w:val="single" w:color="auto" w:sz="4"/>
-          <w:insideV w:val="single" w:color="auto" w:sz="4"/>
-        </w:tblBorders>
-      </w:tblPr>
-      <w:tblGrid>
-        <w:gridCol w:w="2614"/>
-        <w:gridCol w:w="6892"/>
-      </w:tblGrid>
-      <w:tr>
-        <w:trPr>
-          <w:cantSplit/>
-          <w:tblHeader/>
-        </w:trPr>
-        <w:tc>
-          <w:tcPr>
-            <w:tcW w:type="dxa" w:w="2614"/>
-            <w:tcBorders>
-              <w:top w:val="single" w:color="BFBFBF" w:sz="4"/>
-              <w:left w:val="single" w:color="BFBFBF" w:sz="4"/>
-              <w:bottom w:val="single" w:color="BFBFBF" w:sz="4"/>
-              <w:right w:val="single" w:color="BFBFBF" w:sz="4"/>
-            </w:tcBorders>
-            <w:shd w:fill="D9E2F3" w:color="auto" w:val="clear"/>
-            <w:tcMar>
-              <w:top w:type="dxa" w:w="60"/>
-              <w:left w:type="dxa" w:w="90"/>
-              <w:bottom w:type="dxa" w:w="60"/>
-              <w:right w:type="dxa" w:w="90"/>
-            </w:tcMar>
-          </w:tcPr>
-          <w:p>
-            <w:pPr>
-              <w:spacing w:after="0" w:line="252"/>
-            </w:pPr>
-            <w:r>
-              <w:rPr>
-                <w:b/>
-                <w:bCs/>
-                <w:sz w:val="17"/>
-                <w:szCs w:val="17"/>
-              </w:rPr>
-              <w:t xml:space="preserve">module</w:t>
-            </w:r>
-          </w:p>
-        </w:tc>
-        <w:tc>
-          <w:tcPr>
-            <w:tcW w:type="dxa" w:w="6892"/>
-            <w:tcBorders>
-              <w:top w:val="single" w:color="BFBFBF" w:sz="4"/>
-              <w:left w:val="single" w:color="BFBFBF" w:sz="4"/>
-              <w:bottom w:val="single" w:color="BFBFBF" w:sz="4"/>
-              <w:right w:val="single" w:color="BFBFBF" w:sz="4"/>
-            </w:tcBorders>
-            <w:shd w:fill="D9E2F3" w:color="auto" w:val="clear"/>
-            <w:tcMar>
-              <w:top w:type="dxa" w:w="60"/>
-              <w:left w:type="dxa" w:w="90"/>
-              <w:bottom w:type="dxa" w:w="60"/>
-              <w:right w:type="dxa" w:w="90"/>
-            </w:tcMar>
-          </w:tcPr>
-          <w:p>
-            <w:pPr>
-              <w:spacing w:after="0" w:line="252"/>
-            </w:pPr>
-            <w:r>
-              <w:rPr>
-                <w:b/>
-                <w:bCs/>
-                <w:sz w:val="17"/>
-                <w:szCs w:val="17"/>
-              </w:rPr>
-              <w:t xml:space="preserve">role</w:t>
-            </w:r>
-          </w:p>
-        </w:tc>
-      </w:tr>
-      <w:tr>
-        <w:trPr>
-          <w:cantSplit/>
-          <w:tblHeader w:val="false"/>
-        </w:trPr>
-        <w:tc>
-          <w:tcPr>
-            <w:tcW w:type="dxa" w:w="2614"/>
-            <w:tcBorders>
-              <w:top w:val="single" w:color="BFBFBF" w:sz="4"/>
-              <w:left w:val="single" w:color="BFBFBF" w:sz="4"/>
-              <w:bottom w:val="single" w:color="BFBFBF" w:sz="4"/>
-              <w:right w:val="single" w:color="BFBFBF" w:sz="4"/>
-            </w:tcBorders>
-            <w:tcMar>
-              <w:top w:type="dxa" w:w="60"/>
-              <w:left w:type="dxa" w:w="90"/>
-              <w:bottom w:type="dxa" w:w="60"/>
-              <w:right w:type="dxa" w:w="90"/>
-            </w:tcMar>
-          </w:tcPr>
-          <w:p>
-            <w:pPr>
-              <w:spacing w:after="0" w:line="252"/>
-            </w:pPr>
-            <w:r>
-              <w:rPr>
-                <w:rFonts w:ascii="Consolas" w:cs="Consolas" w:eastAsia="Consolas" w:hAnsi="Consolas"/>
-                <w:sz w:val="15"/>
-                <w:szCs w:val="15"/>
-              </w:rPr>
-              <w:t xml:space="preserve">bot/core/broker.py</w:t>
-            </w:r>
-          </w:p>
-        </w:tc>
-        <w:tc>
-          <w:tcPr>
-            <w:tcW w:type="dxa" w:w="6892"/>
-            <w:tcBorders>
-              <w:top w:val="single" w:color="BFBFBF" w:sz="4"/>
-              <w:left w:val="single" w:color="BFBFBF" w:sz="4"/>
-              <w:bottom w:val="single" w:color="BFBFBF" w:sz="4"/>
-              <w:right w:val="single" w:color="BFBFBF" w:sz="4"/>
-            </w:tcBorders>
-            <w:tcMar>
-              <w:top w:type="dxa" w:w="60"/>
-              <w:left w:type="dxa" w:w="90"/>
-              <w:bottom w:type="dxa" w:w="60"/>
-              <w:right w:type="dxa" w:w="90"/>
-            </w:tcMar>
-          </w:tcPr>
-          <w:p>
-            <w:pPr>
-              <w:spacing w:after="0" w:line="252"/>
-            </w:pPr>
-            <w:r>
-              <w:rPr>
-                <w:sz w:val="17"/>
-                <w:szCs w:val="17"/>
-              </w:rPr>
-              <w:t xml:space="preserve">attaches to an already-running, logged-in MT5 terminal (</w:t>
-            </w:r>
-            <w:r>
-              <w:rPr>
-                <w:rFonts w:ascii="Consolas" w:cs="Consolas" w:eastAsia="Consolas" w:hAnsi="Consolas"/>
-                <w:sz w:val="15"/>
-                <w:szCs w:val="15"/>
-              </w:rPr>
-              <w:t xml:space="preserve">mt5.initialize()</w:t>
-            </w:r>
-            <w:r>
-              <w:rPr>
-                <w:sz w:val="17"/>
-                <w:szCs w:val="17"/>
-              </w:rPr>
-              <w:t xml:space="preserve">). The password stays in MT5, never in the project</w:t>
-            </w:r>
-          </w:p>
-        </w:tc>
-      </w:tr>
-      <w:tr>
-        <w:trPr>
-          <w:cantSplit/>
-          <w:tblHeader w:val="false"/>
-        </w:trPr>
-        <w:tc>
-          <w:tcPr>
-            <w:tcW w:type="dxa" w:w="2614"/>
-            <w:tcBorders>
-              <w:top w:val="single" w:color="BFBFBF" w:sz="4"/>
-              <w:left w:val="single" w:color="BFBFBF" w:sz="4"/>
-              <w:bottom w:val="single" w:color="BFBFBF" w:sz="4"/>
-              <w:right w:val="single" w:color="BFBFBF" w:sz="4"/>
-            </w:tcBorders>
-            <w:tcMar>
-              <w:top w:type="dxa" w:w="60"/>
-              <w:left w:type="dxa" w:w="90"/>
-              <w:bottom w:type="dxa" w:w="60"/>
-              <w:right w:type="dxa" w:w="90"/>
-            </w:tcMar>
-          </w:tcPr>
-          <w:p>
-            <w:pPr>
-              <w:spacing w:after="0" w:line="252"/>
-            </w:pPr>
-            <w:r>
-              <w:rPr>
-                <w:rFonts w:ascii="Consolas" w:cs="Consolas" w:eastAsia="Consolas" w:hAnsi="Consolas"/>
-                <w:sz w:val="15"/>
-                <w:szCs w:val="15"/>
-              </w:rPr>
-              <w:t xml:space="preserve">bot/core/instrument.py</w:t>
-            </w:r>
-          </w:p>
-        </w:tc>
-        <w:tc>
-          <w:tcPr>
-            <w:tcW w:type="dxa" w:w="6892"/>
-            <w:tcBorders>
-              <w:top w:val="single" w:color="BFBFBF" w:sz="4"/>
-              <w:left w:val="single" w:color="BFBFBF" w:sz="4"/>
-              <w:bottom w:val="single" w:color="BFBFBF" w:sz="4"/>
-              <w:right w:val="single" w:color="BFBFBF" w:sz="4"/>
-            </w:tcBorders>
-            <w:tcMar>
-              <w:top w:type="dxa" w:w="60"/>
-              <w:left w:type="dxa" w:w="90"/>
-              <w:bottom w:type="dxa" w:w="60"/>
-              <w:right w:type="dxa" w:w="90"/>
-            </w:tcMar>
-          </w:tcPr>
-          <w:p>
-            <w:pPr>
-              <w:spacing w:after="0" w:line="252"/>
-            </w:pPr>
-            <w:r>
-              <w:rPr>
-                <w:sz w:val="17"/>
-                <w:szCs w:val="17"/>
-              </w:rPr>
-              <w:t xml:space="preserve">reads real contract specs (pip size, pip value, spread) from MT5, so backtests use the right costs per instrument</w:t>
-            </w:r>
-          </w:p>
-        </w:tc>
-      </w:tr>
-      <w:tr>
-        <w:trPr>
-          <w:cantSplit/>
-          <w:tblHeader w:val="false"/>
-        </w:trPr>
-        <w:tc>
-          <w:tcPr>
-            <w:tcW w:type="dxa" w:w="2614"/>
-            <w:tcBorders>
-              <w:top w:val="single" w:color="BFBFBF" w:sz="4"/>
-              <w:left w:val="single" w:color="BFBFBF" w:sz="4"/>
-              <w:bottom w:val="single" w:color="BFBFBF" w:sz="4"/>
-              <w:right w:val="single" w:color="BFBFBF" w:sz="4"/>
-            </w:tcBorders>
-            <w:tcMar>
-              <w:top w:type="dxa" w:w="60"/>
-              <w:left w:type="dxa" w:w="90"/>
-              <w:bottom w:type="dxa" w:w="60"/>
-              <w:right w:type="dxa" w:w="90"/>
-            </w:tcMar>
-          </w:tcPr>
-          <w:p>
-            <w:pPr>
-              <w:spacing w:after="0" w:line="252"/>
-            </w:pPr>
-            <w:r>
-              <w:rPr>
-                <w:rFonts w:ascii="Consolas" w:cs="Consolas" w:eastAsia="Consolas" w:hAnsi="Consolas"/>
-                <w:sz w:val="15"/>
-                <w:szCs w:val="15"/>
-              </w:rPr>
-              <w:t xml:space="preserve">bot/core/execution.py</w:t>
-            </w:r>
-          </w:p>
-        </w:tc>
-        <w:tc>
-          <w:tcPr>
-            <w:tcW w:type="dxa" w:w="6892"/>
-            <w:tcBorders>
-              <w:top w:val="single" w:color="BFBFBF" w:sz="4"/>
-              <w:left w:val="single" w:color="BFBFBF" w:sz="4"/>
-              <w:bottom w:val="single" w:color="BFBFBF" w:sz="4"/>
-              <w:right w:val="single" w:color="BFBFBF" w:sz="4"/>
-            </w:tcBorders>
-            <w:tcMar>
-              <w:top w:type="dxa" w:w="60"/>
-              <w:left w:type="dxa" w:w="90"/>
-              <w:bottom w:type="dxa" w:w="60"/>
-              <w:right w:type="dxa" w:w="90"/>
-            </w:tcMar>
-          </w:tcPr>
-          <w:p>
-            <w:pPr>
-              <w:spacing w:after="0" w:line="252"/>
-            </w:pPr>
-            <w:r>
-              <w:rPr>
-                <w:sz w:val="17"/>
-                <w:szCs w:val="17"/>
-              </w:rPr>
-              <w:t xml:space="preserve">orders tagged with a magic number, so the bot touches only its own positions; prices normalised to the symbol's digits; filling mode read from the symbol</w:t>
-            </w:r>
-          </w:p>
-        </w:tc>
-      </w:tr>
-      <w:tr>
-        <w:trPr>
-          <w:cantSplit/>
-          <w:tblHeader w:val="false"/>
-        </w:trPr>
-        <w:tc>
-          <w:tcPr>
-            <w:tcW w:type="dxa" w:w="2614"/>
-            <w:tcBorders>
-              <w:top w:val="single" w:color="BFBFBF" w:sz="4"/>
-              <w:left w:val="single" w:color="BFBFBF" w:sz="4"/>
-              <w:bottom w:val="single" w:color="BFBFBF" w:sz="4"/>
-              <w:right w:val="single" w:color="BFBFBF" w:sz="4"/>
-            </w:tcBorders>
-            <w:tcMar>
-              <w:top w:type="dxa" w:w="60"/>
-              <w:left w:type="dxa" w:w="90"/>
-              <w:bottom w:type="dxa" w:w="60"/>
-              <w:right w:type="dxa" w:w="90"/>
-            </w:tcMar>
-          </w:tcPr>
-          <w:p>
-            <w:pPr>
-              <w:spacing w:after="0" w:line="252"/>
-            </w:pPr>
-            <w:r>
-              <w:rPr>
-                <w:rFonts w:ascii="Consolas" w:cs="Consolas" w:eastAsia="Consolas" w:hAnsi="Consolas"/>
-                <w:sz w:val="15"/>
-                <w:szCs w:val="15"/>
-              </w:rPr>
-              <w:t xml:space="preserve">bot/core/risk.py</w:t>
-            </w:r>
-          </w:p>
-        </w:tc>
-        <w:tc>
-          <w:tcPr>
-            <w:tcW w:type="dxa" w:w="6892"/>
-            <w:tcBorders>
-              <w:top w:val="single" w:color="BFBFBF" w:sz="4"/>
-              <w:left w:val="single" w:color="BFBFBF" w:sz="4"/>
-              <w:bottom w:val="single" w:color="BFBFBF" w:sz="4"/>
-              <w:right w:val="single" w:color="BFBFBF" w:sz="4"/>
-            </w:tcBorders>
-            <w:tcMar>
-              <w:top w:type="dxa" w:w="60"/>
-              <w:left w:type="dxa" w:w="90"/>
-              <w:bottom w:type="dxa" w:w="60"/>
-              <w:right w:type="dxa" w:w="90"/>
-            </w:tcMar>
-          </w:tcPr>
-          <w:p>
-            <w:pPr>
-              <w:spacing w:after="0" w:line="252"/>
-            </w:pPr>
-            <w:r>
-              <w:rPr>
-                <w:sz w:val="17"/>
-                <w:szCs w:val="17"/>
-              </w:rPr>
-              <w:t xml:space="preserve">position sizing, daily loss cap, max open trades, checked before any order</w:t>
-            </w:r>
-          </w:p>
-        </w:tc>
-      </w:tr>
-      <w:tr>
-        <w:trPr>
-          <w:cantSplit/>
-          <w:tblHeader w:val="false"/>
-        </w:trPr>
-        <w:tc>
-          <w:tcPr>
-            <w:tcW w:type="dxa" w:w="2614"/>
-            <w:tcBorders>
-              <w:top w:val="single" w:color="BFBFBF" w:sz="4"/>
-              <w:left w:val="single" w:color="BFBFBF" w:sz="4"/>
-              <w:bottom w:val="single" w:color="BFBFBF" w:sz="4"/>
-              <w:right w:val="single" w:color="BFBFBF" w:sz="4"/>
-            </w:tcBorders>
-            <w:tcMar>
-              <w:top w:type="dxa" w:w="60"/>
-              <w:left w:type="dxa" w:w="90"/>
-              <w:bottom w:type="dxa" w:w="60"/>
-              <w:right w:type="dxa" w:w="90"/>
-            </w:tcMar>
-          </w:tcPr>
-          <w:p>
-            <w:pPr>
-              <w:spacing w:after="0" w:line="252"/>
-            </w:pPr>
-            <w:r>
-              <w:rPr>
-                <w:rFonts w:ascii="Consolas" w:cs="Consolas" w:eastAsia="Consolas" w:hAnsi="Consolas"/>
-                <w:sz w:val="15"/>
-                <w:szCs w:val="15"/>
-              </w:rPr>
-              <w:t xml:space="preserve">bot/core/adaptive.py</w:t>
-            </w:r>
-          </w:p>
-        </w:tc>
-        <w:tc>
-          <w:tcPr>
-            <w:tcW w:type="dxa" w:w="6892"/>
-            <w:tcBorders>
-              <w:top w:val="single" w:color="BFBFBF" w:sz="4"/>
-              <w:left w:val="single" w:color="BFBFBF" w:sz="4"/>
-              <w:bottom w:val="single" w:color="BFBFBF" w:sz="4"/>
-              <w:right w:val="single" w:color="BFBFBF" w:sz="4"/>
-            </w:tcBorders>
-            <w:tcMar>
-              <w:top w:type="dxa" w:w="60"/>
-              <w:left w:type="dxa" w:w="90"/>
-              <w:bottom w:type="dxa" w:w="60"/>
-              <w:right w:type="dxa" w:w="90"/>
-            </w:tcMar>
-          </w:tcPr>
-          <w:p>
-            <w:pPr>
-              <w:spacing w:after="0" w:line="252"/>
-            </w:pPr>
-            <w:r>
-              <w:rPr>
-                <w:sz w:val="17"/>
-                <w:szCs w:val="17"/>
-              </w:rPr>
-              <w:t xml:space="preserve">two gates: a statistical cut (only after a minimum trade count) and a circuit breaker (at any sample size)</w:t>
-            </w:r>
-          </w:p>
-        </w:tc>
-      </w:tr>
-      <w:tr>
-        <w:trPr>
-          <w:cantSplit/>
-          <w:tblHeader w:val="false"/>
-        </w:trPr>
-        <w:tc>
-          <w:tcPr>
-            <w:tcW w:type="dxa" w:w="2614"/>
-            <w:tcBorders>
-              <w:top w:val="single" w:color="BFBFBF" w:sz="4"/>
-              <w:left w:val="single" w:color="BFBFBF" w:sz="4"/>
-              <w:bottom w:val="single" w:color="BFBFBF" w:sz="4"/>
-              <w:right w:val="single" w:color="BFBFBF" w:sz="4"/>
-            </w:tcBorders>
-            <w:tcMar>
-              <w:top w:type="dxa" w:w="60"/>
-              <w:left w:type="dxa" w:w="90"/>
-              <w:bottom w:type="dxa" w:w="60"/>
-              <w:right w:type="dxa" w:w="90"/>
-            </w:tcMar>
-          </w:tcPr>
-          <w:p>
-            <w:pPr>
-              <w:spacing w:after="0" w:line="252"/>
-            </w:pPr>
-            <w:r>
-              <w:rPr>
-                <w:rFonts w:ascii="Consolas" w:cs="Consolas" w:eastAsia="Consolas" w:hAnsi="Consolas"/>
-                <w:sz w:val="15"/>
-                <w:szCs w:val="15"/>
-              </w:rPr>
-              <w:t xml:space="preserve">bot/core/filters.py</w:t>
-            </w:r>
-          </w:p>
-        </w:tc>
-        <w:tc>
-          <w:tcPr>
-            <w:tcW w:type="dxa" w:w="6892"/>
-            <w:tcBorders>
-              <w:top w:val="single" w:color="BFBFBF" w:sz="4"/>
-              <w:left w:val="single" w:color="BFBFBF" w:sz="4"/>
-              <w:bottom w:val="single" w:color="BFBFBF" w:sz="4"/>
-              <w:right w:val="single" w:color="BFBFBF" w:sz="4"/>
-            </w:tcBorders>
-            <w:tcMar>
-              <w:top w:type="dxa" w:w="60"/>
-              <w:left w:type="dxa" w:w="90"/>
-              <w:bottom w:type="dxa" w:w="60"/>
-              <w:right w:type="dxa" w:w="90"/>
-            </w:tcMar>
-          </w:tcPr>
-          <w:p>
-            <w:pPr>
-              <w:spacing w:after="0" w:line="252"/>
-            </w:pPr>
-            <w:r>
-              <w:rPr>
-                <w:sz w:val="17"/>
-                <w:szCs w:val="17"/>
-              </w:rPr>
-              <w:t xml:space="preserve">post-signal filters. MT5 times are broker server time (Exness ~EET), not UTC</w:t>
-            </w:r>
-          </w:p>
-        </w:tc>
-      </w:tr>
-      <w:tr>
-        <w:trPr>
-          <w:cantSplit/>
-          <w:tblHeader w:val="false"/>
-        </w:trPr>
-        <w:tc>
-          <w:tcPr>
-            <w:tcW w:type="dxa" w:w="2614"/>
-            <w:tcBorders>
-              <w:top w:val="single" w:color="BFBFBF" w:sz="4"/>
-              <w:left w:val="single" w:color="BFBFBF" w:sz="4"/>
-              <w:bottom w:val="single" w:color="BFBFBF" w:sz="4"/>
-              <w:right w:val="single" w:color="BFBFBF" w:sz="4"/>
-            </w:tcBorders>
-            <w:tcMar>
-              <w:top w:type="dxa" w:w="60"/>
-              <w:left w:type="dxa" w:w="90"/>
-              <w:bottom w:type="dxa" w:w="60"/>
-              <w:right w:type="dxa" w:w="90"/>
-            </w:tcMar>
-          </w:tcPr>
-          <w:p>
-            <w:pPr>
-              <w:spacing w:after="0" w:line="252"/>
-            </w:pPr>
-            <w:r>
-              <w:rPr>
-                <w:rFonts w:ascii="Consolas" w:cs="Consolas" w:eastAsia="Consolas" w:hAnsi="Consolas"/>
-                <w:sz w:val="15"/>
-                <w:szCs w:val="15"/>
-              </w:rPr>
-              <w:t xml:space="preserve">bot/core/tradelog.py</w:t>
-            </w:r>
-          </w:p>
-        </w:tc>
-        <w:tc>
-          <w:tcPr>
-            <w:tcW w:type="dxa" w:w="6892"/>
-            <w:tcBorders>
-              <w:top w:val="single" w:color="BFBFBF" w:sz="4"/>
-              <w:left w:val="single" w:color="BFBFBF" w:sz="4"/>
-              <w:bottom w:val="single" w:color="BFBFBF" w:sz="4"/>
-              <w:right w:val="single" w:color="BFBFBF" w:sz="4"/>
-            </w:tcBorders>
-            <w:tcMar>
-              <w:top w:type="dxa" w:w="60"/>
-              <w:left w:type="dxa" w:w="90"/>
-              <w:bottom w:type="dxa" w:w="60"/>
-              <w:right w:type="dxa" w:w="90"/>
-            </w:tcMar>
-          </w:tcPr>
-          <w:p>
-            <w:pPr>
-              <w:spacing w:after="0" w:line="252"/>
-            </w:pPr>
-            <w:r>
-              <w:rPr>
-                <w:sz w:val="17"/>
-                <w:szCs w:val="17"/>
-              </w:rPr>
-              <w:t xml:space="preserve">append-only event log + action CSV</w:t>
-            </w:r>
-          </w:p>
-        </w:tc>
-      </w:tr>
-      <w:tr>
-        <w:trPr>
-          <w:cantSplit/>
-          <w:tblHeader w:val="false"/>
-        </w:trPr>
-        <w:tc>
-          <w:tcPr>
-            <w:tcW w:type="dxa" w:w="2614"/>
-            <w:tcBorders>
-              <w:top w:val="single" w:color="BFBFBF" w:sz="4"/>
-              <w:left w:val="single" w:color="BFBFBF" w:sz="4"/>
-              <w:bottom w:val="single" w:color="BFBFBF" w:sz="4"/>
-              <w:right w:val="single" w:color="BFBFBF" w:sz="4"/>
-            </w:tcBorders>
-            <w:tcMar>
-              <w:top w:type="dxa" w:w="60"/>
-              <w:left w:type="dxa" w:w="90"/>
-              <w:bottom w:type="dxa" w:w="60"/>
-              <w:right w:type="dxa" w:w="90"/>
-            </w:tcMar>
-          </w:tcPr>
-          <w:p>
-            <w:pPr>
-              <w:spacing w:after="0" w:line="252"/>
-            </w:pPr>
-            <w:r>
-              <w:rPr>
-                <w:rFonts w:ascii="Consolas" w:cs="Consolas" w:eastAsia="Consolas" w:hAnsi="Consolas"/>
-                <w:sz w:val="15"/>
-                <w:szCs w:val="15"/>
-              </w:rPr>
-              <w:t xml:space="preserve">bot/strategies/</w:t>
-            </w:r>
-          </w:p>
-        </w:tc>
-        <w:tc>
-          <w:tcPr>
-            <w:tcW w:type="dxa" w:w="6892"/>
-            <w:tcBorders>
-              <w:top w:val="single" w:color="BFBFBF" w:sz="4"/>
-              <w:left w:val="single" w:color="BFBFBF" w:sz="4"/>
-              <w:bottom w:val="single" w:color="BFBFBF" w:sz="4"/>
-              <w:right w:val="single" w:color="BFBFBF" w:sz="4"/>
-            </w:tcBorders>
-            <w:tcMar>
-              <w:top w:type="dxa" w:w="60"/>
-              <w:left w:type="dxa" w:w="90"/>
-              <w:bottom w:type="dxa" w:w="60"/>
-              <w:right w:type="dxa" w:w="90"/>
-            </w:tcMar>
-          </w:tcPr>
-          <w:p>
-            <w:pPr>
-              <w:spacing w:after="0" w:line="252"/>
-            </w:pPr>
-            <w:r>
-              <w:rPr>
-                <w:sz w:val="17"/>
-                <w:szCs w:val="17"/>
-              </w:rPr>
-              <w:t xml:space="preserve">plug-in strategy classes on a common </w:t>
-            </w:r>
-            <w:r>
-              <w:rPr>
-                <w:rFonts w:ascii="Consolas" w:cs="Consolas" w:eastAsia="Consolas" w:hAnsi="Consolas"/>
-                <w:sz w:val="15"/>
-                <w:szCs w:val="15"/>
-              </w:rPr>
-              <w:t xml:space="preserve">base.py</w:t>
-            </w:r>
-            <w:r>
-              <w:rPr>
-                <w:sz w:val="17"/>
-                <w:szCs w:val="17"/>
-              </w:rPr>
-              <w:t xml:space="preserve"> (</w:t>
-            </w:r>
-            <w:r>
-              <w:rPr>
-                <w:rFonts w:ascii="Consolas" w:cs="Consolas" w:eastAsia="Consolas" w:hAnsi="Consolas"/>
-                <w:sz w:val="15"/>
-                <w:szCs w:val="15"/>
-              </w:rPr>
-              <w:t xml:space="preserve">Action.BUY/SELL/HOLD</w:t>
-            </w:r>
-            <w:r>
-              <w:rPr>
-                <w:sz w:val="17"/>
-                <w:szCs w:val="17"/>
-              </w:rPr>
-              <w:t xml:space="preserve">), built by </w:t>
-            </w:r>
-            <w:r>
-              <w:rPr>
-                <w:rFonts w:ascii="Consolas" w:cs="Consolas" w:eastAsia="Consolas" w:hAnsi="Consolas"/>
-                <w:sz w:val="15"/>
-                <w:szCs w:val="15"/>
-              </w:rPr>
-              <w:t xml:space="preserve">factory.py</w:t>
-            </w:r>
-          </w:p>
-        </w:tc>
-      </w:tr>
-      <w:tr>
-        <w:trPr>
-          <w:cantSplit/>
-          <w:tblHeader w:val="false"/>
-        </w:trPr>
-        <w:tc>
-          <w:tcPr>
-            <w:tcW w:type="dxa" w:w="2614"/>
-            <w:tcBorders>
-              <w:top w:val="single" w:color="BFBFBF" w:sz="4"/>
-              <w:left w:val="single" w:color="BFBFBF" w:sz="4"/>
-              <w:bottom w:val="single" w:color="BFBFBF" w:sz="4"/>
-              <w:right w:val="single" w:color="BFBFBF" w:sz="4"/>
-            </w:tcBorders>
-            <w:tcMar>
-              <w:top w:type="dxa" w:w="60"/>
-              <w:left w:type="dxa" w:w="90"/>
-              <w:bottom w:type="dxa" w:w="60"/>
-              <w:right w:type="dxa" w:w="90"/>
-            </w:tcMar>
-          </w:tcPr>
-          <w:p>
-            <w:pPr>
-              <w:spacing w:after="0" w:line="252"/>
-            </w:pPr>
-            <w:r>
-              <w:rPr>
-                <w:rFonts w:ascii="Consolas" w:cs="Consolas" w:eastAsia="Consolas" w:hAnsi="Consolas"/>
-                <w:sz w:val="15"/>
-                <w:szCs w:val="15"/>
-              </w:rPr>
-              <w:t xml:space="preserve">config/config.yaml</w:t>
-            </w:r>
-          </w:p>
-        </w:tc>
-        <w:tc>
-          <w:tcPr>
-            <w:tcW w:type="dxa" w:w="6892"/>
-            <w:tcBorders>
-              <w:top w:val="single" w:color="BFBFBF" w:sz="4"/>
-              <w:left w:val="single" w:color="BFBFBF" w:sz="4"/>
-              <w:bottom w:val="single" w:color="BFBFBF" w:sz="4"/>
-              <w:right w:val="single" w:color="BFBFBF" w:sz="4"/>
-            </w:tcBorders>
-            <w:tcMar>
-              <w:top w:type="dxa" w:w="60"/>
-              <w:left w:type="dxa" w:w="90"/>
-              <w:bottom w:type="dxa" w:w="60"/>
-              <w:right w:type="dxa" w:w="90"/>
-            </w:tcMar>
-          </w:tcPr>
-          <w:p>
-            <w:pPr>
-              <w:spacing w:after="0" w:line="252"/>
-            </w:pPr>
-            <w:r>
-              <w:rPr>
-                <w:sz w:val="17"/>
-                <w:szCs w:val="17"/>
-              </w:rPr>
-              <w:t xml:space="preserve">private settings (gitignored; </w:t>
-            </w:r>
-            <w:r>
-              <w:rPr>
-                <w:rFonts w:ascii="Consolas" w:cs="Consolas" w:eastAsia="Consolas" w:hAnsi="Consolas"/>
-                <w:sz w:val="15"/>
-                <w:szCs w:val="15"/>
-              </w:rPr>
-              <w:t xml:space="preserve">config.example.yaml</w:t>
-            </w:r>
-            <w:r>
-              <w:rPr>
-                <w:sz w:val="17"/>
-                <w:szCs w:val="17"/>
-              </w:rPr>
-              <w:t xml:space="preserve"> is the template)</w:t>
-            </w:r>
-          </w:p>
-        </w:tc>
-      </w:tr>
-    </w:tbl>
-    <w:p>
-      <w:pPr>
-        <w:spacing w:after="80"/>
-      </w:pPr>
-    </w:p>
-    <w:p>
-      <w:pPr>
-        <w:spacing w:after="120" w:line="276"/>
-      </w:pPr>
-      <w:r>
-        <w:rPr>
-          <w:b/>
-          <w:bCs/>
-        </w:rPr>
-        <w:t xml:space="preserve">Clock lesson.</w:t>
-      </w:r>
-      <w:r>
-        <w:t xml:space="preserve"> MT5's own labels are UTC, but a broker statement's times shifted one hour on the EU clock change (</w:t>
-      </w:r>
-      <w:r>
-        <w:rPr>
-          <w:rFonts w:ascii="Consolas" w:cs="Consolas" w:eastAsia="Consolas" w:hAnsi="Consolas"/>
-          <w:sz w:val="19"/>
-          <w:szCs w:val="19"/>
-        </w:rPr>
-        <w:t xml:space="preserve">backtest/his_clock_check.py</w:t>
-      </w:r>
-      <w:r>
-        <w:t xml:space="preserve">, CLAUDE.md §10 2026-10-02). Check any foreign clock against an outside anchor (</w:t>
-      </w:r>
-      <w:r>
-        <w:rPr>
-          <w:rFonts w:ascii="Consolas" w:cs="Consolas" w:eastAsia="Consolas" w:hAnsi="Consolas"/>
-          <w:sz w:val="19"/>
-          <w:szCs w:val="19"/>
-        </w:rPr>
-        <w:t xml:space="preserve">mt5_clock_anchor.py</w:t>
-      </w:r>
-      <w:r>
-        <w:t xml:space="preserve">: the US cash open).</w:t>
-      </w:r>
-    </w:p>
-    <w:p>
-      <w:pPr>
-        <w:pStyle w:val="Heading1"/>
-      </w:pPr>
-      <w:bookmarkStart w:name="sec11" w:id="1"/>
-      <w:r>
-        <w:t xml:space="preserve">12. The end result</w:t>
+        <w:t xml:space="preserve">11. The end result</w:t>
       </w:r>
       <w:bookmarkEnd w:id="1"/>
     </w:p>
@@ -20244,9 +18415,9 @@
       <w:pPr>
         <w:pStyle w:val="Heading1"/>
       </w:pPr>
-      <w:bookmarkStart w:name="sec12" w:id="1"/>
-      <w:r>
-        <w:t xml:space="preserve">13. Known limits of the engine itself</w:t>
+      <w:bookmarkStart w:name="sec11" w:id="1"/>
+      <w:r>
+        <w:t xml:space="preserve">12. Known limits of the engine itself</w:t>
       </w:r>
       <w:bookmarkEnd w:id="1"/>
     </w:p>
@@ -20968,9 +19139,9 @@
         <w:pStyle w:val="Heading1"/>
         <w:pageBreakBefore/>
       </w:pPr>
-      <w:bookmarkStart w:name="sec13" w:id="1"/>
-      <w:r>
-        <w:t xml:space="preserve">14. Where the budget held the engine back</w:t>
+      <w:bookmarkStart w:name="sec12" w:id="1"/>
+      <w:r>
+        <w:t xml:space="preserve">13. Where the budget held the engine back</w:t>
       </w:r>
       <w:bookmarkEnd w:id="1"/>
     </w:p>
@@ -20986,10 +19157,10 @@
           <w:b/>
           <w:bCs/>
         </w:rPr>
-        <w:t xml:space="preserve">~$221 of capital, no co-location, no institutional data, free APIs only, a free student VM.</w:t>
-      </w:r>
-      <w:r>
-        <w:t xml:space="preserve"> Below is every place the repo records that constraint changing a result or a design, with its source.</w:t>
+        <w:t xml:space="preserve">retail fees, no co-location, no institutional data, free APIs only, a free student VM.</w:t>
+      </w:r>
+      <w:r>
+        <w:t xml:space="preserve"> Below is every place the repo records one of these changing a result or a design, with its source.</w:t>
       </w:r>
     </w:p>
     <w:p>
@@ -20997,860 +19168,7 @@
         <w:pStyle w:val="Heading2"/>
       </w:pPr>
       <w:r>
-        <w:t xml:space="preserve">14.1 Capital (~$221 / 10,000 PKR)</w:t>
-      </w:r>
-    </w:p>
-    <w:tbl>
-      <w:tblPr>
-        <w:tblW w:type="dxa" w:w="9506"/>
-        <w:tblBorders>
-          <w:top w:val="single" w:color="auto" w:sz="4"/>
-          <w:left w:val="single" w:color="auto" w:sz="4"/>
-          <w:bottom w:val="single" w:color="auto" w:sz="4"/>
-          <w:right w:val="single" w:color="auto" w:sz="4"/>
-          <w:insideH w:val="single" w:color="auto" w:sz="4"/>
-          <w:insideV w:val="single" w:color="auto" w:sz="4"/>
-        </w:tblBorders>
-      </w:tblPr>
-      <w:tblGrid>
-        <w:gridCol w:w="3129"/>
-        <w:gridCol w:w="4014"/>
-        <w:gridCol w:w="2363"/>
-      </w:tblGrid>
-      <w:tr>
-        <w:trPr>
-          <w:cantSplit/>
-          <w:tblHeader/>
-        </w:trPr>
-        <w:tc>
-          <w:tcPr>
-            <w:tcW w:type="dxa" w:w="3129"/>
-            <w:tcBorders>
-              <w:top w:val="single" w:color="BFBFBF" w:sz="4"/>
-              <w:left w:val="single" w:color="BFBFBF" w:sz="4"/>
-              <w:bottom w:val="single" w:color="BFBFBF" w:sz="4"/>
-              <w:right w:val="single" w:color="BFBFBF" w:sz="4"/>
-            </w:tcBorders>
-            <w:shd w:fill="D9E2F3" w:color="auto" w:val="clear"/>
-            <w:tcMar>
-              <w:top w:type="dxa" w:w="60"/>
-              <w:left w:type="dxa" w:w="90"/>
-              <w:bottom w:type="dxa" w:w="60"/>
-              <w:right w:type="dxa" w:w="90"/>
-            </w:tcMar>
-          </w:tcPr>
-          <w:p>
-            <w:pPr>
-              <w:spacing w:after="0" w:line="252"/>
-            </w:pPr>
-            <w:r>
-              <w:rPr>
-                <w:b/>
-                <w:bCs/>
-                <w:sz w:val="17"/>
-                <w:szCs w:val="17"/>
-              </w:rPr>
-              <w:t xml:space="preserve">where it binds</w:t>
-            </w:r>
-          </w:p>
-        </w:tc>
-        <w:tc>
-          <w:tcPr>
-            <w:tcW w:type="dxa" w:w="4014"/>
-            <w:tcBorders>
-              <w:top w:val="single" w:color="BFBFBF" w:sz="4"/>
-              <w:left w:val="single" w:color="BFBFBF" w:sz="4"/>
-              <w:bottom w:val="single" w:color="BFBFBF" w:sz="4"/>
-              <w:right w:val="single" w:color="BFBFBF" w:sz="4"/>
-            </w:tcBorders>
-            <w:shd w:fill="D9E2F3" w:color="auto" w:val="clear"/>
-            <w:tcMar>
-              <w:top w:type="dxa" w:w="60"/>
-              <w:left w:type="dxa" w:w="90"/>
-              <w:bottom w:type="dxa" w:w="60"/>
-              <w:right w:type="dxa" w:w="90"/>
-            </w:tcMar>
-          </w:tcPr>
-          <w:p>
-            <w:pPr>
-              <w:spacing w:after="0" w:line="252"/>
-            </w:pPr>
-            <w:r>
-              <w:rPr>
-                <w:b/>
-                <w:bCs/>
-                <w:sz w:val="17"/>
-                <w:szCs w:val="17"/>
-              </w:rPr>
-              <w:t xml:space="preserve">measured effect</w:t>
-            </w:r>
-          </w:p>
-        </w:tc>
-        <w:tc>
-          <w:tcPr>
-            <w:tcW w:type="dxa" w:w="2363"/>
-            <w:tcBorders>
-              <w:top w:val="single" w:color="BFBFBF" w:sz="4"/>
-              <w:left w:val="single" w:color="BFBFBF" w:sz="4"/>
-              <w:bottom w:val="single" w:color="BFBFBF" w:sz="4"/>
-              <w:right w:val="single" w:color="BFBFBF" w:sz="4"/>
-            </w:tcBorders>
-            <w:shd w:fill="D9E2F3" w:color="auto" w:val="clear"/>
-            <w:tcMar>
-              <w:top w:type="dxa" w:w="60"/>
-              <w:left w:type="dxa" w:w="90"/>
-              <w:bottom w:type="dxa" w:w="60"/>
-              <w:right w:type="dxa" w:w="90"/>
-            </w:tcMar>
-          </w:tcPr>
-          <w:p>
-            <w:pPr>
-              <w:spacing w:after="0" w:line="252"/>
-            </w:pPr>
-            <w:r>
-              <w:rPr>
-                <w:b/>
-                <w:bCs/>
-                <w:sz w:val="17"/>
-                <w:szCs w:val="17"/>
-              </w:rPr>
-              <w:t xml:space="preserve">source</w:t>
-            </w:r>
-          </w:p>
-        </w:tc>
-      </w:tr>
-      <w:tr>
-        <w:trPr>
-          <w:cantSplit/>
-          <w:tblHeader w:val="false"/>
-        </w:trPr>
-        <w:tc>
-          <w:tcPr>
-            <w:tcW w:type="dxa" w:w="3129"/>
-            <w:tcBorders>
-              <w:top w:val="single" w:color="BFBFBF" w:sz="4"/>
-              <w:left w:val="single" w:color="BFBFBF" w:sz="4"/>
-              <w:bottom w:val="single" w:color="BFBFBF" w:sz="4"/>
-              <w:right w:val="single" w:color="BFBFBF" w:sz="4"/>
-            </w:tcBorders>
-            <w:tcMar>
-              <w:top w:type="dxa" w:w="60"/>
-              <w:left w:type="dxa" w:w="90"/>
-              <w:bottom w:type="dxa" w:w="60"/>
-              <w:right w:type="dxa" w:w="90"/>
-            </w:tcMar>
-          </w:tcPr>
-          <w:p>
-            <w:pPr>
-              <w:spacing w:after="0" w:line="252"/>
-            </w:pPr>
-            <w:r>
-              <w:rPr>
-                <w:sz w:val="17"/>
-                <w:szCs w:val="17"/>
-              </w:rPr>
-              <w:t xml:space="preserve">Bitget's </w:t>
-            </w:r>
-            <w:r>
-              <w:rPr>
-                <w:b/>
-                <w:bCs/>
-                <w:sz w:val="17"/>
-                <w:szCs w:val="17"/>
-              </w:rPr>
-              <w:t xml:space="preserve">$5 minimum order</w:t>
-            </w:r>
-            <w:r>
-              <w:rPr>
-                <w:sz w:val="17"/>
-                <w:szCs w:val="17"/>
-              </w:rPr>
-              <w:t xml:space="preserve"> and </w:t>
-            </w:r>
-            <w:r>
-              <w:rPr>
-                <w:b/>
-                <w:bCs/>
-                <w:sz w:val="17"/>
-                <w:szCs w:val="17"/>
-              </w:rPr>
-              <w:t xml:space="preserve">per-coin minimum amounts</w:t>
-            </w:r>
-            <w:r>
-              <w:rPr>
-                <w:sz w:val="17"/>
-                <w:szCs w:val="17"/>
-              </w:rPr>
-              <w:t xml:space="preserve"> (1 LINK, 1 DOT, 0.1 LTC)</w:t>
-            </w:r>
-          </w:p>
-        </w:tc>
-        <w:tc>
-          <w:tcPr>
-            <w:tcW w:type="dxa" w:w="4014"/>
-            <w:tcBorders>
-              <w:top w:val="single" w:color="BFBFBF" w:sz="4"/>
-              <w:left w:val="single" w:color="BFBFBF" w:sz="4"/>
-              <w:bottom w:val="single" w:color="BFBFBF" w:sz="4"/>
-              <w:right w:val="single" w:color="BFBFBF" w:sz="4"/>
-            </w:tcBorders>
-            <w:tcMar>
-              <w:top w:type="dxa" w:w="60"/>
-              <w:left w:type="dxa" w:w="90"/>
-              <w:bottom w:type="dxa" w:w="60"/>
-              <w:right w:type="dxa" w:w="90"/>
-            </w:tcMar>
-          </w:tcPr>
-          <w:p>
-            <w:pPr>
-              <w:spacing w:after="0" w:line="252"/>
-            </w:pPr>
-            <w:r>
-              <w:rPr>
-                <w:sz w:val="17"/>
-                <w:szCs w:val="17"/>
-              </w:rPr>
-              <w:t xml:space="preserve">at $221 Bitget refuses </w:t>
-            </w:r>
-            <w:r>
-              <w:rPr>
-                <w:b/>
-                <w:bCs/>
-                <w:sz w:val="17"/>
-                <w:szCs w:val="17"/>
-              </w:rPr>
-              <w:t xml:space="preserve">6.4% of the book's units</w:t>
-            </w:r>
-            <w:r>
-              <w:rPr>
-                <w:sz w:val="17"/>
-                <w:szCs w:val="17"/>
-              </w:rPr>
-              <w:t xml:space="preserve"> (26.2% of LINK's); every accepted LINK order is rounded by a median 9.4%</w:t>
-            </w:r>
-          </w:p>
-        </w:tc>
-        <w:tc>
-          <w:tcPr>
-            <w:tcW w:type="dxa" w:w="2363"/>
-            <w:tcBorders>
-              <w:top w:val="single" w:color="BFBFBF" w:sz="4"/>
-              <w:left w:val="single" w:color="BFBFBF" w:sz="4"/>
-              <w:bottom w:val="single" w:color="BFBFBF" w:sz="4"/>
-              <w:right w:val="single" w:color="BFBFBF" w:sz="4"/>
-            </w:tcBorders>
-            <w:tcMar>
-              <w:top w:type="dxa" w:w="60"/>
-              <w:left w:type="dxa" w:w="90"/>
-              <w:bottom w:type="dxa" w:w="60"/>
-              <w:right w:type="dxa" w:w="90"/>
-            </w:tcMar>
-          </w:tcPr>
-          <w:p>
-            <w:pPr>
-              <w:spacing w:after="0" w:line="252"/>
-            </w:pPr>
-            <w:r>
-              <w:rPr>
-                <w:rFonts w:ascii="Consolas" w:cs="Consolas" w:eastAsia="Consolas" w:hAnsi="Consolas"/>
-                <w:sz w:val="15"/>
-                <w:szCs w:val="15"/>
-              </w:rPr>
-              <w:t xml:space="preserve">backtest/bitget_minimums.py</w:t>
-            </w:r>
-            <w:r>
-              <w:rPr>
-                <w:sz w:val="17"/>
-                <w:szCs w:val="17"/>
-              </w:rPr>
-              <w:t xml:space="preserve">, CLAUDE.md §7b</w:t>
-            </w:r>
-          </w:p>
-        </w:tc>
-      </w:tr>
-      <w:tr>
-        <w:trPr>
-          <w:cantSplit/>
-          <w:tblHeader w:val="false"/>
-        </w:trPr>
-        <w:tc>
-          <w:tcPr>
-            <w:tcW w:type="dxa" w:w="3129"/>
-            <w:tcBorders>
-              <w:top w:val="single" w:color="BFBFBF" w:sz="4"/>
-              <w:left w:val="single" w:color="BFBFBF" w:sz="4"/>
-              <w:bottom w:val="single" w:color="BFBFBF" w:sz="4"/>
-              <w:right w:val="single" w:color="BFBFBF" w:sz="4"/>
-            </w:tcBorders>
-            <w:tcMar>
-              <w:top w:type="dxa" w:w="60"/>
-              <w:left w:type="dxa" w:w="90"/>
-              <w:bottom w:type="dxa" w:w="60"/>
-              <w:right w:type="dxa" w:w="90"/>
-            </w:tcMar>
-          </w:tcPr>
-          <w:p>
-            <w:pPr>
-              <w:spacing w:after="0" w:line="252"/>
-            </w:pPr>
-            <w:r>
-              <w:rPr>
-                <w:sz w:val="17"/>
-                <w:szCs w:val="17"/>
-              </w:rPr>
-              <w:t xml:space="preserve">$10 accounts</w:t>
-            </w:r>
-          </w:p>
-        </w:tc>
-        <w:tc>
-          <w:tcPr>
-            <w:tcW w:type="dxa" w:w="4014"/>
-            <w:tcBorders>
-              <w:top w:val="single" w:color="BFBFBF" w:sz="4"/>
-              <w:left w:val="single" w:color="BFBFBF" w:sz="4"/>
-              <w:bottom w:val="single" w:color="BFBFBF" w:sz="4"/>
-              <w:right w:val="single" w:color="BFBFBF" w:sz="4"/>
-            </w:tcBorders>
-            <w:tcMar>
-              <w:top w:type="dxa" w:w="60"/>
-              <w:left w:type="dxa" w:w="90"/>
-              <w:bottom w:type="dxa" w:w="60"/>
-              <w:right w:type="dxa" w:w="90"/>
-            </w:tcMar>
-          </w:tcPr>
-          <w:p>
-            <w:pPr>
-              <w:spacing w:after="0" w:line="252"/>
-            </w:pPr>
-            <w:r>
-              <w:rPr>
-                <w:sz w:val="17"/>
-                <w:szCs w:val="17"/>
-              </w:rPr>
-              <w:t xml:space="preserve">87–96% of units rejected; </w:t>
-            </w:r>
-            <w:r>
-              <w:rPr>
-                <w:b/>
-                <w:bCs/>
-                <w:sz w:val="17"/>
-                <w:szCs w:val="17"/>
-              </w:rPr>
-              <w:t xml:space="preserve">$50 is the practical floor</w:t>
-            </w:r>
-          </w:p>
-        </w:tc>
-        <w:tc>
-          <w:tcPr>
-            <w:tcW w:type="dxa" w:w="2363"/>
-            <w:tcBorders>
-              <w:top w:val="single" w:color="BFBFBF" w:sz="4"/>
-              <w:left w:val="single" w:color="BFBFBF" w:sz="4"/>
-              <w:bottom w:val="single" w:color="BFBFBF" w:sz="4"/>
-              <w:right w:val="single" w:color="BFBFBF" w:sz="4"/>
-            </w:tcBorders>
-            <w:tcMar>
-              <w:top w:type="dxa" w:w="60"/>
-              <w:left w:type="dxa" w:w="90"/>
-              <w:bottom w:type="dxa" w:w="60"/>
-              <w:right w:type="dxa" w:w="90"/>
-            </w:tcMar>
-          </w:tcPr>
-          <w:p>
-            <w:pPr>
-              <w:spacing w:after="0" w:line="252"/>
-            </w:pPr>
-            <w:r>
-              <w:rPr>
-                <w:rFonts w:ascii="Consolas" w:cs="Consolas" w:eastAsia="Consolas" w:hAnsi="Consolas"/>
-                <w:sz w:val="15"/>
-                <w:szCs w:val="15"/>
-              </w:rPr>
-              <w:t xml:space="preserve">lottery.py</w:t>
-            </w:r>
-            <w:r>
-              <w:rPr>
-                <w:sz w:val="17"/>
-                <w:szCs w:val="17"/>
-              </w:rPr>
-              <w:t xml:space="preserve">, CLAUDE.md §10 2026-09-24</w:t>
-            </w:r>
-          </w:p>
-        </w:tc>
-      </w:tr>
-      <w:tr>
-        <w:trPr>
-          <w:cantSplit/>
-          <w:tblHeader w:val="false"/>
-        </w:trPr>
-        <w:tc>
-          <w:tcPr>
-            <w:tcW w:type="dxa" w:w="3129"/>
-            <w:tcBorders>
-              <w:top w:val="single" w:color="BFBFBF" w:sz="4"/>
-              <w:left w:val="single" w:color="BFBFBF" w:sz="4"/>
-              <w:bottom w:val="single" w:color="BFBFBF" w:sz="4"/>
-              <w:right w:val="single" w:color="BFBFBF" w:sz="4"/>
-            </w:tcBorders>
-            <w:tcMar>
-              <w:top w:type="dxa" w:w="60"/>
-              <w:left w:type="dxa" w:w="90"/>
-              <w:bottom w:type="dxa" w:w="60"/>
-              <w:right w:type="dxa" w:w="90"/>
-            </w:tcMar>
-          </w:tcPr>
-          <w:p>
-            <w:pPr>
-              <w:spacing w:after="0" w:line="252"/>
-            </w:pPr>
-            <w:r>
-              <w:rPr>
-                <w:sz w:val="17"/>
-                <w:szCs w:val="17"/>
-              </w:rPr>
-              <w:t xml:space="preserve">The limit-order desk on the demo</w:t>
-            </w:r>
-          </w:p>
-        </w:tc>
-        <w:tc>
-          <w:tcPr>
-            <w:tcW w:type="dxa" w:w="4014"/>
-            <w:tcBorders>
-              <w:top w:val="single" w:color="BFBFBF" w:sz="4"/>
-              <w:left w:val="single" w:color="BFBFBF" w:sz="4"/>
-              <w:bottom w:val="single" w:color="BFBFBF" w:sz="4"/>
-              <w:right w:val="single" w:color="BFBFBF" w:sz="4"/>
-            </w:tcBorders>
-            <w:tcMar>
-              <w:top w:type="dxa" w:w="60"/>
-              <w:left w:type="dxa" w:w="90"/>
-              <w:bottom w:type="dxa" w:w="60"/>
-              <w:right w:type="dxa" w:w="90"/>
-            </w:tcMar>
-          </w:tcPr>
-          <w:p>
-            <w:pPr>
-              <w:spacing w:after="0" w:line="252"/>
-            </w:pPr>
-            <w:r>
-              <w:rPr>
-                <w:sz w:val="17"/>
-                <w:szCs w:val="17"/>
-              </w:rPr>
-              <w:t xml:space="preserve">at $221 a bid is $5.19, under the minimum on all three demo coins, so </w:t>
-            </w:r>
-            <w:r>
-              <w:rPr>
-                <w:b/>
-                <w:bCs/>
-                <w:sz w:val="17"/>
-                <w:szCs w:val="17"/>
-              </w:rPr>
-              <w:t xml:space="preserve">0 bids placed</w:t>
-            </w:r>
-            <w:r>
-              <w:rPr>
-                <w:sz w:val="17"/>
-                <w:szCs w:val="17"/>
-              </w:rPr>
-              <w:t xml:space="preserve">; the cap-cancel path cannot be exercised</w:t>
-            </w:r>
-          </w:p>
-        </w:tc>
-        <w:tc>
-          <w:tcPr>
-            <w:tcW w:type="dxa" w:w="2363"/>
-            <w:tcBorders>
-              <w:top w:val="single" w:color="BFBFBF" w:sz="4"/>
-              <w:left w:val="single" w:color="BFBFBF" w:sz="4"/>
-              <w:bottom w:val="single" w:color="BFBFBF" w:sz="4"/>
-              <w:right w:val="single" w:color="BFBFBF" w:sz="4"/>
-            </w:tcBorders>
-            <w:tcMar>
-              <w:top w:type="dxa" w:w="60"/>
-              <w:left w:type="dxa" w:w="90"/>
-              <w:bottom w:type="dxa" w:w="60"/>
-              <w:right w:type="dxa" w:w="90"/>
-            </w:tcMar>
-          </w:tcPr>
-          <w:p>
-            <w:pPr>
-              <w:spacing w:after="0" w:line="252"/>
-            </w:pPr>
-            <w:r>
-              <w:rPr>
-                <w:sz w:val="17"/>
-                <w:szCs w:val="17"/>
-              </w:rPr>
-              <w:t xml:space="preserve">CLAUDE.md §7b</w:t>
-            </w:r>
-          </w:p>
-        </w:tc>
-      </w:tr>
-      <w:tr>
-        <w:trPr>
-          <w:cantSplit/>
-          <w:tblHeader w:val="false"/>
-        </w:trPr>
-        <w:tc>
-          <w:tcPr>
-            <w:tcW w:type="dxa" w:w="3129"/>
-            <w:tcBorders>
-              <w:top w:val="single" w:color="BFBFBF" w:sz="4"/>
-              <w:left w:val="single" w:color="BFBFBF" w:sz="4"/>
-              <w:bottom w:val="single" w:color="BFBFBF" w:sz="4"/>
-              <w:right w:val="single" w:color="BFBFBF" w:sz="4"/>
-            </w:tcBorders>
-            <w:tcMar>
-              <w:top w:type="dxa" w:w="60"/>
-              <w:left w:type="dxa" w:w="90"/>
-              <w:bottom w:type="dxa" w:w="60"/>
-              <w:right w:type="dxa" w:w="90"/>
-            </w:tcMar>
-          </w:tcPr>
-          <w:p>
-            <w:pPr>
-              <w:spacing w:after="0" w:line="252"/>
-            </w:pPr>
-            <w:r>
-              <w:rPr>
-                <w:sz w:val="17"/>
-                <w:szCs w:val="17"/>
-              </w:rPr>
-              <w:t xml:space="preserve">Point-in-time books on 10,000 PKR</w:t>
-            </w:r>
-          </w:p>
-        </w:tc>
-        <w:tc>
-          <w:tcPr>
-            <w:tcW w:type="dxa" w:w="4014"/>
-            <w:tcBorders>
-              <w:top w:val="single" w:color="BFBFBF" w:sz="4"/>
-              <w:left w:val="single" w:color="BFBFBF" w:sz="4"/>
-              <w:bottom w:val="single" w:color="BFBFBF" w:sz="4"/>
-              <w:right w:val="single" w:color="BFBFBF" w:sz="4"/>
-            </w:tcBorders>
-            <w:tcMar>
-              <w:top w:type="dxa" w:w="60"/>
-              <w:left w:type="dxa" w:w="90"/>
-              <w:bottom w:type="dxa" w:w="60"/>
-              <w:right w:type="dxa" w:w="90"/>
-            </w:tcMar>
-          </w:tcPr>
-          <w:p>
-            <w:pPr>
-              <w:spacing w:after="0" w:line="252"/>
-            </w:pPr>
-            <w:r>
-              <w:rPr>
-                <w:sz w:val="17"/>
-                <w:szCs w:val="17"/>
-              </w:rPr>
-              <w:t xml:space="preserve">every order under $5: </w:t>
-            </w:r>
-            <w:r>
-              <w:rPr>
-                <w:b/>
-                <w:bCs/>
-                <w:sz w:val="17"/>
-                <w:szCs w:val="17"/>
-              </w:rPr>
-              <w:t xml:space="preserve">cannot trade</w:t>
-            </w:r>
-            <w:r>
-              <w:rPr>
-                <w:sz w:val="17"/>
-                <w:szCs w:val="17"/>
-              </w:rPr>
-              <w:t xml:space="preserve">. ~25,000 PKR is needed for the smallest combination; ~100–150k PKR for the full set</w:t>
-            </w:r>
-          </w:p>
-        </w:tc>
-        <w:tc>
-          <w:tcPr>
-            <w:tcW w:type="dxa" w:w="2363"/>
-            <w:tcBorders>
-              <w:top w:val="single" w:color="BFBFBF" w:sz="4"/>
-              <w:left w:val="single" w:color="BFBFBF" w:sz="4"/>
-              <w:bottom w:val="single" w:color="BFBFBF" w:sz="4"/>
-              <w:right w:val="single" w:color="BFBFBF" w:sz="4"/>
-            </w:tcBorders>
-            <w:tcMar>
-              <w:top w:type="dxa" w:w="60"/>
-              <w:left w:type="dxa" w:w="90"/>
-              <w:bottom w:type="dxa" w:w="60"/>
-              <w:right w:type="dxa" w:w="90"/>
-            </w:tcMar>
-          </w:tcPr>
-          <w:p>
-            <w:pPr>
-              <w:spacing w:after="0" w:line="252"/>
-            </w:pPr>
-            <w:r>
-              <w:rPr>
-                <w:rFonts w:ascii="Consolas" w:cs="Consolas" w:eastAsia="Consolas" w:hAnsi="Consolas"/>
-                <w:sz w:val="15"/>
-                <w:szCs w:val="15"/>
-              </w:rPr>
-              <w:t xml:space="preserve">pair_min_capital.py</w:t>
-            </w:r>
-            <w:r>
-              <w:rPr>
-                <w:sz w:val="17"/>
-                <w:szCs w:val="17"/>
-              </w:rPr>
-              <w:t xml:space="preserve">, CLAUDE.md §10 2026-10-08</w:t>
-            </w:r>
-          </w:p>
-        </w:tc>
-      </w:tr>
-      <w:tr>
-        <w:trPr>
-          <w:cantSplit/>
-          <w:tblHeader w:val="false"/>
-        </w:trPr>
-        <w:tc>
-          <w:tcPr>
-            <w:tcW w:type="dxa" w:w="3129"/>
-            <w:tcBorders>
-              <w:top w:val="single" w:color="BFBFBF" w:sz="4"/>
-              <w:left w:val="single" w:color="BFBFBF" w:sz="4"/>
-              <w:bottom w:val="single" w:color="BFBFBF" w:sz="4"/>
-              <w:right w:val="single" w:color="BFBFBF" w:sz="4"/>
-            </w:tcBorders>
-            <w:tcMar>
-              <w:top w:type="dxa" w:w="60"/>
-              <w:left w:type="dxa" w:w="90"/>
-              <w:bottom w:type="dxa" w:w="60"/>
-              <w:right w:type="dxa" w:w="90"/>
-            </w:tcMar>
-          </w:tcPr>
-          <w:p>
-            <w:pPr>
-              <w:spacing w:after="0" w:line="252"/>
-            </w:pPr>
-            <w:r>
-              <w:rPr>
-                <w:sz w:val="17"/>
-                <w:szCs w:val="17"/>
-              </w:rPr>
-              <w:t xml:space="preserve">Wider universes</w:t>
-            </w:r>
-          </w:p>
-        </w:tc>
-        <w:tc>
-          <w:tcPr>
-            <w:tcW w:type="dxa" w:w="4014"/>
-            <w:tcBorders>
-              <w:top w:val="single" w:color="BFBFBF" w:sz="4"/>
-              <w:left w:val="single" w:color="BFBFBF" w:sz="4"/>
-              <w:bottom w:val="single" w:color="BFBFBF" w:sz="4"/>
-              <w:right w:val="single" w:color="BFBFBF" w:sz="4"/>
-            </w:tcBorders>
-            <w:tcMar>
-              <w:top w:type="dxa" w:w="60"/>
-              <w:left w:type="dxa" w:w="90"/>
-              <w:bottom w:type="dxa" w:w="60"/>
-              <w:right w:type="dxa" w:w="90"/>
-            </w:tcMar>
-          </w:tcPr>
-          <w:p>
-            <w:pPr>
-              <w:spacing w:after="0" w:line="252"/>
-            </w:pPr>
-            <w:r>
-              <w:rPr>
-                <w:sz w:val="17"/>
-                <w:szCs w:val="17"/>
-              </w:rPr>
-              <w:t xml:space="preserve">most of the 30–100-coin books cannot be funded at $221</w:t>
-            </w:r>
-          </w:p>
-        </w:tc>
-        <w:tc>
-          <w:tcPr>
-            <w:tcW w:type="dxa" w:w="2363"/>
-            <w:tcBorders>
-              <w:top w:val="single" w:color="BFBFBF" w:sz="4"/>
-              <w:left w:val="single" w:color="BFBFBF" w:sz="4"/>
-              <w:bottom w:val="single" w:color="BFBFBF" w:sz="4"/>
-              <w:right w:val="single" w:color="BFBFBF" w:sz="4"/>
-            </w:tcBorders>
-            <w:tcMar>
-              <w:top w:type="dxa" w:w="60"/>
-              <w:left w:type="dxa" w:w="90"/>
-              <w:bottom w:type="dxa" w:w="60"/>
-              <w:right w:type="dxa" w:w="90"/>
-            </w:tcMar>
-          </w:tcPr>
-          <w:p>
-            <w:pPr>
-              <w:spacing w:after="0" w:line="252"/>
-            </w:pPr>
-            <w:r>
-              <w:rPr>
-                <w:rFonts w:ascii="Consolas" w:cs="Consolas" w:eastAsia="Consolas" w:hAnsi="Consolas"/>
-                <w:sz w:val="15"/>
-                <w:szCs w:val="15"/>
-              </w:rPr>
-              <w:t xml:space="preserve">wide_book.py</w:t>
-            </w:r>
-            <w:r>
-              <w:rPr>
-                <w:sz w:val="17"/>
-                <w:szCs w:val="17"/>
-              </w:rPr>
-              <w:t xml:space="preserve"> docstring</w:t>
-            </w:r>
-          </w:p>
-        </w:tc>
-      </w:tr>
-      <w:tr>
-        <w:trPr>
-          <w:cantSplit/>
-          <w:tblHeader w:val="false"/>
-        </w:trPr>
-        <w:tc>
-          <w:tcPr>
-            <w:tcW w:type="dxa" w:w="3129"/>
-            <w:tcBorders>
-              <w:top w:val="single" w:color="BFBFBF" w:sz="4"/>
-              <w:left w:val="single" w:color="BFBFBF" w:sz="4"/>
-              <w:bottom w:val="single" w:color="BFBFBF" w:sz="4"/>
-              <w:right w:val="single" w:color="BFBFBF" w:sz="4"/>
-            </w:tcBorders>
-            <w:tcMar>
-              <w:top w:type="dxa" w:w="60"/>
-              <w:left w:type="dxa" w:w="90"/>
-              <w:bottom w:type="dxa" w:w="60"/>
-              <w:right w:type="dxa" w:w="90"/>
-            </w:tcMar>
-          </w:tcPr>
-          <w:p>
-            <w:pPr>
-              <w:spacing w:after="0" w:line="252"/>
-            </w:pPr>
-            <w:r>
-              <w:rPr>
-                <w:sz w:val="17"/>
-                <w:szCs w:val="17"/>
-              </w:rPr>
-              <w:t xml:space="preserve">The forex side</w:t>
-            </w:r>
-          </w:p>
-        </w:tc>
-        <w:tc>
-          <w:tcPr>
-            <w:tcW w:type="dxa" w:w="4014"/>
-            <w:tcBorders>
-              <w:top w:val="single" w:color="BFBFBF" w:sz="4"/>
-              <w:left w:val="single" w:color="BFBFBF" w:sz="4"/>
-              <w:bottom w:val="single" w:color="BFBFBF" w:sz="4"/>
-              <w:right w:val="single" w:color="BFBFBF" w:sz="4"/>
-            </w:tcBorders>
-            <w:tcMar>
-              <w:top w:type="dxa" w:w="60"/>
-              <w:left w:type="dxa" w:w="90"/>
-              <w:bottom w:type="dxa" w:w="60"/>
-              <w:right w:type="dxa" w:w="90"/>
-            </w:tcMar>
-          </w:tcPr>
-          <w:p>
-            <w:pPr>
-              <w:spacing w:after="0" w:line="252"/>
-            </w:pPr>
-            <w:r>
-              <w:rPr>
-                <w:sz w:val="17"/>
-                <w:szCs w:val="17"/>
-              </w:rPr>
-              <w:t xml:space="preserve">Exness lot minimums; the one forex book that holds fits at $300 only on a </w:t>
-            </w:r>
-            <w:r>
-              <w:rPr>
-                <w:b/>
-                <w:bCs/>
-                <w:sz w:val="17"/>
-                <w:szCs w:val="17"/>
-              </w:rPr>
-              <w:t xml:space="preserve">Cent</w:t>
-            </w:r>
-            <w:r>
-              <w:rPr>
-                <w:sz w:val="17"/>
-                <w:szCs w:val="17"/>
-              </w:rPr>
-              <w:t xml:space="preserve"> account, and even there gold and silver are too big</w:t>
-            </w:r>
-          </w:p>
-        </w:tc>
-        <w:tc>
-          <w:tcPr>
-            <w:tcW w:type="dxa" w:w="2363"/>
-            <w:tcBorders>
-              <w:top w:val="single" w:color="BFBFBF" w:sz="4"/>
-              <w:left w:val="single" w:color="BFBFBF" w:sz="4"/>
-              <w:bottom w:val="single" w:color="BFBFBF" w:sz="4"/>
-              <w:right w:val="single" w:color="BFBFBF" w:sz="4"/>
-            </w:tcBorders>
-            <w:tcMar>
-              <w:top w:type="dxa" w:w="60"/>
-              <w:left w:type="dxa" w:w="90"/>
-              <w:bottom w:type="dxa" w:w="60"/>
-              <w:right w:type="dxa" w:w="90"/>
-            </w:tcMar>
-          </w:tcPr>
-          <w:p>
-            <w:pPr>
-              <w:spacing w:after="0" w:line="252"/>
-            </w:pPr>
-            <w:r>
-              <w:rPr>
-                <w:sz w:val="17"/>
-                <w:szCs w:val="17"/>
-              </w:rPr>
-              <w:t xml:space="preserve">doc 18</w:t>
-            </w:r>
-          </w:p>
-        </w:tc>
-      </w:tr>
-    </w:tbl>
-    <w:p>
-      <w:pPr>
-        <w:spacing w:after="80"/>
-      </w:pPr>
-    </w:p>
-    <w:p>
-      <w:pPr>
-        <w:spacing w:after="120" w:line="276"/>
-      </w:pPr>
-      <w:r>
-        <w:rPr>
-          <w:b/>
-          <w:bCs/>
-        </w:rPr>
-        <w:t xml:space="preserve">What capital does not change.</w:t>
-      </w:r>
-      <w:r>
-        <w:t xml:space="preserve"> Above ~$25 the return in </w:t>
-      </w:r>
-      <w:r>
-        <w:rPr>
-          <w:b/>
-          <w:bCs/>
-        </w:rPr>
-        <w:t xml:space="preserve">percent</w:t>
-      </w:r>
-      <w:r>
-        <w:t xml:space="preserve"> is the same. Capital buys dollars, not rate (CLAUDE.md §6). So the capital limit costs coverage (refused orders, untradeable coins, untested code paths), not percentage return.</w:t>
-      </w:r>
-    </w:p>
-    <w:p>
-      <w:pPr>
-        <w:pStyle w:val="Heading2"/>
-      </w:pPr>
-      <w:r>
-        <w:t xml:space="preserve">14.2 Fees: the retail tier</w:t>
+        <w:t xml:space="preserve">13.1 Fees: the retail tier</w:t>
       </w:r>
     </w:p>
     <w:p>
@@ -22052,7 +19370,7 @@
         <w:pStyle w:val="Heading2"/>
       </w:pPr>
       <w:r>
-        <w:t xml:space="preserve">14.3 Speed: no co-location</w:t>
+        <w:t xml:space="preserve">13.2 Speed: no co-location</w:t>
       </w:r>
     </w:p>
     <w:p>
@@ -22106,37 +19424,6 @@
         <w:spacing w:after="60" w:line="264"/>
       </w:pPr>
       <w:r>
-        <w:rPr>
-          <w:b/>
-          <w:bCs/>
-        </w:rPr>
-        <w:t xml:space="preserve">The copy-a-trader result</w:t>
-      </w:r>
-      <w:r>
-        <w:t xml:space="preserve">: a copy within 5–10 s keeps the edge, but it is gone by 20 s (</w:t>
-      </w:r>
-      <w:r>
-        <w:rPr>
-          <w:rFonts w:ascii="Consolas" w:cs="Consolas" w:eastAsia="Consolas" w:hAnsi="Consolas"/>
-          <w:sz w:val="19"/>
-          <w:szCs w:val="19"/>
-        </w:rPr>
-        <w:t xml:space="preserve">his_copy_delay.py</w:t>
-      </w:r>
-      <w:r>
-        <w:t xml:space="preserve">).</w:t>
-      </w:r>
-    </w:p>
-    <w:p>
-      <w:pPr>
-        <w:pStyle w:val="ListParagraph"/>
-        <w:numPr>
-          <w:ilvl w:val="0"/>
-          <w:numId w:val="2"/>
-        </w:numPr>
-        <w:spacing w:after="60" w:line="264"/>
-      </w:pPr>
-      <w:r>
         <w:t xml:space="preserve">The engine polls every 120 s and records the book by REST at ~1 s. Binance websockets deliver nothing on the PC.</w:t>
       </w:r>
     </w:p>
@@ -22145,7 +19432,7 @@
         <w:pStyle w:val="Heading2"/>
       </w:pPr>
       <w:r>
-        <w:t xml:space="preserve">14.4 Free data: what was missing, and the workaround</w:t>
+        <w:t xml:space="preserve">13.3 Free data: what was missing, and the workaround</w:t>
       </w:r>
     </w:p>
     <w:tbl>
@@ -23086,23 +20373,7 @@
                 <w:sz w:val="17"/>
                 <w:szCs w:val="17"/>
               </w:rPr>
-              <w:t xml:space="preserve">NQ intraday history (yfinance: </w:t>
-            </w:r>
-            <w:r>
-              <w:rPr>
-                <w:b/>
-                <w:bCs/>
-                <w:sz w:val="17"/>
-                <w:szCs w:val="17"/>
-              </w:rPr>
-              <w:t xml:space="preserve">60 days of 5m bars</w:t>
-            </w:r>
-            <w:r>
-              <w:rPr>
-                <w:sz w:val="17"/>
-                <w:szCs w:val="17"/>
-              </w:rPr>
-              <w:t xml:space="preserve">)</w:t>
+              <w:t xml:space="preserve">On-chain data</w:t>
             </w:r>
           </w:p>
         </w:tc>
@@ -23131,7 +20402,7 @@
                 <w:sz w:val="17"/>
                 <w:szCs w:val="17"/>
               </w:rPr>
-              <w:t xml:space="preserve">forex/index rules could not be validated over years</w:t>
+              <w:t xml:space="preserve">only CoinMetrics' free community metrics (MVRV, flows)</w:t>
             </w:r>
           </w:p>
         </w:tc>
@@ -23160,209 +20431,7 @@
                 <w:sz w:val="17"/>
                 <w:szCs w:val="17"/>
               </w:rPr>
-              <w:t xml:space="preserve">MT5 ticks (only from </w:t>
-            </w:r>
-            <w:r>
-              <w:rPr>
-                <w:b/>
-                <w:bCs/>
-                <w:sz w:val="17"/>
-                <w:szCs w:val="17"/>
-              </w:rPr>
-              <w:t xml:space="preserve">2026-01</w:t>
-            </w:r>
-            <w:r>
-              <w:rPr>
-                <w:sz w:val="17"/>
-                <w:szCs w:val="17"/>
-              </w:rPr>
-              <w:t xml:space="preserve">), then Databento on free credit</w:t>
-            </w:r>
-          </w:p>
-        </w:tc>
-      </w:tr>
-      <w:tr>
-        <w:trPr>
-          <w:cantSplit/>
-          <w:tblHeader w:val="false"/>
-        </w:trPr>
-        <w:tc>
-          <w:tcPr>
-            <w:tcW w:type="dxa" w:w="2636"/>
-            <w:tcBorders>
-              <w:top w:val="single" w:color="BFBFBF" w:sz="4"/>
-              <w:left w:val="single" w:color="BFBFBF" w:sz="4"/>
-              <w:bottom w:val="single" w:color="BFBFBF" w:sz="4"/>
-              <w:right w:val="single" w:color="BFBFBF" w:sz="4"/>
-            </w:tcBorders>
-            <w:tcMar>
-              <w:top w:type="dxa" w:w="60"/>
-              <w:left w:type="dxa" w:w="90"/>
-              <w:bottom w:type="dxa" w:w="60"/>
-              <w:right w:type="dxa" w:w="90"/>
-            </w:tcMar>
-          </w:tcPr>
-          <w:p>
-            <w:pPr>
-              <w:spacing w:after="0" w:line="252"/>
-            </w:pPr>
-            <w:r>
-              <w:rPr>
-                <w:sz w:val="17"/>
-                <w:szCs w:val="17"/>
-              </w:rPr>
-              <w:t xml:space="preserve">On-chain data</w:t>
-            </w:r>
-          </w:p>
-        </w:tc>
-        <w:tc>
-          <w:tcPr>
-            <w:tcW w:type="dxa" w:w="3315"/>
-            <w:tcBorders>
-              <w:top w:val="single" w:color="BFBFBF" w:sz="4"/>
-              <w:left w:val="single" w:color="BFBFBF" w:sz="4"/>
-              <w:bottom w:val="single" w:color="BFBFBF" w:sz="4"/>
-              <w:right w:val="single" w:color="BFBFBF" w:sz="4"/>
-            </w:tcBorders>
-            <w:tcMar>
-              <w:top w:type="dxa" w:w="60"/>
-              <w:left w:type="dxa" w:w="90"/>
-              <w:bottom w:type="dxa" w:w="60"/>
-              <w:right w:type="dxa" w:w="90"/>
-            </w:tcMar>
-          </w:tcPr>
-          <w:p>
-            <w:pPr>
-              <w:spacing w:after="0" w:line="252"/>
-            </w:pPr>
-            <w:r>
-              <w:rPr>
-                <w:sz w:val="17"/>
-                <w:szCs w:val="17"/>
-              </w:rPr>
-              <w:t xml:space="preserve">only CoinMetrics' free community metrics (MVRV, flows)</w:t>
-            </w:r>
-          </w:p>
-        </w:tc>
-        <w:tc>
-          <w:tcPr>
-            <w:tcW w:type="dxa" w:w="3555"/>
-            <w:tcBorders>
-              <w:top w:val="single" w:color="BFBFBF" w:sz="4"/>
-              <w:left w:val="single" w:color="BFBFBF" w:sz="4"/>
-              <w:bottom w:val="single" w:color="BFBFBF" w:sz="4"/>
-              <w:right w:val="single" w:color="BFBFBF" w:sz="4"/>
-            </w:tcBorders>
-            <w:tcMar>
-              <w:top w:type="dxa" w:w="60"/>
-              <w:left w:type="dxa" w:w="90"/>
-              <w:bottom w:type="dxa" w:w="60"/>
-              <w:right w:type="dxa" w:w="90"/>
-            </w:tcMar>
-          </w:tcPr>
-          <w:p>
-            <w:pPr>
-              <w:spacing w:after="0" w:line="252"/>
-            </w:pPr>
-            <w:r>
-              <w:rPr>
-                <w:sz w:val="17"/>
-                <w:szCs w:val="17"/>
-              </w:rPr>
               <w:t xml:space="preserve">—</w:t>
-            </w:r>
-          </w:p>
-        </w:tc>
-      </w:tr>
-      <w:tr>
-        <w:trPr>
-          <w:cantSplit/>
-          <w:tblHeader w:val="false"/>
-        </w:trPr>
-        <w:tc>
-          <w:tcPr>
-            <w:tcW w:type="dxa" w:w="2636"/>
-            <w:tcBorders>
-              <w:top w:val="single" w:color="BFBFBF" w:sz="4"/>
-              <w:left w:val="single" w:color="BFBFBF" w:sz="4"/>
-              <w:bottom w:val="single" w:color="BFBFBF" w:sz="4"/>
-              <w:right w:val="single" w:color="BFBFBF" w:sz="4"/>
-            </w:tcBorders>
-            <w:tcMar>
-              <w:top w:type="dxa" w:w="60"/>
-              <w:left w:type="dxa" w:w="90"/>
-              <w:bottom w:type="dxa" w:w="60"/>
-              <w:right w:type="dxa" w:w="90"/>
-            </w:tcMar>
-          </w:tcPr>
-          <w:p>
-            <w:pPr>
-              <w:spacing w:after="0" w:line="252"/>
-            </w:pPr>
-            <w:r>
-              <w:rPr>
-                <w:sz w:val="17"/>
-                <w:szCs w:val="17"/>
-              </w:rPr>
-              <w:t xml:space="preserve">Real-time news</w:t>
-            </w:r>
-          </w:p>
-        </w:tc>
-        <w:tc>
-          <w:tcPr>
-            <w:tcW w:type="dxa" w:w="3315"/>
-            <w:tcBorders>
-              <w:top w:val="single" w:color="BFBFBF" w:sz="4"/>
-              <w:left w:val="single" w:color="BFBFBF" w:sz="4"/>
-              <w:bottom w:val="single" w:color="BFBFBF" w:sz="4"/>
-              <w:right w:val="single" w:color="BFBFBF" w:sz="4"/>
-            </w:tcBorders>
-            <w:tcMar>
-              <w:top w:type="dxa" w:w="60"/>
-              <w:left w:type="dxa" w:w="90"/>
-              <w:bottom w:type="dxa" w:w="60"/>
-              <w:right w:type="dxa" w:w="90"/>
-            </w:tcMar>
-          </w:tcPr>
-          <w:p>
-            <w:pPr>
-              <w:spacing w:after="0" w:line="252"/>
-            </w:pPr>
-            <w:r>
-              <w:rPr>
-                <w:sz w:val="17"/>
-                <w:szCs w:val="17"/>
-              </w:rPr>
-              <w:t xml:space="preserve">free calendars and archives only</w:t>
-            </w:r>
-          </w:p>
-        </w:tc>
-        <w:tc>
-          <w:tcPr>
-            <w:tcW w:type="dxa" w:w="3555"/>
-            <w:tcBorders>
-              <w:top w:val="single" w:color="BFBFBF" w:sz="4"/>
-              <w:left w:val="single" w:color="BFBFBF" w:sz="4"/>
-              <w:bottom w:val="single" w:color="BFBFBF" w:sz="4"/>
-              <w:right w:val="single" w:color="BFBFBF" w:sz="4"/>
-            </w:tcBorders>
-            <w:tcMar>
-              <w:top w:type="dxa" w:w="60"/>
-              <w:left w:type="dxa" w:w="90"/>
-              <w:bottom w:type="dxa" w:w="60"/>
-              <w:right w:type="dxa" w:w="90"/>
-            </w:tcMar>
-          </w:tcPr>
-          <w:p>
-            <w:pPr>
-              <w:spacing w:after="0" w:line="252"/>
-            </w:pPr>
-            <w:r>
-              <w:rPr>
-                <w:sz w:val="17"/>
-                <w:szCs w:val="17"/>
-              </w:rPr>
-              <w:t xml:space="preserve">ForexFactory, Fed calendar, Alpaca, CNN archive</w:t>
             </w:r>
           </w:p>
         </w:tc>
@@ -23378,7 +20447,7 @@
         <w:pStyle w:val="Heading2"/>
       </w:pPr>
       <w:r>
-        <w:t xml:space="preserve">14.5 Compute and hosting</w:t>
+        <w:t xml:space="preserve">13.4 Compute and hosting</w:t>
       </w:r>
     </w:p>
     <w:p>
@@ -23439,9 +20508,9 @@
         <w:pStyle w:val="Heading1"/>
         <w:pageBreakBefore/>
       </w:pPr>
-      <w:bookmarkStart w:name="sec14" w:id="1"/>
-      <w:r>
-        <w:t xml:space="preserve">15. Paid sources that would make the engine better</w:t>
+      <w:bookmarkStart w:name="sec13" w:id="1"/>
+      <w:r>
+        <w:t xml:space="preserve">14. Paid sources that would make the engine better</w:t>
       </w:r>
       <w:bookmarkEnd w:id="1"/>
     </w:p>
@@ -23479,7 +20548,7 @@
         <w:t xml:space="preserve">no co-location</w:t>
       </w:r>
       <w:r>
-        <w:t xml:space="preserve"> (§14.2–14.3). The repo's finding is that every edge found was priced away by fees or by faster players, not missed for lack of data (doc 11). The purchases below remove </w:t>
+        <w:t xml:space="preserve"> (§13.1–13.2). The repo's finding is that every edge found was priced away by fees or by faster players, not missed for lack of data (doc 11). The purchases below remove </w:t>
       </w:r>
       <w:r>
         <w:rPr>
@@ -23680,7 +20749,7 @@
                 <w:sz w:val="16"/>
                 <w:szCs w:val="16"/>
               </w:rPr>
-              <w:t xml:space="preserve">gap it closes (§14)</w:t>
+              <w:t xml:space="preserve">gap it closes (§13)</w:t>
             </w:r>
           </w:p>
         </w:tc>
@@ -24408,7 +21477,7 @@
                 <w:sz w:val="16"/>
                 <w:szCs w:val="16"/>
               </w:rPr>
-              <w:t xml:space="preserve">CME futures tick data with aggressor side (NQ, ES, CME BTC/ETH futures); MBO order book</w:t>
+              <w:t xml:space="preserve">CME bitcoin and ether futures: trades with aggressor side, full order book</w:t>
             </w:r>
           </w:p>
         </w:tc>
@@ -24437,7 +21506,7 @@
                 <w:sz w:val="16"/>
                 <w:szCs w:val="16"/>
               </w:rPr>
-              <w:t xml:space="preserve">the forex/index side: years of NQ instead of yfinance's 60 days; CME bitcoin basis. </w:t>
+              <w:t xml:space="preserve">the CME-vs-Binance basis and institutional flow, a regime input the engine has never had. </w:t>
             </w:r>
             <w:r>
               <w:rPr>
@@ -24599,7 +21668,7 @@
                 <w:sz w:val="16"/>
                 <w:szCs w:val="16"/>
               </w:rPr>
-              <w:t xml:space="preserve">§14.2. </w:t>
+              <w:t xml:space="preserve">§13.1. </w:t>
             </w:r>
             <w:r>
               <w:rPr>
@@ -24615,7 +21684,7 @@
                 <w:sz w:val="16"/>
                 <w:szCs w:val="16"/>
               </w:rPr>
-              <w:t xml:space="preserve">, but out of reach at $221 of volume; check whether a zero- or negative-maker-fee venue exists before buying data for fast strategies</w:t>
+              <w:t xml:space="preserve">, but tiers follow traded volume; check whether a zero- or negative-maker-fee venue exists before buying data for fast strategies</w:t>
             </w:r>
           </w:p>
         </w:tc>
@@ -25049,14 +22118,14 @@
                 <w:sz w:val="16"/>
                 <w:szCs w:val="16"/>
               </w:rPr>
-              <w:t xml:space="preserve">Polygon.io</w:t>
+              <w:t xml:space="preserve">Glassnode / CryptoQuant</w:t>
             </w:r>
             <w:r>
               <w:rPr>
                 <w:sz w:val="16"/>
                 <w:szCs w:val="16"/>
               </w:rPr>
-              <w:t xml:space="preserve"> (US stocks / indices)</w:t>
+              <w:t xml:space="preserve"> (on-chain)</w:t>
             </w:r>
           </w:p>
         </w:tc>
@@ -25114,77 +22183,13 @@
                 <w:sz w:val="16"/>
                 <w:szCs w:val="16"/>
               </w:rPr>
-              <w:t xml:space="preserve">long intraday history for Nasdaq stocks and indices</w:t>
+              <w:t xml:space="preserve">better on-chain metrics than CoinMetrics' free set</w:t>
             </w:r>
           </w:p>
         </w:tc>
         <w:tc>
           <w:tcPr>
             <w:tcW w:type="dxa" w:w="2606"/>
-            <w:tcBorders>
-              <w:top w:val="single" w:color="BFBFBF" w:sz="4"/>
-              <w:left w:val="single" w:color="BFBFBF" w:sz="4"/>
-              <w:bottom w:val="single" w:color="BFBFBF" w:sz="4"/>
-              <w:right w:val="single" w:color="BFBFBF" w:sz="4"/>
-            </w:tcBorders>
-            <w:tcMar>
-              <w:top w:type="dxa" w:w="60"/>
-              <w:left w:type="dxa" w:w="90"/>
-              <w:bottom w:type="dxa" w:w="60"/>
-              <w:right w:type="dxa" w:w="90"/>
-            </w:tcMar>
-          </w:tcPr>
-          <w:p>
-            <w:pPr>
-              <w:spacing w:after="0" w:line="252"/>
-            </w:pPr>
-            <w:r>
-              <w:rPr>
-                <w:sz w:val="16"/>
-                <w:szCs w:val="16"/>
-              </w:rPr>
-              <w:t xml:space="preserve">an alternative to #4 for the forex/index studies</w:t>
-            </w:r>
-          </w:p>
-        </w:tc>
-      </w:tr>
-      <w:tr>
-        <w:trPr>
-          <w:cantSplit/>
-          <w:tblHeader w:val="false"/>
-        </w:trPr>
-        <w:tc>
-          <w:tcPr>
-            <w:tcW w:type="dxa" w:w="853"/>
-            <w:tcBorders>
-              <w:top w:val="single" w:color="BFBFBF" w:sz="4"/>
-              <w:left w:val="single" w:color="BFBFBF" w:sz="4"/>
-              <w:bottom w:val="single" w:color="BFBFBF" w:sz="4"/>
-              <w:right w:val="single" w:color="BFBFBF" w:sz="4"/>
-            </w:tcBorders>
-            <w:tcMar>
-              <w:top w:type="dxa" w:w="60"/>
-              <w:left w:type="dxa" w:w="90"/>
-              <w:bottom w:type="dxa" w:w="60"/>
-              <w:right w:type="dxa" w:w="90"/>
-            </w:tcMar>
-          </w:tcPr>
-          <w:p>
-            <w:pPr>
-              <w:spacing w:after="0" w:line="252"/>
-            </w:pPr>
-            <w:r>
-              <w:rPr>
-                <w:sz w:val="16"/>
-                <w:szCs w:val="16"/>
-              </w:rPr>
-              <w:t xml:space="preserve">9</w:t>
-            </w:r>
-          </w:p>
-        </w:tc>
-        <w:tc>
-          <w:tcPr>
-            <w:tcW w:type="dxa" w:w="1320"/>
             <w:tcBorders>
               <w:top w:val="single" w:color="BFBFBF" w:sz="4"/>
               <w:left w:val="single" w:color="BFBFBF" w:sz="4"/>
@@ -25209,272 +22214,14 @@
                 <w:sz w:val="16"/>
                 <w:szCs w:val="16"/>
               </w:rPr>
-              <w:t xml:space="preserve">Glassnode / CryptoQuant</w:t>
+              <w:t xml:space="preserve">low priority</w:t>
             </w:r>
             <w:r>
               <w:rPr>
                 <w:sz w:val="16"/>
                 <w:szCs w:val="16"/>
               </w:rPr>
-              <w:t xml:space="preserve"> (on-chain)</w:t>
-            </w:r>
-          </w:p>
-        </w:tc>
-        <w:tc>
-          <w:tcPr>
-            <w:tcW w:type="dxa" w:w="2447"/>
-            <w:tcBorders>
-              <w:top w:val="single" w:color="BFBFBF" w:sz="4"/>
-              <w:left w:val="single" w:color="BFBFBF" w:sz="4"/>
-              <w:bottom w:val="single" w:color="BFBFBF" w:sz="4"/>
-              <w:right w:val="single" w:color="BFBFBF" w:sz="4"/>
-            </w:tcBorders>
-            <w:tcMar>
-              <w:top w:type="dxa" w:w="60"/>
-              <w:left w:type="dxa" w:w="90"/>
-              <w:bottom w:type="dxa" w:w="60"/>
-              <w:right w:type="dxa" w:w="90"/>
-            </w:tcMar>
-          </w:tcPr>
-          <w:p>
-            <w:pPr>
-              <w:spacing w:after="0" w:line="252"/>
-            </w:pPr>
-            <w:r>
-              <w:rPr>
-                <w:sz w:val="16"/>
-                <w:szCs w:val="16"/>
-              </w:rPr>
-              <w:t xml:space="preserve">paid tiers</w:t>
-            </w:r>
-          </w:p>
-        </w:tc>
-        <w:tc>
-          <w:tcPr>
-            <w:tcW w:type="dxa" w:w="2280"/>
-            <w:tcBorders>
-              <w:top w:val="single" w:color="BFBFBF" w:sz="4"/>
-              <w:left w:val="single" w:color="BFBFBF" w:sz="4"/>
-              <w:bottom w:val="single" w:color="BFBFBF" w:sz="4"/>
-              <w:right w:val="single" w:color="BFBFBF" w:sz="4"/>
-            </w:tcBorders>
-            <w:tcMar>
-              <w:top w:type="dxa" w:w="60"/>
-              <w:left w:type="dxa" w:w="90"/>
-              <w:bottom w:type="dxa" w:w="60"/>
-              <w:right w:type="dxa" w:w="90"/>
-            </w:tcMar>
-          </w:tcPr>
-          <w:p>
-            <w:pPr>
-              <w:spacing w:after="0" w:line="252"/>
-            </w:pPr>
-            <w:r>
-              <w:rPr>
-                <w:sz w:val="16"/>
-                <w:szCs w:val="16"/>
-              </w:rPr>
-              <w:t xml:space="preserve">better on-chain metrics than CoinMetrics' free set</w:t>
-            </w:r>
-          </w:p>
-        </w:tc>
-        <w:tc>
-          <w:tcPr>
-            <w:tcW w:type="dxa" w:w="2606"/>
-            <w:tcBorders>
-              <w:top w:val="single" w:color="BFBFBF" w:sz="4"/>
-              <w:left w:val="single" w:color="BFBFBF" w:sz="4"/>
-              <w:bottom w:val="single" w:color="BFBFBF" w:sz="4"/>
-              <w:right w:val="single" w:color="BFBFBF" w:sz="4"/>
-            </w:tcBorders>
-            <w:tcMar>
-              <w:top w:type="dxa" w:w="60"/>
-              <w:left w:type="dxa" w:w="90"/>
-              <w:bottom w:type="dxa" w:w="60"/>
-              <w:right w:type="dxa" w:w="90"/>
-            </w:tcMar>
-          </w:tcPr>
-          <w:p>
-            <w:pPr>
-              <w:spacing w:after="0" w:line="252"/>
-            </w:pPr>
-            <w:r>
-              <w:rPr>
-                <w:b/>
-                <w:bCs/>
-                <w:sz w:val="16"/>
-                <w:szCs w:val="16"/>
-              </w:rPr>
-              <w:t xml:space="preserve">low priority</w:t>
-            </w:r>
-            <w:r>
-              <w:rPr>
-                <w:sz w:val="16"/>
-                <w:szCs w:val="16"/>
-              </w:rPr>
               <w:t xml:space="preserve">: doc 12 found MVRV and exchange flows do not improve the bot</w:t>
-            </w:r>
-          </w:p>
-        </w:tc>
-      </w:tr>
-      <w:tr>
-        <w:trPr>
-          <w:cantSplit/>
-          <w:tblHeader w:val="false"/>
-        </w:trPr>
-        <w:tc>
-          <w:tcPr>
-            <w:tcW w:type="dxa" w:w="853"/>
-            <w:tcBorders>
-              <w:top w:val="single" w:color="BFBFBF" w:sz="4"/>
-              <w:left w:val="single" w:color="BFBFBF" w:sz="4"/>
-              <w:bottom w:val="single" w:color="BFBFBF" w:sz="4"/>
-              <w:right w:val="single" w:color="BFBFBF" w:sz="4"/>
-            </w:tcBorders>
-            <w:tcMar>
-              <w:top w:type="dxa" w:w="60"/>
-              <w:left w:type="dxa" w:w="90"/>
-              <w:bottom w:type="dxa" w:w="60"/>
-              <w:right w:type="dxa" w:w="90"/>
-            </w:tcMar>
-          </w:tcPr>
-          <w:p>
-            <w:pPr>
-              <w:spacing w:after="0" w:line="252"/>
-            </w:pPr>
-            <w:r>
-              <w:rPr>
-                <w:sz w:val="16"/>
-                <w:szCs w:val="16"/>
-              </w:rPr>
-              <w:t xml:space="preserve">10</w:t>
-            </w:r>
-          </w:p>
-        </w:tc>
-        <w:tc>
-          <w:tcPr>
-            <w:tcW w:type="dxa" w:w="1320"/>
-            <w:tcBorders>
-              <w:top w:val="single" w:color="BFBFBF" w:sz="4"/>
-              <w:left w:val="single" w:color="BFBFBF" w:sz="4"/>
-              <w:bottom w:val="single" w:color="BFBFBF" w:sz="4"/>
-              <w:right w:val="single" w:color="BFBFBF" w:sz="4"/>
-            </w:tcBorders>
-            <w:tcMar>
-              <w:top w:type="dxa" w:w="60"/>
-              <w:left w:type="dxa" w:w="90"/>
-              <w:bottom w:type="dxa" w:w="60"/>
-              <w:right w:type="dxa" w:w="90"/>
-            </w:tcMar>
-          </w:tcPr>
-          <w:p>
-            <w:pPr>
-              <w:spacing w:after="0" w:line="252"/>
-            </w:pPr>
-            <w:r>
-              <w:rPr>
-                <w:b/>
-                <w:bCs/>
-                <w:sz w:val="16"/>
-                <w:szCs w:val="16"/>
-              </w:rPr>
-              <w:t xml:space="preserve">A paid news / squawk feed</w:t>
-            </w:r>
-          </w:p>
-        </w:tc>
-        <w:tc>
-          <w:tcPr>
-            <w:tcW w:type="dxa" w:w="2447"/>
-            <w:tcBorders>
-              <w:top w:val="single" w:color="BFBFBF" w:sz="4"/>
-              <w:left w:val="single" w:color="BFBFBF" w:sz="4"/>
-              <w:bottom w:val="single" w:color="BFBFBF" w:sz="4"/>
-              <w:right w:val="single" w:color="BFBFBF" w:sz="4"/>
-            </w:tcBorders>
-            <w:tcMar>
-              <w:top w:type="dxa" w:w="60"/>
-              <w:left w:type="dxa" w:w="90"/>
-              <w:bottom w:type="dxa" w:w="60"/>
-              <w:right w:type="dxa" w:w="90"/>
-            </w:tcMar>
-          </w:tcPr>
-          <w:p>
-            <w:pPr>
-              <w:spacing w:after="0" w:line="252"/>
-            </w:pPr>
-            <w:r>
-              <w:rPr>
-                <w:sz w:val="16"/>
-                <w:szCs w:val="16"/>
-              </w:rPr>
-              <w:t xml:space="preserve">varies</w:t>
-            </w:r>
-          </w:p>
-        </w:tc>
-        <w:tc>
-          <w:tcPr>
-            <w:tcW w:type="dxa" w:w="2280"/>
-            <w:tcBorders>
-              <w:top w:val="single" w:color="BFBFBF" w:sz="4"/>
-              <w:left w:val="single" w:color="BFBFBF" w:sz="4"/>
-              <w:bottom w:val="single" w:color="BFBFBF" w:sz="4"/>
-              <w:right w:val="single" w:color="BFBFBF" w:sz="4"/>
-            </w:tcBorders>
-            <w:tcMar>
-              <w:top w:type="dxa" w:w="60"/>
-              <w:left w:type="dxa" w:w="90"/>
-              <w:bottom w:type="dxa" w:w="60"/>
-              <w:right w:type="dxa" w:w="90"/>
-            </w:tcMar>
-          </w:tcPr>
-          <w:p>
-            <w:pPr>
-              <w:spacing w:after="0" w:line="252"/>
-            </w:pPr>
-            <w:r>
-              <w:rPr>
-                <w:sz w:val="16"/>
-                <w:szCs w:val="16"/>
-              </w:rPr>
-              <w:t xml:space="preserve">real-time headlines</w:t>
-            </w:r>
-          </w:p>
-        </w:tc>
-        <w:tc>
-          <w:tcPr>
-            <w:tcW w:type="dxa" w:w="2606"/>
-            <w:tcBorders>
-              <w:top w:val="single" w:color="BFBFBF" w:sz="4"/>
-              <w:left w:val="single" w:color="BFBFBF" w:sz="4"/>
-              <w:bottom w:val="single" w:color="BFBFBF" w:sz="4"/>
-              <w:right w:val="single" w:color="BFBFBF" w:sz="4"/>
-            </w:tcBorders>
-            <w:tcMar>
-              <w:top w:type="dxa" w:w="60"/>
-              <w:left w:type="dxa" w:w="90"/>
-              <w:bottom w:type="dxa" w:w="60"/>
-              <w:right w:type="dxa" w:w="90"/>
-            </w:tcMar>
-          </w:tcPr>
-          <w:p>
-            <w:pPr>
-              <w:spacing w:after="0" w:line="252"/>
-            </w:pPr>
-            <w:r>
-              <w:rPr>
-                <w:b/>
-                <w:bCs/>
-                <w:sz w:val="16"/>
-                <w:szCs w:val="16"/>
-              </w:rPr>
-              <w:t xml:space="preserve">low priority</w:t>
-            </w:r>
-            <w:r>
-              <w:rPr>
-                <w:sz w:val="16"/>
-                <w:szCs w:val="16"/>
-              </w:rPr>
-              <w:t xml:space="preserve">: no news angle survived Holm (his_strategy.md §24, §28, §29)</w:t>
             </w:r>
           </w:p>
         </w:tc>
@@ -25943,7 +22690,7 @@
         <w:pStyle w:val="Heading3"/>
       </w:pPr>
       <w:r>
-        <w:t xml:space="preserve">Databento: CME futures</w:t>
+        <w:t xml:space="preserve">Databento: CME bitcoin and ether futures</w:t>
       </w:r>
     </w:p>
     <w:p>
@@ -25963,7 +22710,17 @@
         <w:t xml:space="preserve">What changes in the engine.</w:t>
       </w:r>
       <w:r>
-        <w:t xml:space="preserve"> The forex/index studies stop depending on yfinance's 60 days and on MT5 ticks that start in 2026-01.</w:t>
+        <w:t xml:space="preserve"> A CME loader beside the Binance ones, giving the CME-vs-Binance </w:t>
+      </w:r>
+      <w:r>
+        <w:rPr>
+          <w:b/>
+          <w:bCs/>
+        </w:rPr>
+        <w:t xml:space="preserve">basis</w:t>
+      </w:r>
+      <w:r>
+        <w:t xml:space="preserve"> and aggressor-side flow on the regulated market where institutions trade bitcoin.</w:t>
       </w:r>
     </w:p>
     <w:p>
@@ -25982,6 +22739,129 @@
         </w:rPr>
         <w:t xml:space="preserve">Scripts it upgrades:</w:t>
       </w:r>
+      <w:r>
+        <w:t xml:space="preserve"> </w:t>
+      </w:r>
+      <w:r>
+        <w:rPr>
+          <w:rFonts w:ascii="Consolas" w:cs="Consolas" w:eastAsia="Consolas" w:hAnsi="Consolas"/>
+          <w:sz w:val="19"/>
+          <w:szCs w:val="19"/>
+        </w:rPr>
+        <w:t xml:space="preserve">btc_signals.py</w:t>
+      </w:r>
+      <w:r>
+        <w:t xml:space="preserve"> and </w:t>
+      </w:r>
+      <w:r>
+        <w:rPr>
+          <w:rFonts w:ascii="Consolas" w:cs="Consolas" w:eastAsia="Consolas" w:hAnsi="Consolas"/>
+          <w:sz w:val="19"/>
+          <w:szCs w:val="19"/>
+        </w:rPr>
+        <w:t xml:space="preserve">btc_regime_now.py</w:t>
+      </w:r>
+      <w:r>
+        <w:t xml:space="preserve">, as a new BTC regime input next to the Coinbase premium, the only other US-flow measure the engine has.</w:t>
+      </w:r>
+    </w:p>
+    <w:p>
+      <w:pPr>
+        <w:pStyle w:val="ListParagraph"/>
+        <w:numPr>
+          <w:ilvl w:val="0"/>
+          <w:numId w:val="2"/>
+        </w:numPr>
+        <w:spacing w:after="60" w:line="264"/>
+      </w:pPr>
+      <w:r>
+        <w:rPr>
+          <w:b/>
+          <w:bCs/>
+        </w:rPr>
+        <w:t xml:space="preserve">Honest prior.</w:t>
+      </w:r>
+      <w:r>
+        <w:t xml:space="preserve"> Low to moderate. The Coinbase premium, the closest free proxy, held its sign weakly on both halves but did not improve the bot (doc 12). Most of the $125 credit is still unspent, so the test costs nothing.</w:t>
+      </w:r>
+    </w:p>
+    <w:p>
+      <w:pPr>
+        <w:pStyle w:val="Heading3"/>
+      </w:pPr>
+      <w:r>
+        <w:t xml:space="preserve">A better fee tier or venue</w:t>
+      </w:r>
+    </w:p>
+    <w:p>
+      <w:pPr>
+        <w:pStyle w:val="ListParagraph"/>
+        <w:numPr>
+          <w:ilvl w:val="0"/>
+          <w:numId w:val="2"/>
+        </w:numPr>
+        <w:spacing w:after="60" w:line="264"/>
+      </w:pPr>
+      <w:r>
+        <w:rPr>
+          <w:b/>
+          <w:bCs/>
+        </w:rPr>
+        <w:t xml:space="preserve">What changes in the engine.</w:t>
+      </w:r>
+      <w:r>
+        <w:t xml:space="preserve"> One constant: </w:t>
+      </w:r>
+      <w:r>
+        <w:rPr>
+          <w:rFonts w:ascii="Consolas" w:cs="Consolas" w:eastAsia="Consolas" w:hAnsi="Consolas"/>
+          <w:sz w:val="19"/>
+          <w:szCs w:val="19"/>
+        </w:rPr>
+        <w:t xml:space="preserve">FEE_BP = 12</w:t>
+      </w:r>
+      <w:r>
+        <w:t xml:space="preserve"> in </w:t>
+      </w:r>
+      <w:r>
+        <w:rPr>
+          <w:rFonts w:ascii="Consolas" w:cs="Consolas" w:eastAsia="Consolas" w:hAnsi="Consolas"/>
+          <w:sz w:val="19"/>
+          <w:szCs w:val="19"/>
+        </w:rPr>
+        <w:t xml:space="preserve">blend.py</w:t>
+      </w:r>
+      <w:r>
+        <w:t xml:space="preserve">, </w:t>
+      </w:r>
+      <w:r>
+        <w:rPr>
+          <w:rFonts w:ascii="Consolas" w:cs="Consolas" w:eastAsia="Consolas" w:hAnsi="Consolas"/>
+          <w:sz w:val="19"/>
+          <w:szCs w:val="19"/>
+        </w:rPr>
+        <w:t xml:space="preserve">blend_paper.py</w:t>
+      </w:r>
+      <w:r>
+        <w:t xml:space="preserve"> and the study scripts.</w:t>
+      </w:r>
+    </w:p>
+    <w:p>
+      <w:pPr>
+        <w:pStyle w:val="ListParagraph"/>
+        <w:numPr>
+          <w:ilvl w:val="0"/>
+          <w:numId w:val="2"/>
+        </w:numPr>
+        <w:spacing w:after="60" w:line="264"/>
+      </w:pPr>
+      <w:r>
+        <w:rPr>
+          <w:b/>
+          <w:bCs/>
+        </w:rPr>
+        <w:t xml:space="preserve">Why it matters most.</w:t>
+      </w:r>
     </w:p>
     <w:p>
       <w:pPr>
@@ -25993,26 +22873,7 @@
         <w:spacing w:after="60" w:line="264"/>
       </w:pPr>
       <w:r>
-        <w:rPr>
-          <w:rFonts w:ascii="Consolas" w:cs="Consolas" w:eastAsia="Consolas" w:hAnsi="Consolas"/>
-          <w:sz w:val="19"/>
-          <w:szCs w:val="19"/>
-        </w:rPr>
-        <w:t xml:space="preserve">nq_*.py</w:t>
-      </w:r>
-      <w:r>
-        <w:t xml:space="preserve">, </w:t>
-      </w:r>
-      <w:r>
-        <w:rPr>
-          <w:rFonts w:ascii="Consolas" w:cs="Consolas" w:eastAsia="Consolas" w:hAnsi="Consolas"/>
-          <w:sz w:val="19"/>
-          <w:szCs w:val="19"/>
-        </w:rPr>
-        <w:t xml:space="preserve">fx_tsmom.py</w:t>
-      </w:r>
-      <w:r>
-        <w:t xml:space="preserve">: years of index and commodity futures at any resolution;</w:t>
+        <w:t xml:space="preserve">The fee is the number that decided the 1-minute, 15-minute, order-book, BTC→DOGE and DOGE live tests.</w:t>
       </w:r>
     </w:p>
     <w:p>
@@ -26025,17 +22886,52 @@
         <w:spacing w:after="60" w:line="264"/>
       </w:pPr>
       <w:r>
-        <w:t xml:space="preserve">a </w:t>
-      </w:r>
-      <w:r>
-        <w:rPr>
-          <w:b/>
-          <w:bCs/>
-        </w:rPr>
-        <w:t xml:space="preserve">CME bitcoin futures basis</w:t>
-      </w:r>
-      <w:r>
-        <w:t xml:space="preserve"> series (CME vs Binance), a regime input the crypto engine has never had.</w:t>
+        <w:t xml:space="preserve">At a 2bp maker fee the BTC→DOGE model reads +4bp a trade (</w:t>
+      </w:r>
+      <w:r>
+        <w:rPr>
+          <w:rFonts w:ascii="Consolas" w:cs="Consolas" w:eastAsia="Consolas" w:hAnsi="Consolas"/>
+          <w:sz w:val="19"/>
+          <w:szCs w:val="19"/>
+        </w:rPr>
+        <w:t xml:space="preserve">maker_exec.py</w:t>
+      </w:r>
+      <w:r>
+        <w:t xml:space="preserve">), not significant but positive.</w:t>
+      </w:r>
+    </w:p>
+    <w:p>
+      <w:pPr>
+        <w:pStyle w:val="ListParagraph"/>
+        <w:numPr>
+          <w:ilvl w:val="1"/>
+          <w:numId w:val="2"/>
+        </w:numPr>
+        <w:spacing w:after="60" w:line="264"/>
+      </w:pPr>
+      <w:r>
+        <w:t xml:space="preserve">At a maker </w:t>
+      </w:r>
+      <w:r>
+        <w:rPr>
+          <w:i/>
+          <w:iCs/>
+        </w:rPr>
+        <w:t xml:space="preserve">rebate</w:t>
+      </w:r>
+      <w:r>
+        <w:t xml:space="preserve">, the 1–2bp order-book move (</w:t>
+      </w:r>
+      <w:r>
+        <w:rPr>
+          <w:rFonts w:ascii="Consolas" w:cs="Consolas" w:eastAsia="Consolas" w:hAnsi="Consolas"/>
+          <w:sz w:val="19"/>
+          <w:szCs w:val="19"/>
+        </w:rPr>
+        <w:t xml:space="preserve">doge_book.py</w:t>
+      </w:r>
+      <w:r>
+        <w:t xml:space="preserve">) stops being a loss.</w:t>
       </w:r>
     </w:p>
     <w:p>
@@ -26055,18 +22951,7 @@
         <w:t xml:space="preserve">Honest prior.</w:t>
       </w:r>
       <w:r>
-        <w:t xml:space="preserve"> Low for the copy-trader question (</w:t>
-      </w:r>
-      <w:r>
-        <w:rPr>
-          <w:rFonts w:ascii="Consolas" w:cs="Consolas" w:eastAsia="Consolas" w:hAnsi="Consolas"/>
-          <w:sz w:val="19"/>
-          <w:szCs w:val="19"/>
-        </w:rPr>
-        <w:t xml:space="preserve">his_tape.py</w:t>
-      </w:r>
-      <w:r>
-        <w:t xml:space="preserve"> already ruled the tape out). Useful for the forex/commodity trend book, the one forex result that held (doc 18). Most of the $125 credit is still unspent.</w:t>
+        <w:t xml:space="preserve"> This is the only change that could turn a measured "real but too small" signal into a positive one. Fee tiers follow traded volume or holdings, so it is a venue choice more than a purchase.</w:t>
       </w:r>
     </w:p>
     <w:p>
@@ -26074,7 +22959,7 @@
         <w:pStyle w:val="Heading3"/>
       </w:pPr>
       <w:r>
-        <w:t xml:space="preserve">A better fee tier or venue</w:t>
+        <w:t xml:space="preserve">A second VM or a larger one</w:t>
       </w:r>
     </w:p>
     <w:p>
@@ -26091,10 +22976,10 @@
           <w:b/>
           <w:bCs/>
         </w:rPr>
-        <w:t xml:space="preserve">What changes in the engine.</w:t>
-      </w:r>
-      <w:r>
-        <w:t xml:space="preserve"> One constant: </w:t>
+        <w:t xml:space="preserve">What changes.</w:t>
+      </w:r>
+      <w:r>
+        <w:t xml:space="preserve"> </w:t>
       </w:r>
       <w:r>
         <w:rPr>
@@ -26102,10 +22987,10 @@
           <w:sz w:val="19"/>
           <w:szCs w:val="19"/>
         </w:rPr>
-        <w:t xml:space="preserve">FEE_BP = 12</w:t>
-      </w:r>
-      <w:r>
-        <w:t xml:space="preserve"> in </w:t>
+        <w:t xml:space="preserve">book_rec.py</w:t>
+      </w:r>
+      <w:r>
+        <w:t xml:space="preserve"> and </w:t>
       </w:r>
       <w:r>
         <w:rPr>
@@ -26113,21 +22998,10 @@
           <w:sz w:val="19"/>
           <w:szCs w:val="19"/>
         </w:rPr>
-        <w:t xml:space="preserve">blend.py</w:t>
-      </w:r>
-      <w:r>
-        <w:t xml:space="preserve">, </w:t>
-      </w:r>
-      <w:r>
-        <w:rPr>
-          <w:rFonts w:ascii="Consolas" w:cs="Consolas" w:eastAsia="Consolas" w:hAnsi="Consolas"/>
-          <w:sz w:val="19"/>
-          <w:szCs w:val="19"/>
-        </w:rPr>
-        <w:t xml:space="preserve">blend_paper.py</w:t>
-      </w:r>
-      <w:r>
-        <w:t xml:space="preserve"> and the study scripts.</w:t>
+        <w:t xml:space="preserve">liq_rec.py</w:t>
+      </w:r>
+      <w:r>
+        <w:t xml:space="preserve"> run 24/7 beside the bots instead of on the PC for an evening. The recorders already exist and are tested.</w:t>
       </w:r>
     </w:p>
     <w:p>
@@ -26144,164 +23018,6 @@
           <w:b/>
           <w:bCs/>
         </w:rPr>
-        <w:t xml:space="preserve">Why it matters most.</w:t>
-      </w:r>
-    </w:p>
-    <w:p>
-      <w:pPr>
-        <w:pStyle w:val="ListParagraph"/>
-        <w:numPr>
-          <w:ilvl w:val="1"/>
-          <w:numId w:val="2"/>
-        </w:numPr>
-        <w:spacing w:after="60" w:line="264"/>
-      </w:pPr>
-      <w:r>
-        <w:t xml:space="preserve">The fee is the number that decided the 1-minute, 15-minute, order-book, BTC→DOGE and DOGE live tests.</w:t>
-      </w:r>
-    </w:p>
-    <w:p>
-      <w:pPr>
-        <w:pStyle w:val="ListParagraph"/>
-        <w:numPr>
-          <w:ilvl w:val="1"/>
-          <w:numId w:val="2"/>
-        </w:numPr>
-        <w:spacing w:after="60" w:line="264"/>
-      </w:pPr>
-      <w:r>
-        <w:t xml:space="preserve">At a 2bp maker fee the BTC→DOGE model reads +4bp a trade (</w:t>
-      </w:r>
-      <w:r>
-        <w:rPr>
-          <w:rFonts w:ascii="Consolas" w:cs="Consolas" w:eastAsia="Consolas" w:hAnsi="Consolas"/>
-          <w:sz w:val="19"/>
-          <w:szCs w:val="19"/>
-        </w:rPr>
-        <w:t xml:space="preserve">maker_exec.py</w:t>
-      </w:r>
-      <w:r>
-        <w:t xml:space="preserve">), not significant but positive.</w:t>
-      </w:r>
-    </w:p>
-    <w:p>
-      <w:pPr>
-        <w:pStyle w:val="ListParagraph"/>
-        <w:numPr>
-          <w:ilvl w:val="1"/>
-          <w:numId w:val="2"/>
-        </w:numPr>
-        <w:spacing w:after="60" w:line="264"/>
-      </w:pPr>
-      <w:r>
-        <w:t xml:space="preserve">At a maker </w:t>
-      </w:r>
-      <w:r>
-        <w:rPr>
-          <w:i/>
-          <w:iCs/>
-        </w:rPr>
-        <w:t xml:space="preserve">rebate</w:t>
-      </w:r>
-      <w:r>
-        <w:t xml:space="preserve">, the 1–2bp order-book move (</w:t>
-      </w:r>
-      <w:r>
-        <w:rPr>
-          <w:rFonts w:ascii="Consolas" w:cs="Consolas" w:eastAsia="Consolas" w:hAnsi="Consolas"/>
-          <w:sz w:val="19"/>
-          <w:szCs w:val="19"/>
-        </w:rPr>
-        <w:t xml:space="preserve">doge_book.py</w:t>
-      </w:r>
-      <w:r>
-        <w:t xml:space="preserve">) stops being a loss.</w:t>
-      </w:r>
-    </w:p>
-    <w:p>
-      <w:pPr>
-        <w:pStyle w:val="ListParagraph"/>
-        <w:numPr>
-          <w:ilvl w:val="0"/>
-          <w:numId w:val="2"/>
-        </w:numPr>
-        <w:spacing w:after="60" w:line="264"/>
-      </w:pPr>
-      <w:r>
-        <w:rPr>
-          <w:b/>
-          <w:bCs/>
-        </w:rPr>
-        <w:t xml:space="preserve">Honest prior.</w:t>
-      </w:r>
-      <w:r>
-        <w:t xml:space="preserve"> This is the only change that could turn a measured "real but too small" signal into a positive one. It cannot be bought at $221: fee tiers follow traded volume or holdings (see §16).</w:t>
-      </w:r>
-    </w:p>
-    <w:p>
-      <w:pPr>
-        <w:pStyle w:val="Heading3"/>
-      </w:pPr>
-      <w:r>
-        <w:t xml:space="preserve">A second VM or a larger one</w:t>
-      </w:r>
-    </w:p>
-    <w:p>
-      <w:pPr>
-        <w:pStyle w:val="ListParagraph"/>
-        <w:numPr>
-          <w:ilvl w:val="0"/>
-          <w:numId w:val="2"/>
-        </w:numPr>
-        <w:spacing w:after="60" w:line="264"/>
-      </w:pPr>
-      <w:r>
-        <w:rPr>
-          <w:b/>
-          <w:bCs/>
-        </w:rPr>
-        <w:t xml:space="preserve">What changes.</w:t>
-      </w:r>
-      <w:r>
-        <w:t xml:space="preserve"> </w:t>
-      </w:r>
-      <w:r>
-        <w:rPr>
-          <w:rFonts w:ascii="Consolas" w:cs="Consolas" w:eastAsia="Consolas" w:hAnsi="Consolas"/>
-          <w:sz w:val="19"/>
-          <w:szCs w:val="19"/>
-        </w:rPr>
-        <w:t xml:space="preserve">book_rec.py</w:t>
-      </w:r>
-      <w:r>
-        <w:t xml:space="preserve"> and </w:t>
-      </w:r>
-      <w:r>
-        <w:rPr>
-          <w:rFonts w:ascii="Consolas" w:cs="Consolas" w:eastAsia="Consolas" w:hAnsi="Consolas"/>
-          <w:sz w:val="19"/>
-          <w:szCs w:val="19"/>
-        </w:rPr>
-        <w:t xml:space="preserve">liq_rec.py</w:t>
-      </w:r>
-      <w:r>
-        <w:t xml:space="preserve"> run 24/7 beside the bots instead of on the PC for an evening. The recorders already exist and are tested.</w:t>
-      </w:r>
-    </w:p>
-    <w:p>
-      <w:pPr>
-        <w:pStyle w:val="ListParagraph"/>
-        <w:numPr>
-          <w:ilvl w:val="0"/>
-          <w:numId w:val="2"/>
-        </w:numPr>
-        <w:spacing w:after="60" w:line="264"/>
-      </w:pPr>
-      <w:r>
-        <w:rPr>
-          <w:b/>
-          <w:bCs/>
-        </w:rPr>
         <w:t xml:space="preserve">Honest prior.</w:t>
       </w:r>
       <w:r>
@@ -26436,7 +23152,7 @@
       <w:r>
         <w:t xml:space="preserve">Sources for the prices: </w:t>
       </w:r>
-      <w:hyperlink w:history="1" r:id="rIdrqbnzumnuo3kammfzy1ha">
+      <w:hyperlink w:history="1" r:id="rIdgjrl9kkqsplzpjpgopfx-">
         <w:r>
           <w:rPr>
             <w:rStyle w:val="Hyperlink"/>
@@ -26447,7 +23163,7 @@
       <w:r>
         <w:t xml:space="preserve">, </w:t>
       </w:r>
-      <w:hyperlink w:history="1" r:id="rIdy5sxejkoog10orph85bkt">
+      <w:hyperlink w:history="1" r:id="rIddkawkidrx7lln_zjy-uph">
         <w:r>
           <w:rPr>
             <w:rStyle w:val="Hyperlink"/>
@@ -26458,7 +23174,7 @@
       <w:r>
         <w:t xml:space="preserve"> and </w:t>
       </w:r>
-      <w:hyperlink w:history="1" r:id="rId1y6qsqwmtsyphfr5hjg7b">
+      <w:hyperlink w:history="1" r:id="rIdmt2wb6ilfcx0fybnfn2nt">
         <w:r>
           <w:rPr>
             <w:rStyle w:val="Hyperlink"/>
@@ -26469,7 +23185,7 @@
       <w:r>
         <w:t xml:space="preserve">, </w:t>
       </w:r>
-      <w:hyperlink w:history="1" r:id="rIdq-x4kqtvjxebjp5xplurq">
+      <w:hyperlink w:history="1" r:id="rIdndptdsv4vtkoaepgrvx_j">
         <w:r>
           <w:rPr>
             <w:rStyle w:val="Hyperlink"/>
@@ -26480,7 +23196,7 @@
       <w:r>
         <w:t xml:space="preserve">, </w:t>
       </w:r>
-      <w:hyperlink w:history="1" r:id="rIdpxmzj_infnjvv-gabptvw">
+      <w:hyperlink w:history="1" r:id="rIdsbxzy2odod21_lmkn-9hc">
         <w:r>
           <w:rPr>
             <w:rStyle w:val="Hyperlink"/>
@@ -26491,7 +23207,7 @@
       <w:r>
         <w:t xml:space="preserve">, </w:t>
       </w:r>
-      <w:hyperlink w:history="1" r:id="rIdyjq-7qyhx2v9ibfth1kga">
+      <w:hyperlink w:history="1" r:id="rIddcxb8b0zrfi5lmqvkyvpj">
         <w:r>
           <w:rPr>
             <w:rStyle w:val="Hyperlink"/>
@@ -26500,2948 +23216,7 @@
         </w:r>
       </w:hyperlink>
       <w:r>
-        <w:t xml:space="preserve">; Databento from </w:t>
-      </w:r>
-      <w:r>
-        <w:rPr>
-          <w:rFonts w:ascii="Consolas" w:cs="Consolas" w:eastAsia="Consolas" w:hAnsi="Consolas"/>
-          <w:sz w:val="19"/>
-          <w:szCs w:val="19"/>
-        </w:rPr>
-        <w:t xml:space="preserve">strategy_analysis/his_strategy.md</w:t>
-      </w:r>
-      <w:r>
-        <w:t xml:space="preserve"> §36–37.</w:t>
-      </w:r>
-    </w:p>
-    <w:p>
-      <w:pPr>
-        <w:pStyle w:val="Heading1"/>
-        <w:pageBreakBefore/>
-      </w:pPr>
-      <w:bookmarkStart w:name="sec15" w:id="1"/>
-      <w:r>
-        <w:t xml:space="preserve">16. If the capital constraint is removed</w:t>
-      </w:r>
-      <w:bookmarkEnd w:id="1"/>
-    </w:p>
-    <w:p>
-      <w:pPr>
-        <w:spacing w:after="120" w:line="276"/>
-      </w:pPr>
-      <w:r>
-        <w:t xml:space="preserve">The question: what happens to the engine if the account is not ~$221 but $2,000, $20,000 or more? Two answers are easy to mix up. </w:t>
-      </w:r>
-      <w:r>
-        <w:rPr>
-          <w:b/>
-          <w:bCs/>
-        </w:rPr>
-        <w:t xml:space="preserve">Capital changes what the engine can DO</w:t>
-      </w:r>
-      <w:r>
-        <w:t xml:space="preserve"> (orders accepted, books run, code paths exercised). </w:t>
-      </w:r>
-      <w:r>
-        <w:rPr>
-          <w:b/>
-          <w:bCs/>
-        </w:rPr>
-        <w:t xml:space="preserve">It barely changes the PERCENTAGE the strategies earn.</w:t>
-      </w:r>
-      <w:r>
-        <w:t xml:space="preserve"> Every number below names its file.</w:t>
-      </w:r>
-    </w:p>
-    <w:p>
-      <w:pPr>
-        <w:pStyle w:val="Heading2"/>
-      </w:pPr>
-      <w:r>
-        <w:t xml:space="preserve">16.1 What does NOT change</w:t>
-      </w:r>
-    </w:p>
-    <w:tbl>
-      <w:tblPr>
-        <w:tblW w:type="dxa" w:w="9506"/>
-        <w:tblBorders>
-          <w:top w:val="single" w:color="auto" w:sz="4"/>
-          <w:left w:val="single" w:color="auto" w:sz="4"/>
-          <w:bottom w:val="single" w:color="auto" w:sz="4"/>
-          <w:right w:val="single" w:color="auto" w:sz="4"/>
-          <w:insideH w:val="single" w:color="auto" w:sz="4"/>
-          <w:insideV w:val="single" w:color="auto" w:sz="4"/>
-        </w:tblBorders>
-      </w:tblPr>
-      <w:tblGrid>
-        <w:gridCol w:w="3318"/>
-        <w:gridCol w:w="6188"/>
-      </w:tblGrid>
-      <w:tr>
-        <w:trPr>
-          <w:cantSplit/>
-          <w:tblHeader/>
-        </w:trPr>
-        <w:tc>
-          <w:tcPr>
-            <w:tcW w:type="dxa" w:w="3318"/>
-            <w:tcBorders>
-              <w:top w:val="single" w:color="BFBFBF" w:sz="4"/>
-              <w:left w:val="single" w:color="BFBFBF" w:sz="4"/>
-              <w:bottom w:val="single" w:color="BFBFBF" w:sz="4"/>
-              <w:right w:val="single" w:color="BFBFBF" w:sz="4"/>
-            </w:tcBorders>
-            <w:shd w:fill="D9E2F3" w:color="auto" w:val="clear"/>
-            <w:tcMar>
-              <w:top w:type="dxa" w:w="60"/>
-              <w:left w:type="dxa" w:w="90"/>
-              <w:bottom w:type="dxa" w:w="60"/>
-              <w:right w:type="dxa" w:w="90"/>
-            </w:tcMar>
-          </w:tcPr>
-          <w:p>
-            <w:pPr>
-              <w:spacing w:after="0" w:line="252"/>
-            </w:pPr>
-            <w:r>
-              <w:rPr>
-                <w:b/>
-                <w:bCs/>
-                <w:sz w:val="17"/>
-                <w:szCs w:val="17"/>
-              </w:rPr>
-              <w:t xml:space="preserve">claim</w:t>
-            </w:r>
-          </w:p>
-        </w:tc>
-        <w:tc>
-          <w:tcPr>
-            <w:tcW w:type="dxa" w:w="6188"/>
-            <w:tcBorders>
-              <w:top w:val="single" w:color="BFBFBF" w:sz="4"/>
-              <w:left w:val="single" w:color="BFBFBF" w:sz="4"/>
-              <w:bottom w:val="single" w:color="BFBFBF" w:sz="4"/>
-              <w:right w:val="single" w:color="BFBFBF" w:sz="4"/>
-            </w:tcBorders>
-            <w:shd w:fill="D9E2F3" w:color="auto" w:val="clear"/>
-            <w:tcMar>
-              <w:top w:type="dxa" w:w="60"/>
-              <w:left w:type="dxa" w:w="90"/>
-              <w:bottom w:type="dxa" w:w="60"/>
-              <w:right w:type="dxa" w:w="90"/>
-            </w:tcMar>
-          </w:tcPr>
-          <w:p>
-            <w:pPr>
-              <w:spacing w:after="0" w:line="252"/>
-            </w:pPr>
-            <w:r>
-              <w:rPr>
-                <w:b/>
-                <w:bCs/>
-                <w:sz w:val="17"/>
-                <w:szCs w:val="17"/>
-              </w:rPr>
-              <w:t xml:space="preserve">evidence</w:t>
-            </w:r>
-          </w:p>
-        </w:tc>
-      </w:tr>
-      <w:tr>
-        <w:trPr>
-          <w:cantSplit/>
-          <w:tblHeader w:val="false"/>
-        </w:trPr>
-        <w:tc>
-          <w:tcPr>
-            <w:tcW w:type="dxa" w:w="3318"/>
-            <w:tcBorders>
-              <w:top w:val="single" w:color="BFBFBF" w:sz="4"/>
-              <w:left w:val="single" w:color="BFBFBF" w:sz="4"/>
-              <w:bottom w:val="single" w:color="BFBFBF" w:sz="4"/>
-              <w:right w:val="single" w:color="BFBFBF" w:sz="4"/>
-            </w:tcBorders>
-            <w:tcMar>
-              <w:top w:type="dxa" w:w="60"/>
-              <w:left w:type="dxa" w:w="90"/>
-              <w:bottom w:type="dxa" w:w="60"/>
-              <w:right w:type="dxa" w:w="90"/>
-            </w:tcMar>
-          </w:tcPr>
-          <w:p>
-            <w:pPr>
-              <w:spacing w:after="0" w:line="252"/>
-            </w:pPr>
-            <w:r>
-              <w:rPr>
-                <w:b/>
-                <w:bCs/>
-                <w:sz w:val="17"/>
-                <w:szCs w:val="17"/>
-              </w:rPr>
-              <w:t xml:space="preserve">The monthly percentage is the same from ~$100 to $5,000</w:t>
-            </w:r>
-          </w:p>
-        </w:tc>
-        <w:tc>
-          <w:tcPr>
-            <w:tcW w:type="dxa" w:w="6188"/>
-            <w:tcBorders>
-              <w:top w:val="single" w:color="BFBFBF" w:sz="4"/>
-              <w:left w:val="single" w:color="BFBFBF" w:sz="4"/>
-              <w:bottom w:val="single" w:color="BFBFBF" w:sz="4"/>
-              <w:right w:val="single" w:color="BFBFBF" w:sz="4"/>
-            </w:tcBorders>
-            <w:tcMar>
-              <w:top w:type="dxa" w:w="60"/>
-              <w:left w:type="dxa" w:w="90"/>
-              <w:bottom w:type="dxa" w:w="60"/>
-              <w:right w:type="dxa" w:w="90"/>
-            </w:tcMar>
-          </w:tcPr>
-          <w:p>
-            <w:pPr>
-              <w:spacing w:after="0" w:line="252"/>
-            </w:pPr>
-            <w:r>
-              <w:rPr>
-                <w:rFonts w:ascii="Consolas" w:cs="Consolas" w:eastAsia="Consolas" w:hAnsi="Consolas"/>
-                <w:sz w:val="15"/>
-                <w:szCs w:val="15"/>
-              </w:rPr>
-              <w:t xml:space="preserve">backtest/small_capital.py</w:t>
-            </w:r>
-            <w:r>
-              <w:rPr>
-                <w:sz w:val="17"/>
-                <w:szCs w:val="17"/>
-              </w:rPr>
-              <w:t xml:space="preserve"> (</w:t>
-            </w:r>
-            <w:r>
-              <w:rPr>
-                <w:rFonts w:ascii="Consolas" w:cs="Consolas" w:eastAsia="Consolas" w:hAnsi="Consolas"/>
-                <w:sz w:val="15"/>
-                <w:szCs w:val="15"/>
-              </w:rPr>
-              <w:t xml:space="preserve">logs/small_capital.txt</w:t>
-            </w:r>
-            <w:r>
-              <w:rPr>
-                <w:sz w:val="17"/>
-                <w:szCs w:val="17"/>
-              </w:rPr>
-              <w:t xml:space="preserve">), deployed config: tune +20.12% at $25 and +20.14% at $100 to $5,000; holdout +10.3% to +12.5% with no trend; drawdown 56% at every size. (Measured on MEXC's minimums, CLAUDE.md §7b.)</w:t>
-            </w:r>
-          </w:p>
-        </w:tc>
-      </w:tr>
-      <w:tr>
-        <w:trPr>
-          <w:cantSplit/>
-          <w:tblHeader w:val="false"/>
-        </w:trPr>
-        <w:tc>
-          <w:tcPr>
-            <w:tcW w:type="dxa" w:w="3318"/>
-            <w:tcBorders>
-              <w:top w:val="single" w:color="BFBFBF" w:sz="4"/>
-              <w:left w:val="single" w:color="BFBFBF" w:sz="4"/>
-              <w:bottom w:val="single" w:color="BFBFBF" w:sz="4"/>
-              <w:right w:val="single" w:color="BFBFBF" w:sz="4"/>
-            </w:tcBorders>
-            <w:tcMar>
-              <w:top w:type="dxa" w:w="60"/>
-              <w:left w:type="dxa" w:w="90"/>
-              <w:bottom w:type="dxa" w:w="60"/>
-              <w:right w:type="dxa" w:w="90"/>
-            </w:tcMar>
-          </w:tcPr>
-          <w:p>
-            <w:pPr>
-              <w:spacing w:after="0" w:line="252"/>
-            </w:pPr>
-            <w:r>
-              <w:rPr>
-                <w:b/>
-                <w:bCs/>
-                <w:sz w:val="17"/>
-                <w:szCs w:val="17"/>
-              </w:rPr>
-              <w:t xml:space="preserve">Risk per unit stays 0.30%</w:t>
-            </w:r>
-          </w:p>
-        </w:tc>
-        <w:tc>
-          <w:tcPr>
-            <w:tcW w:type="dxa" w:w="6188"/>
-            <w:tcBorders>
-              <w:top w:val="single" w:color="BFBFBF" w:sz="4"/>
-              <w:left w:val="single" w:color="BFBFBF" w:sz="4"/>
-              <w:bottom w:val="single" w:color="BFBFBF" w:sz="4"/>
-              <w:right w:val="single" w:color="BFBFBF" w:sz="4"/>
-            </w:tcBorders>
-            <w:tcMar>
-              <w:top w:type="dxa" w:w="60"/>
-              <w:left w:type="dxa" w:w="90"/>
-              <w:bottom w:type="dxa" w:w="60"/>
-              <w:right w:type="dxa" w:w="90"/>
-            </w:tcMar>
-          </w:tcPr>
-          <w:p>
-            <w:pPr>
-              <w:spacing w:after="0" w:line="252"/>
-            </w:pPr>
-            <w:r>
-              <w:rPr>
-                <w:rFonts w:ascii="Consolas" w:cs="Consolas" w:eastAsia="Consolas" w:hAnsi="Consolas"/>
-                <w:sz w:val="15"/>
-                <w:szCs w:val="15"/>
-              </w:rPr>
-              <w:t xml:space="preserve">backtest/kelly_corrected.py</w:t>
-            </w:r>
-            <w:r>
-              <w:rPr>
-                <w:sz w:val="17"/>
-                <w:szCs w:val="17"/>
-              </w:rPr>
-              <w:t xml:space="preserve">: 0.45% buys +0.34%/mo and multiplies the chance of an 80% drawdown within 3 years by nine (2.7% → 24.7%). This is a property of the strategy, not of the account size</w:t>
-            </w:r>
-          </w:p>
-        </w:tc>
-      </w:tr>
-      <w:tr>
-        <w:trPr>
-          <w:cantSplit/>
-          <w:tblHeader w:val="false"/>
-        </w:trPr>
-        <w:tc>
-          <w:tcPr>
-            <w:tcW w:type="dxa" w:w="3318"/>
-            <w:tcBorders>
-              <w:top w:val="single" w:color="BFBFBF" w:sz="4"/>
-              <w:left w:val="single" w:color="BFBFBF" w:sz="4"/>
-              <w:bottom w:val="single" w:color="BFBFBF" w:sz="4"/>
-              <w:right w:val="single" w:color="BFBFBF" w:sz="4"/>
-            </w:tcBorders>
-            <w:tcMar>
-              <w:top w:type="dxa" w:w="60"/>
-              <w:left w:type="dxa" w:w="90"/>
-              <w:bottom w:type="dxa" w:w="60"/>
-              <w:right w:type="dxa" w:w="90"/>
-            </w:tcMar>
-          </w:tcPr>
-          <w:p>
-            <w:pPr>
-              <w:spacing w:after="0" w:line="252"/>
-            </w:pPr>
-            <w:r>
-              <w:rPr>
-                <w:b/>
-                <w:bCs/>
-                <w:sz w:val="17"/>
-                <w:szCs w:val="17"/>
-              </w:rPr>
-              <w:t xml:space="preserve">The worst month and the biggest fall stay the same in percent</w:t>
-            </w:r>
-          </w:p>
-        </w:tc>
-        <w:tc>
-          <w:tcPr>
-            <w:tcW w:type="dxa" w:w="6188"/>
-            <w:tcBorders>
-              <w:top w:val="single" w:color="BFBFBF" w:sz="4"/>
-              <w:left w:val="single" w:color="BFBFBF" w:sz="4"/>
-              <w:bottom w:val="single" w:color="BFBFBF" w:sz="4"/>
-              <w:right w:val="single" w:color="BFBFBF" w:sz="4"/>
-            </w:tcBorders>
-            <w:tcMar>
-              <w:top w:type="dxa" w:w="60"/>
-              <w:left w:type="dxa" w:w="90"/>
-              <w:bottom w:type="dxa" w:w="60"/>
-              <w:right w:type="dxa" w:w="90"/>
-            </w:tcMar>
-          </w:tcPr>
-          <w:p>
-            <w:pPr>
-              <w:spacing w:after="0" w:line="252"/>
-            </w:pPr>
-            <w:r>
-              <w:rPr>
-                <w:sz w:val="17"/>
-                <w:szCs w:val="17"/>
-              </w:rPr>
-              <w:t xml:space="preserve">they scale with position SIZE, not with capital (</w:t>
-            </w:r>
-            <w:r>
-              <w:rPr>
-                <w:rFonts w:ascii="Consolas" w:cs="Consolas" w:eastAsia="Consolas" w:hAnsi="Consolas"/>
-                <w:sz w:val="15"/>
-                <w:szCs w:val="15"/>
-              </w:rPr>
-              <w:t xml:space="preserve">worst_month.py</w:t>
-            </w:r>
-            <w:r>
-              <w:rPr>
-                <w:sz w:val="17"/>
-                <w:szCs w:val="17"/>
-              </w:rPr>
-              <w:t xml:space="preserve">)</w:t>
-            </w:r>
-          </w:p>
-        </w:tc>
-      </w:tr>
-      <w:tr>
-        <w:trPr>
-          <w:cantSplit/>
-          <w:tblHeader w:val="false"/>
-        </w:trPr>
-        <w:tc>
-          <w:tcPr>
-            <w:tcW w:type="dxa" w:w="3318"/>
-            <w:tcBorders>
-              <w:top w:val="single" w:color="BFBFBF" w:sz="4"/>
-              <w:left w:val="single" w:color="BFBFBF" w:sz="4"/>
-              <w:bottom w:val="single" w:color="BFBFBF" w:sz="4"/>
-              <w:right w:val="single" w:color="BFBFBF" w:sz="4"/>
-            </w:tcBorders>
-            <w:tcMar>
-              <w:top w:type="dxa" w:w="60"/>
-              <w:left w:type="dxa" w:w="90"/>
-              <w:bottom w:type="dxa" w:w="60"/>
-              <w:right w:type="dxa" w:w="90"/>
-            </w:tcMar>
-          </w:tcPr>
-          <w:p>
-            <w:pPr>
-              <w:spacing w:after="0" w:line="252"/>
-            </w:pPr>
-            <w:r>
-              <w:rPr>
-                <w:b/>
-                <w:bCs/>
-                <w:sz w:val="17"/>
-                <w:szCs w:val="17"/>
-              </w:rPr>
-              <w:t xml:space="preserve">The regime dependence stays</w:t>
-            </w:r>
-          </w:p>
-        </w:tc>
-        <w:tc>
-          <w:tcPr>
-            <w:tcW w:type="dxa" w:w="6188"/>
-            <w:tcBorders>
-              <w:top w:val="single" w:color="BFBFBF" w:sz="4"/>
-              <w:left w:val="single" w:color="BFBFBF" w:sz="4"/>
-              <w:bottom w:val="single" w:color="BFBFBF" w:sz="4"/>
-              <w:right w:val="single" w:color="BFBFBF" w:sz="4"/>
-            </w:tcBorders>
-            <w:tcMar>
-              <w:top w:type="dxa" w:w="60"/>
-              <w:left w:type="dxa" w:w="90"/>
-              <w:bottom w:type="dxa" w:w="60"/>
-              <w:right w:type="dxa" w:w="90"/>
-            </w:tcMar>
-          </w:tcPr>
-          <w:p>
-            <w:pPr>
-              <w:spacing w:after="0" w:line="252"/>
-            </w:pPr>
-            <w:r>
-              <w:rPr>
-                <w:sz w:val="17"/>
-                <w:szCs w:val="17"/>
-              </w:rPr>
-              <w:t xml:space="preserve">the trend book earns in bull markets and roughly nothing in chop at any capital (</w:t>
-            </w:r>
-            <w:r>
-              <w:rPr>
-                <w:rFonts w:ascii="Consolas" w:cs="Consolas" w:eastAsia="Consolas" w:hAnsi="Consolas"/>
-                <w:sz w:val="15"/>
-                <w:szCs w:val="15"/>
-              </w:rPr>
-              <w:t xml:space="preserve">regime_and_liq.py</w:t>
-            </w:r>
-            <w:r>
-              <w:rPr>
-                <w:sz w:val="17"/>
-                <w:szCs w:val="17"/>
-              </w:rPr>
-              <w:t xml:space="preserve">, doc 20)</w:t>
-            </w:r>
-          </w:p>
-        </w:tc>
-      </w:tr>
-      <w:tr>
-        <w:trPr>
-          <w:cantSplit/>
-          <w:tblHeader w:val="false"/>
-        </w:trPr>
-        <w:tc>
-          <w:tcPr>
-            <w:tcW w:type="dxa" w:w="3318"/>
-            <w:tcBorders>
-              <w:top w:val="single" w:color="BFBFBF" w:sz="4"/>
-              <w:left w:val="single" w:color="BFBFBF" w:sz="4"/>
-              <w:bottom w:val="single" w:color="BFBFBF" w:sz="4"/>
-              <w:right w:val="single" w:color="BFBFBF" w:sz="4"/>
-            </w:tcBorders>
-            <w:tcMar>
-              <w:top w:type="dxa" w:w="60"/>
-              <w:left w:type="dxa" w:w="90"/>
-              <w:bottom w:type="dxa" w:w="60"/>
-              <w:right w:type="dxa" w:w="90"/>
-            </w:tcMar>
-          </w:tcPr>
-          <w:p>
-            <w:pPr>
-              <w:spacing w:after="0" w:line="252"/>
-            </w:pPr>
-            <w:r>
-              <w:rPr>
-                <w:b/>
-                <w:bCs/>
-                <w:sz w:val="17"/>
-                <w:szCs w:val="17"/>
-              </w:rPr>
-              <w:t xml:space="preserve">Speed and fees stay retail</w:t>
-            </w:r>
-            <w:r>
-              <w:rPr>
-                <w:sz w:val="17"/>
-                <w:szCs w:val="17"/>
-              </w:rPr>
-              <w:t xml:space="preserve">, unless volume reaches a fee tier (16.2)</w:t>
-            </w:r>
-          </w:p>
-        </w:tc>
-        <w:tc>
-          <w:tcPr>
-            <w:tcW w:type="dxa" w:w="6188"/>
-            <w:tcBorders>
-              <w:top w:val="single" w:color="BFBFBF" w:sz="4"/>
-              <w:left w:val="single" w:color="BFBFBF" w:sz="4"/>
-              <w:bottom w:val="single" w:color="BFBFBF" w:sz="4"/>
-              <w:right w:val="single" w:color="BFBFBF" w:sz="4"/>
-            </w:tcBorders>
-            <w:tcMar>
-              <w:top w:type="dxa" w:w="60"/>
-              <w:left w:type="dxa" w:w="90"/>
-              <w:bottom w:type="dxa" w:w="60"/>
-              <w:right w:type="dxa" w:w="90"/>
-            </w:tcMar>
-          </w:tcPr>
-          <w:p>
-            <w:pPr>
-              <w:spacing w:after="0" w:line="252"/>
-            </w:pPr>
-            <w:r>
-              <w:rPr>
-                <w:sz w:val="17"/>
-                <w:szCs w:val="17"/>
-              </w:rPr>
-              <w:t xml:space="preserve">§14.2–14.3</w:t>
-            </w:r>
-          </w:p>
-        </w:tc>
-      </w:tr>
-      <w:tr>
-        <w:trPr>
-          <w:cantSplit/>
-          <w:tblHeader w:val="false"/>
-        </w:trPr>
-        <w:tc>
-          <w:tcPr>
-            <w:tcW w:type="dxa" w:w="3318"/>
-            <w:tcBorders>
-              <w:top w:val="single" w:color="BFBFBF" w:sz="4"/>
-              <w:left w:val="single" w:color="BFBFBF" w:sz="4"/>
-              <w:bottom w:val="single" w:color="BFBFBF" w:sz="4"/>
-              <w:right w:val="single" w:color="BFBFBF" w:sz="4"/>
-            </w:tcBorders>
-            <w:tcMar>
-              <w:top w:type="dxa" w:w="60"/>
-              <w:left w:type="dxa" w:w="90"/>
-              <w:bottom w:type="dxa" w:w="60"/>
-              <w:right w:type="dxa" w:w="90"/>
-            </w:tcMar>
-          </w:tcPr>
-          <w:p>
-            <w:pPr>
-              <w:spacing w:after="0" w:line="252"/>
-            </w:pPr>
-            <w:r>
-              <w:rPr>
-                <w:b/>
-                <w:bCs/>
-                <w:sz w:val="17"/>
-                <w:szCs w:val="17"/>
-              </w:rPr>
-              <w:t xml:space="preserve">Low capital is not an advantage either</w:t>
-            </w:r>
-          </w:p>
-        </w:tc>
-        <w:tc>
-          <w:tcPr>
-            <w:tcW w:type="dxa" w:w="6188"/>
-            <w:tcBorders>
-              <w:top w:val="single" w:color="BFBFBF" w:sz="4"/>
-              <w:left w:val="single" w:color="BFBFBF" w:sz="4"/>
-              <w:bottom w:val="single" w:color="BFBFBF" w:sz="4"/>
-              <w:right w:val="single" w:color="BFBFBF" w:sz="4"/>
-            </w:tcBorders>
-            <w:tcMar>
-              <w:top w:type="dxa" w:w="60"/>
-              <w:left w:type="dxa" w:w="90"/>
-              <w:bottom w:type="dxa" w:w="60"/>
-              <w:right w:type="dxa" w:w="90"/>
-            </w:tcMar>
-          </w:tcPr>
-          <w:p>
-            <w:pPr>
-              <w:spacing w:after="0" w:line="252"/>
-            </w:pPr>
-            <w:r>
-              <w:rPr>
-                <w:rFonts w:ascii="Consolas" w:cs="Consolas" w:eastAsia="Consolas" w:hAnsi="Consolas"/>
-                <w:sz w:val="15"/>
-                <w:szCs w:val="15"/>
-              </w:rPr>
-              <w:t xml:space="preserve">backtest/capacity_edge.py</w:t>
-            </w:r>
-            <w:r>
-              <w:rPr>
-                <w:sz w:val="17"/>
-                <w:szCs w:val="17"/>
-              </w:rPr>
-              <w:t xml:space="preserve">: the edge gets WORSE in smaller coins, so a small account has no niche a fund cannot reach (doc 11 part 3)</w:t>
-            </w:r>
-          </w:p>
-        </w:tc>
-      </w:tr>
-    </w:tbl>
-    <w:p>
-      <w:pPr>
-        <w:spacing w:after="80"/>
-      </w:pPr>
-    </w:p>
-    <w:p>
-      <w:pPr>
-        <w:spacing w:after="120" w:line="276"/>
-      </w:pPr>
-      <w:r>
-        <w:rPr>
-          <w:b/>
-          <w:bCs/>
-        </w:rPr>
-        <w:t xml:space="preserve">One small effect goes the other way.</w:t>
-      </w:r>
-      <w:r>
-        <w:t xml:space="preserve"> At $221, Bitget's minimums refuse the units with the widest stops, and that </w:t>
-      </w:r>
-      <w:r>
-        <w:rPr>
-          <w:i/>
-          <w:iCs/>
-        </w:rPr>
-        <w:t xml:space="preserve">helps</w:t>
-      </w:r>
-      <w:r>
-        <w:t xml:space="preserve"> return: +0.48 tune / +0.38 holdout %/mo, paired over 10 orderings (</w:t>
-      </w:r>
-      <w:r>
-        <w:rPr>
-          <w:rFonts w:ascii="Consolas" w:cs="Consolas" w:eastAsia="Consolas" w:hAnsi="Consolas"/>
-          <w:sz w:val="19"/>
-          <w:szCs w:val="19"/>
-        </w:rPr>
-        <w:t xml:space="preserve">backtest/bitget_minimums.py</w:t>
-      </w:r>
-      <w:r>
-        <w:t xml:space="preserve">, CLAUDE.md §7b). A large account takes those units, so on paper it earns a fraction of a percent less a month. This is a side effect of the minimum, not a tested rule. It is not a reason to stay small.</w:t>
-      </w:r>
-    </w:p>
-    <w:p>
-      <w:pPr>
-        <w:pStyle w:val="Heading2"/>
-      </w:pPr>
-      <w:r>
-        <w:t xml:space="preserve">16.2 What capital unlocks in the engine</w:t>
-      </w:r>
-    </w:p>
-    <w:tbl>
-      <w:tblPr>
-        <w:tblW w:type="dxa" w:w="9506"/>
-        <w:tblBorders>
-          <w:top w:val="single" w:color="auto" w:sz="4"/>
-          <w:left w:val="single" w:color="auto" w:sz="4"/>
-          <w:bottom w:val="single" w:color="auto" w:sz="4"/>
-          <w:right w:val="single" w:color="auto" w:sz="4"/>
-          <w:insideH w:val="single" w:color="auto" w:sz="4"/>
-          <w:insideV w:val="single" w:color="auto" w:sz="4"/>
-        </w:tblBorders>
-      </w:tblPr>
-      <w:tblGrid>
-        <w:gridCol w:w="3890"/>
-        <w:gridCol w:w="3930"/>
-        <w:gridCol w:w="1686"/>
-      </w:tblGrid>
-      <w:tr>
-        <w:trPr>
-          <w:cantSplit/>
-          <w:tblHeader/>
-        </w:trPr>
-        <w:tc>
-          <w:tcPr>
-            <w:tcW w:type="dxa" w:w="3890"/>
-            <w:tcBorders>
-              <w:top w:val="single" w:color="BFBFBF" w:sz="4"/>
-              <w:left w:val="single" w:color="BFBFBF" w:sz="4"/>
-              <w:bottom w:val="single" w:color="BFBFBF" w:sz="4"/>
-              <w:right w:val="single" w:color="BFBFBF" w:sz="4"/>
-            </w:tcBorders>
-            <w:shd w:fill="D9E2F3" w:color="auto" w:val="clear"/>
-            <w:tcMar>
-              <w:top w:type="dxa" w:w="60"/>
-              <w:left w:type="dxa" w:w="90"/>
-              <w:bottom w:type="dxa" w:w="60"/>
-              <w:right w:type="dxa" w:w="90"/>
-            </w:tcMar>
-          </w:tcPr>
-          <w:p>
-            <w:pPr>
-              <w:spacing w:after="0" w:line="252"/>
-            </w:pPr>
-            <w:r>
-              <w:rPr>
-                <w:b/>
-                <w:bCs/>
-                <w:sz w:val="17"/>
-                <w:szCs w:val="17"/>
-              </w:rPr>
-              <w:t xml:space="preserve">today, at ~$221</w:t>
-            </w:r>
-          </w:p>
-        </w:tc>
-        <w:tc>
-          <w:tcPr>
-            <w:tcW w:type="dxa" w:w="3930"/>
-            <w:tcBorders>
-              <w:top w:val="single" w:color="BFBFBF" w:sz="4"/>
-              <w:left w:val="single" w:color="BFBFBF" w:sz="4"/>
-              <w:bottom w:val="single" w:color="BFBFBF" w:sz="4"/>
-              <w:right w:val="single" w:color="BFBFBF" w:sz="4"/>
-            </w:tcBorders>
-            <w:shd w:fill="D9E2F3" w:color="auto" w:val="clear"/>
-            <w:tcMar>
-              <w:top w:type="dxa" w:w="60"/>
-              <w:left w:type="dxa" w:w="90"/>
-              <w:bottom w:type="dxa" w:w="60"/>
-              <w:right w:type="dxa" w:w="90"/>
-            </w:tcMar>
-          </w:tcPr>
-          <w:p>
-            <w:pPr>
-              <w:spacing w:after="0" w:line="252"/>
-            </w:pPr>
-            <w:r>
-              <w:rPr>
-                <w:b/>
-                <w:bCs/>
-                <w:sz w:val="17"/>
-                <w:szCs w:val="17"/>
-              </w:rPr>
-              <w:t xml:space="preserve">with more capital</w:t>
-            </w:r>
-          </w:p>
-        </w:tc>
-        <w:tc>
-          <w:tcPr>
-            <w:tcW w:type="dxa" w:w="1686"/>
-            <w:tcBorders>
-              <w:top w:val="single" w:color="BFBFBF" w:sz="4"/>
-              <w:left w:val="single" w:color="BFBFBF" w:sz="4"/>
-              <w:bottom w:val="single" w:color="BFBFBF" w:sz="4"/>
-              <w:right w:val="single" w:color="BFBFBF" w:sz="4"/>
-            </w:tcBorders>
-            <w:shd w:fill="D9E2F3" w:color="auto" w:val="clear"/>
-            <w:tcMar>
-              <w:top w:type="dxa" w:w="60"/>
-              <w:left w:type="dxa" w:w="90"/>
-              <w:bottom w:type="dxa" w:w="60"/>
-              <w:right w:type="dxa" w:w="90"/>
-            </w:tcMar>
-          </w:tcPr>
-          <w:p>
-            <w:pPr>
-              <w:spacing w:after="0" w:line="252"/>
-            </w:pPr>
-            <w:r>
-              <w:rPr>
-                <w:b/>
-                <w:bCs/>
-                <w:sz w:val="17"/>
-                <w:szCs w:val="17"/>
-              </w:rPr>
-              <w:t xml:space="preserve">evidence</w:t>
-            </w:r>
-          </w:p>
-        </w:tc>
-      </w:tr>
-      <w:tr>
-        <w:trPr>
-          <w:cantSplit/>
-          <w:tblHeader w:val="false"/>
-        </w:trPr>
-        <w:tc>
-          <w:tcPr>
-            <w:tcW w:type="dxa" w:w="3890"/>
-            <w:tcBorders>
-              <w:top w:val="single" w:color="BFBFBF" w:sz="4"/>
-              <w:left w:val="single" w:color="BFBFBF" w:sz="4"/>
-              <w:bottom w:val="single" w:color="BFBFBF" w:sz="4"/>
-              <w:right w:val="single" w:color="BFBFBF" w:sz="4"/>
-            </w:tcBorders>
-            <w:tcMar>
-              <w:top w:type="dxa" w:w="60"/>
-              <w:left w:type="dxa" w:w="90"/>
-              <w:bottom w:type="dxa" w:w="60"/>
-              <w:right w:type="dxa" w:w="90"/>
-            </w:tcMar>
-          </w:tcPr>
-          <w:p>
-            <w:pPr>
-              <w:spacing w:after="0" w:line="252"/>
-            </w:pPr>
-            <w:r>
-              <w:rPr>
-                <w:sz w:val="17"/>
-                <w:szCs w:val="17"/>
-              </w:rPr>
-              <w:t xml:space="preserve">Bitget refuses </w:t>
-            </w:r>
-            <w:r>
-              <w:rPr>
-                <w:b/>
-                <w:bCs/>
-                <w:sz w:val="17"/>
-                <w:szCs w:val="17"/>
-              </w:rPr>
-              <w:t xml:space="preserve">6.4%</w:t>
-            </w:r>
-            <w:r>
-              <w:rPr>
-                <w:sz w:val="17"/>
-                <w:szCs w:val="17"/>
-              </w:rPr>
-              <w:t xml:space="preserve"> of the trend book's units (24.2% at $100); 26.2% of LINK's</w:t>
-            </w:r>
-          </w:p>
-        </w:tc>
-        <w:tc>
-          <w:tcPr>
-            <w:tcW w:type="dxa" w:w="3930"/>
-            <w:tcBorders>
-              <w:top w:val="single" w:color="BFBFBF" w:sz="4"/>
-              <w:left w:val="single" w:color="BFBFBF" w:sz="4"/>
-              <w:bottom w:val="single" w:color="BFBFBF" w:sz="4"/>
-              <w:right w:val="single" w:color="BFBFBF" w:sz="4"/>
-            </w:tcBorders>
-            <w:tcMar>
-              <w:top w:type="dxa" w:w="60"/>
-              <w:left w:type="dxa" w:w="90"/>
-              <w:bottom w:type="dxa" w:w="60"/>
-              <w:right w:type="dxa" w:w="90"/>
-            </w:tcMar>
-          </w:tcPr>
-          <w:p>
-            <w:pPr>
-              <w:spacing w:after="0" w:line="252"/>
-            </w:pPr>
-            <w:r>
-              <w:rPr>
-                <w:b/>
-                <w:bCs/>
-                <w:sz w:val="17"/>
-                <w:szCs w:val="17"/>
-              </w:rPr>
-              <w:t xml:space="preserve">~0% refused</w:t>
-            </w:r>
-            <w:r>
-              <w:rPr>
-                <w:sz w:val="17"/>
-                <w:szCs w:val="17"/>
-              </w:rPr>
-              <w:t xml:space="preserve">: every order the books want is placed</w:t>
-            </w:r>
-          </w:p>
-        </w:tc>
-        <w:tc>
-          <w:tcPr>
-            <w:tcW w:type="dxa" w:w="1686"/>
-            <w:tcBorders>
-              <w:top w:val="single" w:color="BFBFBF" w:sz="4"/>
-              <w:left w:val="single" w:color="BFBFBF" w:sz="4"/>
-              <w:bottom w:val="single" w:color="BFBFBF" w:sz="4"/>
-              <w:right w:val="single" w:color="BFBFBF" w:sz="4"/>
-            </w:tcBorders>
-            <w:tcMar>
-              <w:top w:type="dxa" w:w="60"/>
-              <w:left w:type="dxa" w:w="90"/>
-              <w:bottom w:type="dxa" w:w="60"/>
-              <w:right w:type="dxa" w:w="90"/>
-            </w:tcMar>
-          </w:tcPr>
-          <w:p>
-            <w:pPr>
-              <w:spacing w:after="0" w:line="252"/>
-            </w:pPr>
-            <w:r>
-              <w:rPr>
-                <w:rFonts w:ascii="Consolas" w:cs="Consolas" w:eastAsia="Consolas" w:hAnsi="Consolas"/>
-                <w:sz w:val="15"/>
-                <w:szCs w:val="15"/>
-              </w:rPr>
-              <w:t xml:space="preserve">bitget_minimums.py</w:t>
-            </w:r>
-          </w:p>
-        </w:tc>
-      </w:tr>
-      <w:tr>
-        <w:trPr>
-          <w:cantSplit/>
-          <w:tblHeader w:val="false"/>
-        </w:trPr>
-        <w:tc>
-          <w:tcPr>
-            <w:tcW w:type="dxa" w:w="3890"/>
-            <w:tcBorders>
-              <w:top w:val="single" w:color="BFBFBF" w:sz="4"/>
-              <w:left w:val="single" w:color="BFBFBF" w:sz="4"/>
-              <w:bottom w:val="single" w:color="BFBFBF" w:sz="4"/>
-              <w:right w:val="single" w:color="BFBFBF" w:sz="4"/>
-            </w:tcBorders>
-            <w:tcMar>
-              <w:top w:type="dxa" w:w="60"/>
-              <w:left w:type="dxa" w:w="90"/>
-              <w:bottom w:type="dxa" w:w="60"/>
-              <w:right w:type="dxa" w:w="90"/>
-            </w:tcMar>
-          </w:tcPr>
-          <w:p>
-            <w:pPr>
-              <w:spacing w:after="0" w:line="252"/>
-            </w:pPr>
-            <w:r>
-              <w:rPr>
-                <w:sz w:val="17"/>
-                <w:szCs w:val="17"/>
-              </w:rPr>
-              <w:t xml:space="preserve">every accepted LINK order rounded by a median </w:t>
-            </w:r>
-            <w:r>
-              <w:rPr>
-                <w:b/>
-                <w:bCs/>
-                <w:sz w:val="17"/>
-                <w:szCs w:val="17"/>
-              </w:rPr>
-              <w:t xml:space="preserve">9.4%</w:t>
-            </w:r>
-            <w:r>
-              <w:rPr>
-                <w:sz w:val="17"/>
-                <w:szCs w:val="17"/>
-              </w:rPr>
-              <w:t xml:space="preserve"> (step = 1 LINK)</w:t>
-            </w:r>
-          </w:p>
-        </w:tc>
-        <w:tc>
-          <w:tcPr>
-            <w:tcW w:type="dxa" w:w="3930"/>
-            <w:tcBorders>
-              <w:top w:val="single" w:color="BFBFBF" w:sz="4"/>
-              <w:left w:val="single" w:color="BFBFBF" w:sz="4"/>
-              <w:bottom w:val="single" w:color="BFBFBF" w:sz="4"/>
-              <w:right w:val="single" w:color="BFBFBF" w:sz="4"/>
-            </w:tcBorders>
-            <w:tcMar>
-              <w:top w:type="dxa" w:w="60"/>
-              <w:left w:type="dxa" w:w="90"/>
-              <w:bottom w:type="dxa" w:w="60"/>
-              <w:right w:type="dxa" w:w="90"/>
-            </w:tcMar>
-          </w:tcPr>
-          <w:p>
-            <w:pPr>
-              <w:spacing w:after="0" w:line="252"/>
-            </w:pPr>
-            <w:r>
-              <w:rPr>
-                <w:sz w:val="17"/>
-                <w:szCs w:val="17"/>
-              </w:rPr>
-              <w:t xml:space="preserve">rounding error shrinks in proportion to order size (≈0.9% at 10× the size)</w:t>
-            </w:r>
-          </w:p>
-        </w:tc>
-        <w:tc>
-          <w:tcPr>
-            <w:tcW w:type="dxa" w:w="1686"/>
-            <w:tcBorders>
-              <w:top w:val="single" w:color="BFBFBF" w:sz="4"/>
-              <w:left w:val="single" w:color="BFBFBF" w:sz="4"/>
-              <w:bottom w:val="single" w:color="BFBFBF" w:sz="4"/>
-              <w:right w:val="single" w:color="BFBFBF" w:sz="4"/>
-            </w:tcBorders>
-            <w:tcMar>
-              <w:top w:type="dxa" w:w="60"/>
-              <w:left w:type="dxa" w:w="90"/>
-              <w:bottom w:type="dxa" w:w="60"/>
-              <w:right w:type="dxa" w:w="90"/>
-            </w:tcMar>
-          </w:tcPr>
-          <w:p>
-            <w:pPr>
-              <w:spacing w:after="0" w:line="252"/>
-            </w:pPr>
-            <w:r>
-              <w:rPr>
-                <w:sz w:val="17"/>
-                <w:szCs w:val="17"/>
-              </w:rPr>
-              <w:t xml:space="preserve">CLAUDE.md §7b</w:t>
-            </w:r>
-          </w:p>
-        </w:tc>
-      </w:tr>
-      <w:tr>
-        <w:trPr>
-          <w:cantSplit/>
-          <w:tblHeader w:val="false"/>
-        </w:trPr>
-        <w:tc>
-          <w:tcPr>
-            <w:tcW w:type="dxa" w:w="3890"/>
-            <w:tcBorders>
-              <w:top w:val="single" w:color="BFBFBF" w:sz="4"/>
-              <w:left w:val="single" w:color="BFBFBF" w:sz="4"/>
-              <w:bottom w:val="single" w:color="BFBFBF" w:sz="4"/>
-              <w:right w:val="single" w:color="BFBFBF" w:sz="4"/>
-            </w:tcBorders>
-            <w:tcMar>
-              <w:top w:type="dxa" w:w="60"/>
-              <w:left w:type="dxa" w:w="90"/>
-              <w:bottom w:type="dxa" w:w="60"/>
-              <w:right w:type="dxa" w:w="90"/>
-            </w:tcMar>
-          </w:tcPr>
-          <w:p>
-            <w:pPr>
-              <w:spacing w:after="0" w:line="252"/>
-            </w:pPr>
-            <w:r>
-              <w:rPr>
-                <w:sz w:val="17"/>
-                <w:szCs w:val="17"/>
-              </w:rPr>
-              <w:t xml:space="preserve">the crash desk places </w:t>
-            </w:r>
-            <w:r>
-              <w:rPr>
-                <w:b/>
-                <w:bCs/>
-                <w:sz w:val="17"/>
-                <w:szCs w:val="17"/>
-              </w:rPr>
-              <w:t xml:space="preserve">0 bids</w:t>
-            </w:r>
-            <w:r>
-              <w:rPr>
-                <w:sz w:val="17"/>
-                <w:szCs w:val="17"/>
-              </w:rPr>
-              <w:t xml:space="preserve"> on the demo (a $5.19 bid is under every demo coin's minimum); its cap-and-cancel path has never run on the exchange</w:t>
-            </w:r>
-          </w:p>
-        </w:tc>
-        <w:tc>
-          <w:tcPr>
-            <w:tcW w:type="dxa" w:w="3930"/>
-            <w:tcBorders>
-              <w:top w:val="single" w:color="BFBFBF" w:sz="4"/>
-              <w:left w:val="single" w:color="BFBFBF" w:sz="4"/>
-              <w:bottom w:val="single" w:color="BFBFBF" w:sz="4"/>
-              <w:right w:val="single" w:color="BFBFBF" w:sz="4"/>
-            </w:tcBorders>
-            <w:tcMar>
-              <w:top w:type="dxa" w:w="60"/>
-              <w:left w:type="dxa" w:w="90"/>
-              <w:bottom w:type="dxa" w:w="60"/>
-              <w:right w:type="dxa" w:w="90"/>
-            </w:tcMar>
-          </w:tcPr>
-          <w:p>
-            <w:pPr>
-              <w:spacing w:after="0" w:line="252"/>
-            </w:pPr>
-            <w:r>
-              <w:rPr>
-                <w:sz w:val="17"/>
-                <w:szCs w:val="17"/>
-              </w:rPr>
-              <w:t xml:space="preserve">bids of $50+ on all 40 coins; the cap path can finally be tested live</w:t>
-            </w:r>
-          </w:p>
-        </w:tc>
-        <w:tc>
-          <w:tcPr>
-            <w:tcW w:type="dxa" w:w="1686"/>
-            <w:tcBorders>
-              <w:top w:val="single" w:color="BFBFBF" w:sz="4"/>
-              <w:left w:val="single" w:color="BFBFBF" w:sz="4"/>
-              <w:bottom w:val="single" w:color="BFBFBF" w:sz="4"/>
-              <w:right w:val="single" w:color="BFBFBF" w:sz="4"/>
-            </w:tcBorders>
-            <w:tcMar>
-              <w:top w:type="dxa" w:w="60"/>
-              <w:left w:type="dxa" w:w="90"/>
-              <w:bottom w:type="dxa" w:w="60"/>
-              <w:right w:type="dxa" w:w="90"/>
-            </w:tcMar>
-          </w:tcPr>
-          <w:p>
-            <w:pPr>
-              <w:spacing w:after="0" w:line="252"/>
-            </w:pPr>
-            <w:r>
-              <w:rPr>
-                <w:sz w:val="17"/>
-                <w:szCs w:val="17"/>
-              </w:rPr>
-              <w:t xml:space="preserve">CLAUDE.md §7b</w:t>
-            </w:r>
-          </w:p>
-        </w:tc>
-      </w:tr>
-      <w:tr>
-        <w:trPr>
-          <w:cantSplit/>
-          <w:tblHeader w:val="false"/>
-        </w:trPr>
-        <w:tc>
-          <w:tcPr>
-            <w:tcW w:type="dxa" w:w="3890"/>
-            <w:tcBorders>
-              <w:top w:val="single" w:color="BFBFBF" w:sz="4"/>
-              <w:left w:val="single" w:color="BFBFBF" w:sz="4"/>
-              <w:bottom w:val="single" w:color="BFBFBF" w:sz="4"/>
-              <w:right w:val="single" w:color="BFBFBF" w:sz="4"/>
-            </w:tcBorders>
-            <w:tcMar>
-              <w:top w:type="dxa" w:w="60"/>
-              <w:left w:type="dxa" w:w="90"/>
-              <w:bottom w:type="dxa" w:w="60"/>
-              <w:right w:type="dxa" w:w="90"/>
-            </w:tcMar>
-          </w:tcPr>
-          <w:p>
-            <w:pPr>
-              <w:spacing w:after="0" w:line="252"/>
-            </w:pPr>
-            <w:r>
-              <w:rPr>
-                <w:sz w:val="17"/>
-                <w:szCs w:val="17"/>
-              </w:rPr>
-              <w:t xml:space="preserve">the bear sleeve skips </w:t>
-            </w:r>
-            <w:r>
-              <w:rPr>
-                <w:b/>
-                <w:bCs/>
-                <w:sz w:val="17"/>
-                <w:szCs w:val="17"/>
-              </w:rPr>
-              <w:t xml:space="preserve">a third of its orders</w:t>
-            </w:r>
-            <w:r>
-              <w:rPr>
-                <w:sz w:val="17"/>
-                <w:szCs w:val="17"/>
-              </w:rPr>
-              <w:t xml:space="preserve"> (holdout +8%/yr instead of its full figure)</w:t>
-            </w:r>
-          </w:p>
-        </w:tc>
-        <w:tc>
-          <w:tcPr>
-            <w:tcW w:type="dxa" w:w="3930"/>
-            <w:tcBorders>
-              <w:top w:val="single" w:color="BFBFBF" w:sz="4"/>
-              <w:left w:val="single" w:color="BFBFBF" w:sz="4"/>
-              <w:bottom w:val="single" w:color="BFBFBF" w:sz="4"/>
-              <w:right w:val="single" w:color="BFBFBF" w:sz="4"/>
-            </w:tcBorders>
-            <w:tcMar>
-              <w:top w:type="dxa" w:w="60"/>
-              <w:left w:type="dxa" w:w="90"/>
-              <w:bottom w:type="dxa" w:w="60"/>
-              <w:right w:type="dxa" w:w="90"/>
-            </w:tcMar>
-          </w:tcPr>
-          <w:p>
-            <w:pPr>
-              <w:spacing w:after="0" w:line="252"/>
-            </w:pPr>
-            <w:r>
-              <w:rPr>
-                <w:sz w:val="17"/>
-                <w:szCs w:val="17"/>
-              </w:rPr>
-              <w:t xml:space="preserve">the sleeve runs as backtested</w:t>
-            </w:r>
-          </w:p>
-        </w:tc>
-        <w:tc>
-          <w:tcPr>
-            <w:tcW w:type="dxa" w:w="1686"/>
-            <w:tcBorders>
-              <w:top w:val="single" w:color="BFBFBF" w:sz="4"/>
-              <w:left w:val="single" w:color="BFBFBF" w:sz="4"/>
-              <w:bottom w:val="single" w:color="BFBFBF" w:sz="4"/>
-              <w:right w:val="single" w:color="BFBFBF" w:sz="4"/>
-            </w:tcBorders>
-            <w:tcMar>
-              <w:top w:type="dxa" w:w="60"/>
-              <w:left w:type="dxa" w:w="90"/>
-              <w:bottom w:type="dxa" w:w="60"/>
-              <w:right w:type="dxa" w:w="90"/>
-            </w:tcMar>
-          </w:tcPr>
-          <w:p>
-            <w:pPr>
-              <w:spacing w:after="0" w:line="252"/>
-            </w:pPr>
-            <w:r>
-              <w:rPr>
-                <w:sz w:val="17"/>
-                <w:szCs w:val="17"/>
-              </w:rPr>
-              <w:t xml:space="preserve">doc 13</w:t>
-            </w:r>
-          </w:p>
-        </w:tc>
-      </w:tr>
-      <w:tr>
-        <w:trPr>
-          <w:cantSplit/>
-          <w:tblHeader w:val="false"/>
-        </w:trPr>
-        <w:tc>
-          <w:tcPr>
-            <w:tcW w:type="dxa" w:w="3890"/>
-            <w:tcBorders>
-              <w:top w:val="single" w:color="BFBFBF" w:sz="4"/>
-              <w:left w:val="single" w:color="BFBFBF" w:sz="4"/>
-              <w:bottom w:val="single" w:color="BFBFBF" w:sz="4"/>
-              <w:right w:val="single" w:color="BFBFBF" w:sz="4"/>
-            </w:tcBorders>
-            <w:tcMar>
-              <w:top w:type="dxa" w:w="60"/>
-              <w:left w:type="dxa" w:w="90"/>
-              <w:bottom w:type="dxa" w:w="60"/>
-              <w:right w:type="dxa" w:w="90"/>
-            </w:tcMar>
-          </w:tcPr>
-          <w:p>
-            <w:pPr>
-              <w:spacing w:after="0" w:line="252"/>
-            </w:pPr>
-            <w:r>
-              <w:rPr>
-                <w:sz w:val="17"/>
-                <w:szCs w:val="17"/>
-              </w:rPr>
-              <w:t xml:space="preserve">the point-in-time pair </w:t>
-            </w:r>
-            <w:r>
-              <w:rPr>
-                <w:b/>
-                <w:bCs/>
-                <w:sz w:val="17"/>
-                <w:szCs w:val="17"/>
-              </w:rPr>
-              <w:t xml:space="preserve">cannot trade at 10,000 PKR</w:t>
-            </w:r>
-            <w:r>
-              <w:rPr>
-                <w:sz w:val="17"/>
-                <w:szCs w:val="17"/>
-              </w:rPr>
-              <w:t xml:space="preserve">; ~25,000 PKR runs the pair, </w:t>
-            </w:r>
-            <w:r>
-              <w:rPr>
-                <w:b/>
-                <w:bCs/>
-                <w:sz w:val="17"/>
-                <w:szCs w:val="17"/>
-              </w:rPr>
-              <w:t xml:space="preserve">~100–150k PKR</w:t>
-            </w:r>
-            <w:r>
-              <w:rPr>
-                <w:sz w:val="17"/>
-                <w:szCs w:val="17"/>
-              </w:rPr>
-              <w:t xml:space="preserve"> the full v3 set; "E" needs ~$300+</w:t>
-            </w:r>
-          </w:p>
-        </w:tc>
-        <w:tc>
-          <w:tcPr>
-            <w:tcW w:type="dxa" w:w="3930"/>
-            <w:tcBorders>
-              <w:top w:val="single" w:color="BFBFBF" w:sz="4"/>
-              <w:left w:val="single" w:color="BFBFBF" w:sz="4"/>
-              <w:bottom w:val="single" w:color="BFBFBF" w:sz="4"/>
-              <w:right w:val="single" w:color="BFBFBF" w:sz="4"/>
-            </w:tcBorders>
-            <w:tcMar>
-              <w:top w:type="dxa" w:w="60"/>
-              <w:left w:type="dxa" w:w="90"/>
-              <w:bottom w:type="dxa" w:w="60"/>
-              <w:right w:type="dxa" w:w="90"/>
-            </w:tcMar>
-          </w:tcPr>
-          <w:p>
-            <w:pPr>
-              <w:spacing w:after="0" w:line="252"/>
-            </w:pPr>
-            <w:r>
-              <w:rPr>
-                <w:sz w:val="17"/>
-                <w:szCs w:val="17"/>
-              </w:rPr>
-              <w:t xml:space="preserve">every candidate combination fits on one account</w:t>
-            </w:r>
-          </w:p>
-        </w:tc>
-        <w:tc>
-          <w:tcPr>
-            <w:tcW w:type="dxa" w:w="1686"/>
-            <w:tcBorders>
-              <w:top w:val="single" w:color="BFBFBF" w:sz="4"/>
-              <w:left w:val="single" w:color="BFBFBF" w:sz="4"/>
-              <w:bottom w:val="single" w:color="BFBFBF" w:sz="4"/>
-              <w:right w:val="single" w:color="BFBFBF" w:sz="4"/>
-            </w:tcBorders>
-            <w:tcMar>
-              <w:top w:type="dxa" w:w="60"/>
-              <w:left w:type="dxa" w:w="90"/>
-              <w:bottom w:type="dxa" w:w="60"/>
-              <w:right w:type="dxa" w:w="90"/>
-            </w:tcMar>
-          </w:tcPr>
-          <w:p>
-            <w:pPr>
-              <w:spacing w:after="0" w:line="252"/>
-            </w:pPr>
-            <w:r>
-              <w:rPr>
-                <w:rFonts w:ascii="Consolas" w:cs="Consolas" w:eastAsia="Consolas" w:hAnsi="Consolas"/>
-                <w:sz w:val="15"/>
-                <w:szCs w:val="15"/>
-              </w:rPr>
-              <w:t xml:space="preserve">pair_min_capital.py</w:t>
-            </w:r>
-            <w:r>
-              <w:rPr>
-                <w:sz w:val="17"/>
-                <w:szCs w:val="17"/>
-              </w:rPr>
-              <w:t xml:space="preserve">, doc 09</w:t>
-            </w:r>
-          </w:p>
-        </w:tc>
-      </w:tr>
-      <w:tr>
-        <w:trPr>
-          <w:cantSplit/>
-          <w:tblHeader w:val="false"/>
-        </w:trPr>
-        <w:tc>
-          <w:tcPr>
-            <w:tcW w:type="dxa" w:w="3890"/>
-            <w:tcBorders>
-              <w:top w:val="single" w:color="BFBFBF" w:sz="4"/>
-              <w:left w:val="single" w:color="BFBFBF" w:sz="4"/>
-              <w:bottom w:val="single" w:color="BFBFBF" w:sz="4"/>
-              <w:right w:val="single" w:color="BFBFBF" w:sz="4"/>
-            </w:tcBorders>
-            <w:tcMar>
-              <w:top w:type="dxa" w:w="60"/>
-              <w:left w:type="dxa" w:w="90"/>
-              <w:bottom w:type="dxa" w:w="60"/>
-              <w:right w:type="dxa" w:w="90"/>
-            </w:tcMar>
-          </w:tcPr>
-          <w:p>
-            <w:pPr>
-              <w:spacing w:after="0" w:line="252"/>
-            </w:pPr>
-            <w:r>
-              <w:rPr>
-                <w:sz w:val="17"/>
-                <w:szCs w:val="17"/>
-              </w:rPr>
-              <w:t xml:space="preserve">a 4,000 PKR account has 70–75% of units refused; at 10,000 PKR about half</w:t>
-            </w:r>
-          </w:p>
-        </w:tc>
-        <w:tc>
-          <w:tcPr>
-            <w:tcW w:type="dxa" w:w="3930"/>
-            <w:tcBorders>
-              <w:top w:val="single" w:color="BFBFBF" w:sz="4"/>
-              <w:left w:val="single" w:color="BFBFBF" w:sz="4"/>
-              <w:bottom w:val="single" w:color="BFBFBF" w:sz="4"/>
-              <w:right w:val="single" w:color="BFBFBF" w:sz="4"/>
-            </w:tcBorders>
-            <w:tcMar>
-              <w:top w:type="dxa" w:w="60"/>
-              <w:left w:type="dxa" w:w="90"/>
-              <w:bottom w:type="dxa" w:w="60"/>
-              <w:right w:type="dxa" w:w="90"/>
-            </w:tcMar>
-          </w:tcPr>
-          <w:p>
-            <w:pPr>
-              <w:spacing w:after="0" w:line="252"/>
-            </w:pPr>
-            <w:r>
-              <w:rPr>
-                <w:sz w:val="17"/>
-                <w:szCs w:val="17"/>
-              </w:rPr>
-              <w:t xml:space="preserve">removed; small-account odds tables stop being dominated by refusals</w:t>
-            </w:r>
-          </w:p>
-        </w:tc>
-        <w:tc>
-          <w:tcPr>
-            <w:tcW w:type="dxa" w:w="1686"/>
-            <w:tcBorders>
-              <w:top w:val="single" w:color="BFBFBF" w:sz="4"/>
-              <w:left w:val="single" w:color="BFBFBF" w:sz="4"/>
-              <w:bottom w:val="single" w:color="BFBFBF" w:sz="4"/>
-              <w:right w:val="single" w:color="BFBFBF" w:sz="4"/>
-            </w:tcBorders>
-            <w:tcMar>
-              <w:top w:type="dxa" w:w="60"/>
-              <w:left w:type="dxa" w:w="90"/>
-              <w:bottom w:type="dxa" w:w="60"/>
-              <w:right w:type="dxa" w:w="90"/>
-            </w:tcMar>
-          </w:tcPr>
-          <w:p>
-            <w:pPr>
-              <w:spacing w:after="0" w:line="252"/>
-            </w:pPr>
-            <w:r>
-              <w:rPr>
-                <w:rFonts w:ascii="Consolas" w:cs="Consolas" w:eastAsia="Consolas" w:hAnsi="Consolas"/>
-                <w:sz w:val="15"/>
-                <w:szCs w:val="15"/>
-              </w:rPr>
-              <w:t xml:space="preserve">lottery_v2.py</w:t>
-            </w:r>
-          </w:p>
-        </w:tc>
-      </w:tr>
-      <w:tr>
-        <w:trPr>
-          <w:cantSplit/>
-          <w:tblHeader w:val="false"/>
-        </w:trPr>
-        <w:tc>
-          <w:tcPr>
-            <w:tcW w:type="dxa" w:w="3890"/>
-            <w:tcBorders>
-              <w:top w:val="single" w:color="BFBFBF" w:sz="4"/>
-              <w:left w:val="single" w:color="BFBFBF" w:sz="4"/>
-              <w:bottom w:val="single" w:color="BFBFBF" w:sz="4"/>
-              <w:right w:val="single" w:color="BFBFBF" w:sz="4"/>
-            </w:tcBorders>
-            <w:tcMar>
-              <w:top w:type="dxa" w:w="60"/>
-              <w:left w:type="dxa" w:w="90"/>
-              <w:bottom w:type="dxa" w:w="60"/>
-              <w:right w:type="dxa" w:w="90"/>
-            </w:tcMar>
-          </w:tcPr>
-          <w:p>
-            <w:pPr>
-              <w:spacing w:after="0" w:line="252"/>
-            </w:pPr>
-            <w:r>
-              <w:rPr>
-                <w:sz w:val="17"/>
-                <w:szCs w:val="17"/>
-              </w:rPr>
-              <w:t xml:space="preserve">forex: the one book that holds fits only on a </w:t>
-            </w:r>
-            <w:r>
-              <w:rPr>
-                <w:b/>
-                <w:bCs/>
-                <w:sz w:val="17"/>
-                <w:szCs w:val="17"/>
-              </w:rPr>
-              <w:t xml:space="preserve">Cent</w:t>
-            </w:r>
-            <w:r>
-              <w:rPr>
-                <w:sz w:val="17"/>
-                <w:szCs w:val="17"/>
-              </w:rPr>
-              <w:t xml:space="preserve"> account at $300, and gold/silver are too big even there</w:t>
-            </w:r>
-          </w:p>
-        </w:tc>
-        <w:tc>
-          <w:tcPr>
-            <w:tcW w:type="dxa" w:w="3930"/>
-            <w:tcBorders>
-              <w:top w:val="single" w:color="BFBFBF" w:sz="4"/>
-              <w:left w:val="single" w:color="BFBFBF" w:sz="4"/>
-              <w:bottom w:val="single" w:color="BFBFBF" w:sz="4"/>
-              <w:right w:val="single" w:color="BFBFBF" w:sz="4"/>
-            </w:tcBorders>
-            <w:tcMar>
-              <w:top w:type="dxa" w:w="60"/>
-              <w:left w:type="dxa" w:w="90"/>
-              <w:bottom w:type="dxa" w:w="60"/>
-              <w:right w:type="dxa" w:w="90"/>
-            </w:tcMar>
-          </w:tcPr>
-          <w:p>
-            <w:pPr>
-              <w:spacing w:after="0" w:line="252"/>
-            </w:pPr>
-            <w:r>
-              <w:rPr>
-                <w:sz w:val="17"/>
-                <w:szCs w:val="17"/>
-              </w:rPr>
-              <w:t xml:space="preserve">a standard swap-free account with every leg, including gold and silver</w:t>
-            </w:r>
-          </w:p>
-        </w:tc>
-        <w:tc>
-          <w:tcPr>
-            <w:tcW w:type="dxa" w:w="1686"/>
-            <w:tcBorders>
-              <w:top w:val="single" w:color="BFBFBF" w:sz="4"/>
-              <w:left w:val="single" w:color="BFBFBF" w:sz="4"/>
-              <w:bottom w:val="single" w:color="BFBFBF" w:sz="4"/>
-              <w:right w:val="single" w:color="BFBFBF" w:sz="4"/>
-            </w:tcBorders>
-            <w:tcMar>
-              <w:top w:type="dxa" w:w="60"/>
-              <w:left w:type="dxa" w:w="90"/>
-              <w:bottom w:type="dxa" w:w="60"/>
-              <w:right w:type="dxa" w:w="90"/>
-            </w:tcMar>
-          </w:tcPr>
-          <w:p>
-            <w:pPr>
-              <w:spacing w:after="0" w:line="252"/>
-            </w:pPr>
-            <w:r>
-              <w:rPr>
-                <w:sz w:val="17"/>
-                <w:szCs w:val="17"/>
-              </w:rPr>
-              <w:t xml:space="preserve">doc 18</w:t>
-            </w:r>
-          </w:p>
-        </w:tc>
-      </w:tr>
-      <w:tr>
-        <w:trPr>
-          <w:cantSplit/>
-          <w:tblHeader w:val="false"/>
-        </w:trPr>
-        <w:tc>
-          <w:tcPr>
-            <w:tcW w:type="dxa" w:w="3890"/>
-            <w:tcBorders>
-              <w:top w:val="single" w:color="BFBFBF" w:sz="4"/>
-              <w:left w:val="single" w:color="BFBFBF" w:sz="4"/>
-              <w:bottom w:val="single" w:color="BFBFBF" w:sz="4"/>
-              <w:right w:val="single" w:color="BFBFBF" w:sz="4"/>
-            </w:tcBorders>
-            <w:tcMar>
-              <w:top w:type="dxa" w:w="60"/>
-              <w:left w:type="dxa" w:w="90"/>
-              <w:bottom w:type="dxa" w:w="60"/>
-              <w:right w:type="dxa" w:w="90"/>
-            </w:tcMar>
-          </w:tcPr>
-          <w:p>
-            <w:pPr>
-              <w:spacing w:after="0" w:line="252"/>
-            </w:pPr>
-            <w:r>
-              <w:rPr>
-                <w:sz w:val="17"/>
-                <w:szCs w:val="17"/>
-              </w:rPr>
-              <w:t xml:space="preserve">order-path testing on the demo, P&amp;L meaningless</w:t>
-            </w:r>
-          </w:p>
-        </w:tc>
-        <w:tc>
-          <w:tcPr>
-            <w:tcW w:type="dxa" w:w="3930"/>
-            <w:tcBorders>
-              <w:top w:val="single" w:color="BFBFBF" w:sz="4"/>
-              <w:left w:val="single" w:color="BFBFBF" w:sz="4"/>
-              <w:bottom w:val="single" w:color="BFBFBF" w:sz="4"/>
-              <w:right w:val="single" w:color="BFBFBF" w:sz="4"/>
-            </w:tcBorders>
-            <w:tcMar>
-              <w:top w:type="dxa" w:w="60"/>
-              <w:left w:type="dxa" w:w="90"/>
-              <w:bottom w:type="dxa" w:w="60"/>
-              <w:right w:type="dxa" w:w="90"/>
-            </w:tcMar>
-          </w:tcPr>
-          <w:p>
-            <w:pPr>
-              <w:spacing w:after="0" w:line="252"/>
-            </w:pPr>
-            <w:r>
-              <w:rPr>
-                <w:sz w:val="17"/>
-                <w:szCs w:val="17"/>
-              </w:rPr>
-              <w:t xml:space="preserve">a real dedicated account large enough that every book trades: the forward record finally measures the strategies, not the plumbing</w:t>
-            </w:r>
-          </w:p>
-        </w:tc>
-        <w:tc>
-          <w:tcPr>
-            <w:tcW w:type="dxa" w:w="1686"/>
-            <w:tcBorders>
-              <w:top w:val="single" w:color="BFBFBF" w:sz="4"/>
-              <w:left w:val="single" w:color="BFBFBF" w:sz="4"/>
-              <w:bottom w:val="single" w:color="BFBFBF" w:sz="4"/>
-              <w:right w:val="single" w:color="BFBFBF" w:sz="4"/>
-            </w:tcBorders>
-            <w:tcMar>
-              <w:top w:type="dxa" w:w="60"/>
-              <w:left w:type="dxa" w:w="90"/>
-              <w:bottom w:type="dxa" w:w="60"/>
-              <w:right w:type="dxa" w:w="90"/>
-            </w:tcMar>
-          </w:tcPr>
-          <w:p>
-            <w:pPr>
-              <w:spacing w:after="0" w:line="252"/>
-            </w:pPr>
-            <w:r>
-              <w:rPr>
-                <w:sz w:val="17"/>
-                <w:szCs w:val="17"/>
-              </w:rPr>
-              <w:t xml:space="preserve">doc 20</w:t>
-            </w:r>
-          </w:p>
-        </w:tc>
-      </w:tr>
-      <w:tr>
-        <w:trPr>
-          <w:cantSplit/>
-          <w:tblHeader w:val="false"/>
-        </w:trPr>
-        <w:tc>
-          <w:tcPr>
-            <w:tcW w:type="dxa" w:w="3890"/>
-            <w:tcBorders>
-              <w:top w:val="single" w:color="BFBFBF" w:sz="4"/>
-              <w:left w:val="single" w:color="BFBFBF" w:sz="4"/>
-              <w:bottom w:val="single" w:color="BFBFBF" w:sz="4"/>
-              <w:right w:val="single" w:color="BFBFBF" w:sz="4"/>
-            </w:tcBorders>
-            <w:tcMar>
-              <w:top w:type="dxa" w:w="60"/>
-              <w:left w:type="dxa" w:w="90"/>
-              <w:bottom w:type="dxa" w:w="60"/>
-              <w:right w:type="dxa" w:w="90"/>
-            </w:tcMar>
-          </w:tcPr>
-          <w:p>
-            <w:pPr>
-              <w:spacing w:after="0" w:line="252"/>
-            </w:pPr>
-            <w:r>
-              <w:rPr>
-                <w:sz w:val="17"/>
-                <w:szCs w:val="17"/>
-              </w:rPr>
-              <w:t xml:space="preserve">retail fee tier</w:t>
-            </w:r>
-          </w:p>
-        </w:tc>
-        <w:tc>
-          <w:tcPr>
-            <w:tcW w:type="dxa" w:w="3930"/>
-            <w:tcBorders>
-              <w:top w:val="single" w:color="BFBFBF" w:sz="4"/>
-              <w:left w:val="single" w:color="BFBFBF" w:sz="4"/>
-              <w:bottom w:val="single" w:color="BFBFBF" w:sz="4"/>
-              <w:right w:val="single" w:color="BFBFBF" w:sz="4"/>
-            </w:tcBorders>
-            <w:tcMar>
-              <w:top w:type="dxa" w:w="60"/>
-              <w:left w:type="dxa" w:w="90"/>
-              <w:bottom w:type="dxa" w:w="60"/>
-              <w:right w:type="dxa" w:w="90"/>
-            </w:tcMar>
-          </w:tcPr>
-          <w:p>
-            <w:pPr>
-              <w:spacing w:after="0" w:line="252"/>
-            </w:pPr>
-            <w:r>
-              <w:rPr>
-                <w:sz w:val="17"/>
-                <w:szCs w:val="17"/>
-              </w:rPr>
-              <w:t xml:space="preserve">trading volume rises with capital; above some 30-day volume or asset threshold a lower Bitget tier applies (not measured; check Bitget's VIP table)</w:t>
-            </w:r>
-          </w:p>
-        </w:tc>
-        <w:tc>
-          <w:tcPr>
-            <w:tcW w:type="dxa" w:w="1686"/>
-            <w:tcBorders>
-              <w:top w:val="single" w:color="BFBFBF" w:sz="4"/>
-              <w:left w:val="single" w:color="BFBFBF" w:sz="4"/>
-              <w:bottom w:val="single" w:color="BFBFBF" w:sz="4"/>
-              <w:right w:val="single" w:color="BFBFBF" w:sz="4"/>
-            </w:tcBorders>
-            <w:tcMar>
-              <w:top w:type="dxa" w:w="60"/>
-              <w:left w:type="dxa" w:w="90"/>
-              <w:bottom w:type="dxa" w:w="60"/>
-              <w:right w:type="dxa" w:w="90"/>
-            </w:tcMar>
-          </w:tcPr>
-          <w:p>
-            <w:pPr>
-              <w:spacing w:after="0" w:line="252"/>
-            </w:pPr>
-            <w:r>
-              <w:rPr>
-                <w:sz w:val="17"/>
-                <w:szCs w:val="17"/>
-              </w:rPr>
-              <w:t xml:space="preserve">§14.2</w:t>
-            </w:r>
-          </w:p>
-        </w:tc>
-      </w:tr>
-      <w:tr>
-        <w:trPr>
-          <w:cantSplit/>
-          <w:tblHeader w:val="false"/>
-        </w:trPr>
-        <w:tc>
-          <w:tcPr>
-            <w:tcW w:type="dxa" w:w="3890"/>
-            <w:tcBorders>
-              <w:top w:val="single" w:color="BFBFBF" w:sz="4"/>
-              <w:left w:val="single" w:color="BFBFBF" w:sz="4"/>
-              <w:bottom w:val="single" w:color="BFBFBF" w:sz="4"/>
-              <w:right w:val="single" w:color="BFBFBF" w:sz="4"/>
-            </w:tcBorders>
-            <w:tcMar>
-              <w:top w:type="dxa" w:w="60"/>
-              <w:left w:type="dxa" w:w="90"/>
-              <w:bottom w:type="dxa" w:w="60"/>
-              <w:right w:type="dxa" w:w="90"/>
-            </w:tcMar>
-          </w:tcPr>
-          <w:p>
-            <w:pPr>
-              <w:spacing w:after="0" w:line="252"/>
-            </w:pPr>
-            <w:r>
-              <w:rPr>
-                <w:sz w:val="17"/>
-                <w:szCs w:val="17"/>
-              </w:rPr>
-              <w:t xml:space="preserve">withdrawals: half of each month's profit ≈ </w:t>
-            </w:r>
-            <w:r>
-              <w:rPr>
-                <w:b/>
-                <w:bCs/>
-                <w:sz w:val="17"/>
-                <w:szCs w:val="17"/>
-              </w:rPr>
-              <w:t xml:space="preserve">$31–39/month</w:t>
-            </w:r>
-            <w:r>
-              <w:rPr>
-                <w:sz w:val="17"/>
-                <w:szCs w:val="17"/>
-              </w:rPr>
-              <w:t xml:space="preserve"> at $221 (backtest, typical)</w:t>
-            </w:r>
-          </w:p>
-        </w:tc>
-        <w:tc>
-          <w:tcPr>
-            <w:tcW w:type="dxa" w:w="3930"/>
-            <w:tcBorders>
-              <w:top w:val="single" w:color="BFBFBF" w:sz="4"/>
-              <w:left w:val="single" w:color="BFBFBF" w:sz="4"/>
-              <w:bottom w:val="single" w:color="BFBFBF" w:sz="4"/>
-              <w:right w:val="single" w:color="BFBFBF" w:sz="4"/>
-            </w:tcBorders>
-            <w:tcMar>
-              <w:top w:type="dxa" w:w="60"/>
-              <w:left w:type="dxa" w:w="90"/>
-              <w:bottom w:type="dxa" w:w="60"/>
-              <w:right w:type="dxa" w:w="90"/>
-            </w:tcMar>
-          </w:tcPr>
-          <w:p>
-            <w:pPr>
-              <w:spacing w:after="0" w:line="252"/>
-            </w:pPr>
-            <w:r>
-              <w:rPr>
-                <w:sz w:val="17"/>
-                <w:szCs w:val="17"/>
-              </w:rPr>
-              <w:t xml:space="preserve">the same percentage in bigger dollars: at $2,210 roughly ten times that. </w:t>
-            </w:r>
-            <w:r>
-              <w:rPr>
-                <w:b/>
-                <w:bCs/>
-                <w:sz w:val="17"/>
-                <w:szCs w:val="17"/>
-              </w:rPr>
-              <w:t xml:space="preserve">Backtest figures, not a forecast</w:t>
-            </w:r>
-          </w:p>
-        </w:tc>
-        <w:tc>
-          <w:tcPr>
-            <w:tcW w:type="dxa" w:w="1686"/>
-            <w:tcBorders>
-              <w:top w:val="single" w:color="BFBFBF" w:sz="4"/>
-              <w:left w:val="single" w:color="BFBFBF" w:sz="4"/>
-              <w:bottom w:val="single" w:color="BFBFBF" w:sz="4"/>
-              <w:right w:val="single" w:color="BFBFBF" w:sz="4"/>
-            </w:tcBorders>
-            <w:tcMar>
-              <w:top w:type="dxa" w:w="60"/>
-              <w:left w:type="dxa" w:w="90"/>
-              <w:bottom w:type="dxa" w:w="60"/>
-              <w:right w:type="dxa" w:w="90"/>
-            </w:tcMar>
-          </w:tcPr>
-          <w:p>
-            <w:pPr>
-              <w:spacing w:after="0" w:line="252"/>
-            </w:pPr>
-            <w:r>
-              <w:rPr>
-                <w:sz w:val="17"/>
-                <w:szCs w:val="17"/>
-              </w:rPr>
-              <w:t xml:space="preserve">CLAUDE.md §6</w:t>
-            </w:r>
-          </w:p>
-        </w:tc>
-      </w:tr>
-    </w:tbl>
-    <w:p>
-      <w:pPr>
-        <w:spacing w:after="80"/>
-      </w:pPr>
-    </w:p>
-    <w:p>
-      <w:pPr>
-        <w:spacing w:after="120" w:line="276"/>
-      </w:pPr>
-      <w:r>
-        <w:rPr>
-          <w:b/>
-          <w:bCs/>
-        </w:rPr>
-        <w:t xml:space="preserve">What the engine needs for it.</w:t>
-      </w:r>
-      <w:r>
-        <w:t xml:space="preserve"> Nothing new in the code: </w:t>
-      </w:r>
-      <w:r>
-        <w:rPr>
-          <w:rFonts w:ascii="Consolas" w:cs="Consolas" w:eastAsia="Consolas" w:hAnsi="Consolas"/>
-          <w:sz w:val="19"/>
-          <w:szCs w:val="19"/>
-        </w:rPr>
-        <w:t xml:space="preserve">combo_bot.py --mode live</w:t>
-      </w:r>
-      <w:r>
-        <w:t xml:space="preserve"> already reads the account's real equity, and every size is a fraction of equity. Only two things change:</w:t>
-      </w:r>
-    </w:p>
-    <w:p>
-      <w:pPr>
-        <w:pStyle w:val="ListParagraph"/>
-        <w:numPr>
-          <w:ilvl w:val="0"/>
-          <w:numId w:val="2"/>
-        </w:numPr>
-        <w:spacing w:after="60" w:line="264"/>
-      </w:pPr>
-      <w:r>
-        <w:rPr>
-          <w:rFonts w:ascii="Consolas" w:cs="Consolas" w:eastAsia="Consolas" w:hAnsi="Consolas"/>
-          <w:sz w:val="19"/>
-          <w:szCs w:val="19"/>
-        </w:rPr>
-        <w:t xml:space="preserve">ALLOW_REAL</w:t>
-      </w:r>
-      <w:r>
-        <w:t xml:space="preserve">, which a human sets;</w:t>
-      </w:r>
-    </w:p>
-    <w:p>
-      <w:pPr>
-        <w:pStyle w:val="ListParagraph"/>
-        <w:numPr>
-          <w:ilvl w:val="0"/>
-          <w:numId w:val="2"/>
-        </w:numPr>
-        <w:spacing w:after="60" w:line="264"/>
-      </w:pPr>
-      <w:r>
-        <w:t xml:space="preserve">a </w:t>
-      </w:r>
-      <w:r>
-        <w:rPr>
-          <w:b/>
-          <w:bCs/>
-        </w:rPr>
-        <w:t xml:space="preserve">dedicated account</w:t>
-      </w:r>
-      <w:r>
-        <w:t xml:space="preserve">, because the bot nets the whole account to its books.</w:t>
-      </w:r>
-    </w:p>
-    <w:p>
-      <w:pPr>
-        <w:pStyle w:val="Heading2"/>
-      </w:pPr>
-      <w:r>
-        <w:t xml:space="preserve">16.3 Where capital starts to hurt: capacity</w:t>
-      </w:r>
-    </w:p>
-    <w:p>
-      <w:pPr>
-        <w:spacing w:after="120" w:line="276"/>
-      </w:pPr>
-      <w:r>
-        <w:t xml:space="preserve">A large account eventually moves the price it trades. </w:t>
-      </w:r>
-      <w:r>
-        <w:rPr>
-          <w:rFonts w:ascii="Consolas" w:cs="Consolas" w:eastAsia="Consolas" w:hAnsi="Consolas"/>
-          <w:sz w:val="19"/>
-          <w:szCs w:val="19"/>
-        </w:rPr>
-        <w:t xml:space="preserve">backtest/capacity_edge.py</w:t>
-      </w:r>
-      <w:r>
-        <w:t xml:space="preserve"> measured this for the market-neutral momentum book with a square-root impact model (</w:t>
-      </w:r>
-      <w:r>
-        <w:rPr>
-          <w:rFonts w:ascii="Consolas" w:cs="Consolas" w:eastAsia="Consolas" w:hAnsi="Consolas"/>
-          <w:sz w:val="19"/>
-          <w:szCs w:val="19"/>
-        </w:rPr>
-        <w:t xml:space="preserve">impact = daily volatility × sqrt(order / daily volume)</w:t>
-      </w:r>
-      <w:r>
-        <w:t xml:space="preserve">), charged on both legs. Net %/week by volume tier and account size (</w:t>
-      </w:r>
-      <w:r>
-        <w:rPr>
-          <w:rFonts w:ascii="Consolas" w:cs="Consolas" w:eastAsia="Consolas" w:hAnsi="Consolas"/>
-          <w:sz w:val="19"/>
-          <w:szCs w:val="19"/>
-        </w:rPr>
-        <w:t xml:space="preserve">logs/capacity_edge.txt</w:t>
-      </w:r>
-      <w:r>
-        <w:t xml:space="preserve">):</w:t>
-      </w:r>
-    </w:p>
-    <w:tbl>
-      <w:tblPr>
-        <w:tblW w:type="dxa" w:w="9506"/>
-        <w:tblBorders>
-          <w:top w:val="single" w:color="auto" w:sz="4"/>
-          <w:left w:val="single" w:color="auto" w:sz="4"/>
-          <w:bottom w:val="single" w:color="auto" w:sz="4"/>
-          <w:right w:val="single" w:color="auto" w:sz="4"/>
-          <w:insideH w:val="single" w:color="auto" w:sz="4"/>
-          <w:insideV w:val="single" w:color="auto" w:sz="4"/>
-        </w:tblBorders>
-      </w:tblPr>
-      <w:tblGrid>
-        <w:gridCol w:w="2593"/>
-        <w:gridCol w:w="1253"/>
-        <w:gridCol w:w="1253"/>
-        <w:gridCol w:w="1339"/>
-        <w:gridCol w:w="1497"/>
-        <w:gridCol w:w="1571"/>
-      </w:tblGrid>
-      <w:tr>
-        <w:trPr>
-          <w:cantSplit/>
-          <w:tblHeader/>
-        </w:trPr>
-        <w:tc>
-          <w:tcPr>
-            <w:tcW w:type="dxa" w:w="2593"/>
-            <w:tcBorders>
-              <w:top w:val="single" w:color="BFBFBF" w:sz="4"/>
-              <w:left w:val="single" w:color="BFBFBF" w:sz="4"/>
-              <w:bottom w:val="single" w:color="BFBFBF" w:sz="4"/>
-              <w:right w:val="single" w:color="BFBFBF" w:sz="4"/>
-            </w:tcBorders>
-            <w:shd w:fill="D9E2F3" w:color="auto" w:val="clear"/>
-            <w:tcMar>
-              <w:top w:type="dxa" w:w="60"/>
-              <w:left w:type="dxa" w:w="90"/>
-              <w:bottom w:type="dxa" w:w="60"/>
-              <w:right w:type="dxa" w:w="90"/>
-            </w:tcMar>
-          </w:tcPr>
-          <w:p>
-            <w:pPr>
-              <w:spacing w:after="0" w:line="252"/>
-            </w:pPr>
-            <w:r>
-              <w:rPr>
-                <w:b/>
-                <w:bCs/>
-                <w:sz w:val="16"/>
-                <w:szCs w:val="16"/>
-              </w:rPr>
-              <w:t xml:space="preserve">tier (by prior month's volume)</w:t>
-            </w:r>
-          </w:p>
-        </w:tc>
-        <w:tc>
-          <w:tcPr>
-            <w:tcW w:type="dxa" w:w="1253"/>
-            <w:tcBorders>
-              <w:top w:val="single" w:color="BFBFBF" w:sz="4"/>
-              <w:left w:val="single" w:color="BFBFBF" w:sz="4"/>
-              <w:bottom w:val="single" w:color="BFBFBF" w:sz="4"/>
-              <w:right w:val="single" w:color="BFBFBF" w:sz="4"/>
-            </w:tcBorders>
-            <w:shd w:fill="D9E2F3" w:color="auto" w:val="clear"/>
-            <w:tcMar>
-              <w:top w:type="dxa" w:w="60"/>
-              <w:left w:type="dxa" w:w="90"/>
-              <w:bottom w:type="dxa" w:w="60"/>
-              <w:right w:type="dxa" w:w="90"/>
-            </w:tcMar>
-          </w:tcPr>
-          <w:p>
-            <w:pPr>
-              <w:spacing w:after="0" w:line="252"/>
-            </w:pPr>
-            <w:r>
-              <w:rPr>
-                <w:b/>
-                <w:bCs/>
-                <w:sz w:val="16"/>
-                <w:szCs w:val="16"/>
-              </w:rPr>
-              <w:t xml:space="preserve">$200</w:t>
-            </w:r>
-          </w:p>
-        </w:tc>
-        <w:tc>
-          <w:tcPr>
-            <w:tcW w:type="dxa" w:w="1253"/>
-            <w:tcBorders>
-              <w:top w:val="single" w:color="BFBFBF" w:sz="4"/>
-              <w:left w:val="single" w:color="BFBFBF" w:sz="4"/>
-              <w:bottom w:val="single" w:color="BFBFBF" w:sz="4"/>
-              <w:right w:val="single" w:color="BFBFBF" w:sz="4"/>
-            </w:tcBorders>
-            <w:shd w:fill="D9E2F3" w:color="auto" w:val="clear"/>
-            <w:tcMar>
-              <w:top w:type="dxa" w:w="60"/>
-              <w:left w:type="dxa" w:w="90"/>
-              <w:bottom w:type="dxa" w:w="60"/>
-              <w:right w:type="dxa" w:w="90"/>
-            </w:tcMar>
-          </w:tcPr>
-          <w:p>
-            <w:pPr>
-              <w:spacing w:after="0" w:line="252"/>
-            </w:pPr>
-            <w:r>
-              <w:rPr>
-                <w:b/>
-                <w:bCs/>
-                <w:sz w:val="16"/>
-                <w:szCs w:val="16"/>
-              </w:rPr>
-              <w:t xml:space="preserve">$20,000</w:t>
-            </w:r>
-          </w:p>
-        </w:tc>
-        <w:tc>
-          <w:tcPr>
-            <w:tcW w:type="dxa" w:w="1339"/>
-            <w:tcBorders>
-              <w:top w:val="single" w:color="BFBFBF" w:sz="4"/>
-              <w:left w:val="single" w:color="BFBFBF" w:sz="4"/>
-              <w:bottom w:val="single" w:color="BFBFBF" w:sz="4"/>
-              <w:right w:val="single" w:color="BFBFBF" w:sz="4"/>
-            </w:tcBorders>
-            <w:shd w:fill="D9E2F3" w:color="auto" w:val="clear"/>
-            <w:tcMar>
-              <w:top w:type="dxa" w:w="60"/>
-              <w:left w:type="dxa" w:w="90"/>
-              <w:bottom w:type="dxa" w:w="60"/>
-              <w:right w:type="dxa" w:w="90"/>
-            </w:tcMar>
-          </w:tcPr>
-          <w:p>
-            <w:pPr>
-              <w:spacing w:after="0" w:line="252"/>
-            </w:pPr>
-            <w:r>
-              <w:rPr>
-                <w:b/>
-                <w:bCs/>
-                <w:sz w:val="16"/>
-                <w:szCs w:val="16"/>
-              </w:rPr>
-              <w:t xml:space="preserve">$200,000</w:t>
-            </w:r>
-          </w:p>
-        </w:tc>
-        <w:tc>
-          <w:tcPr>
-            <w:tcW w:type="dxa" w:w="1497"/>
-            <w:tcBorders>
-              <w:top w:val="single" w:color="BFBFBF" w:sz="4"/>
-              <w:left w:val="single" w:color="BFBFBF" w:sz="4"/>
-              <w:bottom w:val="single" w:color="BFBFBF" w:sz="4"/>
-              <w:right w:val="single" w:color="BFBFBF" w:sz="4"/>
-            </w:tcBorders>
-            <w:shd w:fill="D9E2F3" w:color="auto" w:val="clear"/>
-            <w:tcMar>
-              <w:top w:type="dxa" w:w="60"/>
-              <w:left w:type="dxa" w:w="90"/>
-              <w:bottom w:type="dxa" w:w="60"/>
-              <w:right w:type="dxa" w:w="90"/>
-            </w:tcMar>
-          </w:tcPr>
-          <w:p>
-            <w:pPr>
-              <w:spacing w:after="0" w:line="252"/>
-            </w:pPr>
-            <w:r>
-              <w:rPr>
-                <w:b/>
-                <w:bCs/>
-                <w:sz w:val="16"/>
-                <w:szCs w:val="16"/>
-              </w:rPr>
-              <w:t xml:space="preserve">$2,000,000</w:t>
-            </w:r>
-          </w:p>
-        </w:tc>
-        <w:tc>
-          <w:tcPr>
-            <w:tcW w:type="dxa" w:w="1571"/>
-            <w:tcBorders>
-              <w:top w:val="single" w:color="BFBFBF" w:sz="4"/>
-              <w:left w:val="single" w:color="BFBFBF" w:sz="4"/>
-              <w:bottom w:val="single" w:color="BFBFBF" w:sz="4"/>
-              <w:right w:val="single" w:color="BFBFBF" w:sz="4"/>
-            </w:tcBorders>
-            <w:shd w:fill="D9E2F3" w:color="auto" w:val="clear"/>
-            <w:tcMar>
-              <w:top w:type="dxa" w:w="60"/>
-              <w:left w:type="dxa" w:w="90"/>
-              <w:bottom w:type="dxa" w:w="60"/>
-              <w:right w:type="dxa" w:w="90"/>
-            </w:tcMar>
-          </w:tcPr>
-          <w:p>
-            <w:pPr>
-              <w:spacing w:after="0" w:line="252"/>
-            </w:pPr>
-            <w:r>
-              <w:rPr>
-                <w:b/>
-                <w:bCs/>
-                <w:sz w:val="16"/>
-                <w:szCs w:val="16"/>
-              </w:rPr>
-              <w:t xml:space="preserve">$20,000,000</w:t>
-            </w:r>
-          </w:p>
-        </w:tc>
-      </w:tr>
-      <w:tr>
-        <w:trPr>
-          <w:cantSplit/>
-          <w:tblHeader w:val="false"/>
-        </w:trPr>
-        <w:tc>
-          <w:tcPr>
-            <w:tcW w:type="dxa" w:w="2593"/>
-            <w:tcBorders>
-              <w:top w:val="single" w:color="BFBFBF" w:sz="4"/>
-              <w:left w:val="single" w:color="BFBFBF" w:sz="4"/>
-              <w:bottom w:val="single" w:color="BFBFBF" w:sz="4"/>
-              <w:right w:val="single" w:color="BFBFBF" w:sz="4"/>
-            </w:tcBorders>
-            <w:tcMar>
-              <w:top w:type="dxa" w:w="60"/>
-              <w:left w:type="dxa" w:w="90"/>
-              <w:bottom w:type="dxa" w:w="60"/>
-              <w:right w:type="dxa" w:w="90"/>
-            </w:tcMar>
-          </w:tcPr>
-          <w:p>
-            <w:pPr>
-              <w:spacing w:after="0" w:line="252"/>
-            </w:pPr>
-            <w:r>
-              <w:rPr>
-                <w:sz w:val="16"/>
-                <w:szCs w:val="16"/>
-              </w:rPr>
-              <w:t xml:space="preserve">ranks 1–20 (mega)</w:t>
-            </w:r>
-          </w:p>
-        </w:tc>
-        <w:tc>
-          <w:tcPr>
-            <w:tcW w:type="dxa" w:w="1253"/>
-            <w:tcBorders>
-              <w:top w:val="single" w:color="BFBFBF" w:sz="4"/>
-              <w:left w:val="single" w:color="BFBFBF" w:sz="4"/>
-              <w:bottom w:val="single" w:color="BFBFBF" w:sz="4"/>
-              <w:right w:val="single" w:color="BFBFBF" w:sz="4"/>
-            </w:tcBorders>
-            <w:tcMar>
-              <w:top w:type="dxa" w:w="60"/>
-              <w:left w:type="dxa" w:w="90"/>
-              <w:bottom w:type="dxa" w:w="60"/>
-              <w:right w:type="dxa" w:w="90"/>
-            </w:tcMar>
-          </w:tcPr>
-          <w:p>
-            <w:pPr>
-              <w:spacing w:after="0" w:line="252"/>
-            </w:pPr>
-            <w:r>
-              <w:rPr>
-                <w:sz w:val="16"/>
-                <w:szCs w:val="16"/>
-              </w:rPr>
-              <w:t xml:space="preserve">+0.358%</w:t>
-            </w:r>
-          </w:p>
-        </w:tc>
-        <w:tc>
-          <w:tcPr>
-            <w:tcW w:type="dxa" w:w="1253"/>
-            <w:tcBorders>
-              <w:top w:val="single" w:color="BFBFBF" w:sz="4"/>
-              <w:left w:val="single" w:color="BFBFBF" w:sz="4"/>
-              <w:bottom w:val="single" w:color="BFBFBF" w:sz="4"/>
-              <w:right w:val="single" w:color="BFBFBF" w:sz="4"/>
-            </w:tcBorders>
-            <w:tcMar>
-              <w:top w:type="dxa" w:w="60"/>
-              <w:left w:type="dxa" w:w="90"/>
-              <w:bottom w:type="dxa" w:w="60"/>
-              <w:right w:type="dxa" w:w="90"/>
-            </w:tcMar>
-          </w:tcPr>
-          <w:p>
-            <w:pPr>
-              <w:spacing w:after="0" w:line="252"/>
-            </w:pPr>
-            <w:r>
-              <w:rPr>
-                <w:sz w:val="16"/>
-                <w:szCs w:val="16"/>
-              </w:rPr>
-              <w:t xml:space="preserve">+0.341%</w:t>
-            </w:r>
-          </w:p>
-        </w:tc>
-        <w:tc>
-          <w:tcPr>
-            <w:tcW w:type="dxa" w:w="1339"/>
-            <w:tcBorders>
-              <w:top w:val="single" w:color="BFBFBF" w:sz="4"/>
-              <w:left w:val="single" w:color="BFBFBF" w:sz="4"/>
-              <w:bottom w:val="single" w:color="BFBFBF" w:sz="4"/>
-              <w:right w:val="single" w:color="BFBFBF" w:sz="4"/>
-            </w:tcBorders>
-            <w:tcMar>
-              <w:top w:type="dxa" w:w="60"/>
-              <w:left w:type="dxa" w:w="90"/>
-              <w:bottom w:type="dxa" w:w="60"/>
-              <w:right w:type="dxa" w:w="90"/>
-            </w:tcMar>
-          </w:tcPr>
-          <w:p>
-            <w:pPr>
-              <w:spacing w:after="0" w:line="252"/>
-            </w:pPr>
-            <w:r>
-              <w:rPr>
-                <w:sz w:val="16"/>
-                <w:szCs w:val="16"/>
-              </w:rPr>
-              <w:t xml:space="preserve">+0.300%</w:t>
-            </w:r>
-          </w:p>
-        </w:tc>
-        <w:tc>
-          <w:tcPr>
-            <w:tcW w:type="dxa" w:w="1497"/>
-            <w:tcBorders>
-              <w:top w:val="single" w:color="BFBFBF" w:sz="4"/>
-              <w:left w:val="single" w:color="BFBFBF" w:sz="4"/>
-              <w:bottom w:val="single" w:color="BFBFBF" w:sz="4"/>
-              <w:right w:val="single" w:color="BFBFBF" w:sz="4"/>
-            </w:tcBorders>
-            <w:tcMar>
-              <w:top w:type="dxa" w:w="60"/>
-              <w:left w:type="dxa" w:w="90"/>
-              <w:bottom w:type="dxa" w:w="60"/>
-              <w:right w:type="dxa" w:w="90"/>
-            </w:tcMar>
-          </w:tcPr>
-          <w:p>
-            <w:pPr>
-              <w:spacing w:after="0" w:line="252"/>
-            </w:pPr>
-            <w:r>
-              <w:rPr>
-                <w:sz w:val="16"/>
-                <w:szCs w:val="16"/>
-              </w:rPr>
-              <w:t xml:space="preserve">+0.171%</w:t>
-            </w:r>
-          </w:p>
-        </w:tc>
-        <w:tc>
-          <w:tcPr>
-            <w:tcW w:type="dxa" w:w="1571"/>
-            <w:tcBorders>
-              <w:top w:val="single" w:color="BFBFBF" w:sz="4"/>
-              <w:left w:val="single" w:color="BFBFBF" w:sz="4"/>
-              <w:bottom w:val="single" w:color="BFBFBF" w:sz="4"/>
-              <w:right w:val="single" w:color="BFBFBF" w:sz="4"/>
-            </w:tcBorders>
-            <w:tcMar>
-              <w:top w:type="dxa" w:w="60"/>
-              <w:left w:type="dxa" w:w="90"/>
-              <w:bottom w:type="dxa" w:w="60"/>
-              <w:right w:type="dxa" w:w="90"/>
-            </w:tcMar>
-          </w:tcPr>
-          <w:p>
-            <w:pPr>
-              <w:spacing w:after="0" w:line="252"/>
-            </w:pPr>
-            <w:r>
-              <w:rPr>
-                <w:sz w:val="16"/>
-                <w:szCs w:val="16"/>
-              </w:rPr>
-              <w:t xml:space="preserve">−0.236%</w:t>
-            </w:r>
-          </w:p>
-        </w:tc>
-      </w:tr>
-      <w:tr>
-        <w:trPr>
-          <w:cantSplit/>
-          <w:tblHeader w:val="false"/>
-        </w:trPr>
-        <w:tc>
-          <w:tcPr>
-            <w:tcW w:type="dxa" w:w="2593"/>
-            <w:tcBorders>
-              <w:top w:val="single" w:color="BFBFBF" w:sz="4"/>
-              <w:left w:val="single" w:color="BFBFBF" w:sz="4"/>
-              <w:bottom w:val="single" w:color="BFBFBF" w:sz="4"/>
-              <w:right w:val="single" w:color="BFBFBF" w:sz="4"/>
-            </w:tcBorders>
-            <w:tcMar>
-              <w:top w:type="dxa" w:w="60"/>
-              <w:left w:type="dxa" w:w="90"/>
-              <w:bottom w:type="dxa" w:w="60"/>
-              <w:right w:type="dxa" w:w="90"/>
-            </w:tcMar>
-          </w:tcPr>
-          <w:p>
-            <w:pPr>
-              <w:spacing w:after="0" w:line="252"/>
-            </w:pPr>
-            <w:r>
-              <w:rPr>
-                <w:sz w:val="16"/>
-                <w:szCs w:val="16"/>
-              </w:rPr>
-              <w:t xml:space="preserve">ranks 21–60 (large)</w:t>
-            </w:r>
-          </w:p>
-        </w:tc>
-        <w:tc>
-          <w:tcPr>
-            <w:tcW w:type="dxa" w:w="1253"/>
-            <w:tcBorders>
-              <w:top w:val="single" w:color="BFBFBF" w:sz="4"/>
-              <w:left w:val="single" w:color="BFBFBF" w:sz="4"/>
-              <w:bottom w:val="single" w:color="BFBFBF" w:sz="4"/>
-              <w:right w:val="single" w:color="BFBFBF" w:sz="4"/>
-            </w:tcBorders>
-            <w:tcMar>
-              <w:top w:type="dxa" w:w="60"/>
-              <w:left w:type="dxa" w:w="90"/>
-              <w:bottom w:type="dxa" w:w="60"/>
-              <w:right w:type="dxa" w:w="90"/>
-            </w:tcMar>
-          </w:tcPr>
-          <w:p>
-            <w:pPr>
-              <w:spacing w:after="0" w:line="252"/>
-            </w:pPr>
-            <w:r>
-              <w:rPr>
-                <w:sz w:val="16"/>
-                <w:szCs w:val="16"/>
-              </w:rPr>
-              <w:t xml:space="preserve">+0.594%</w:t>
-            </w:r>
-          </w:p>
-        </w:tc>
-        <w:tc>
-          <w:tcPr>
-            <w:tcW w:type="dxa" w:w="1253"/>
-            <w:tcBorders>
-              <w:top w:val="single" w:color="BFBFBF" w:sz="4"/>
-              <w:left w:val="single" w:color="BFBFBF" w:sz="4"/>
-              <w:bottom w:val="single" w:color="BFBFBF" w:sz="4"/>
-              <w:right w:val="single" w:color="BFBFBF" w:sz="4"/>
-            </w:tcBorders>
-            <w:tcMar>
-              <w:top w:type="dxa" w:w="60"/>
-              <w:left w:type="dxa" w:w="90"/>
-              <w:bottom w:type="dxa" w:w="60"/>
-              <w:right w:type="dxa" w:w="90"/>
-            </w:tcMar>
-          </w:tcPr>
-          <w:p>
-            <w:pPr>
-              <w:spacing w:after="0" w:line="252"/>
-            </w:pPr>
-            <w:r>
-              <w:rPr>
-                <w:sz w:val="16"/>
-                <w:szCs w:val="16"/>
-              </w:rPr>
-              <w:t xml:space="preserve">+0.569%</w:t>
-            </w:r>
-          </w:p>
-        </w:tc>
-        <w:tc>
-          <w:tcPr>
-            <w:tcW w:type="dxa" w:w="1339"/>
-            <w:tcBorders>
-              <w:top w:val="single" w:color="BFBFBF" w:sz="4"/>
-              <w:left w:val="single" w:color="BFBFBF" w:sz="4"/>
-              <w:bottom w:val="single" w:color="BFBFBF" w:sz="4"/>
-              <w:right w:val="single" w:color="BFBFBF" w:sz="4"/>
-            </w:tcBorders>
-            <w:tcMar>
-              <w:top w:type="dxa" w:w="60"/>
-              <w:left w:type="dxa" w:w="90"/>
-              <w:bottom w:type="dxa" w:w="60"/>
-              <w:right w:type="dxa" w:w="90"/>
-            </w:tcMar>
-          </w:tcPr>
-          <w:p>
-            <w:pPr>
-              <w:spacing w:after="0" w:line="252"/>
-            </w:pPr>
-            <w:r>
-              <w:rPr>
-                <w:sz w:val="16"/>
-                <w:szCs w:val="16"/>
-              </w:rPr>
-              <w:t xml:space="preserve">+0.509%</w:t>
-            </w:r>
-          </w:p>
-        </w:tc>
-        <w:tc>
-          <w:tcPr>
-            <w:tcW w:type="dxa" w:w="1497"/>
-            <w:tcBorders>
-              <w:top w:val="single" w:color="BFBFBF" w:sz="4"/>
-              <w:left w:val="single" w:color="BFBFBF" w:sz="4"/>
-              <w:bottom w:val="single" w:color="BFBFBF" w:sz="4"/>
-              <w:right w:val="single" w:color="BFBFBF" w:sz="4"/>
-            </w:tcBorders>
-            <w:tcMar>
-              <w:top w:type="dxa" w:w="60"/>
-              <w:left w:type="dxa" w:w="90"/>
-              <w:bottom w:type="dxa" w:w="60"/>
-              <w:right w:type="dxa" w:w="90"/>
-            </w:tcMar>
-          </w:tcPr>
-          <w:p>
-            <w:pPr>
-              <w:spacing w:after="0" w:line="252"/>
-            </w:pPr>
-            <w:r>
-              <w:rPr>
-                <w:sz w:val="16"/>
-                <w:szCs w:val="16"/>
-              </w:rPr>
-              <w:t xml:space="preserve">+0.320%</w:t>
-            </w:r>
-          </w:p>
-        </w:tc>
-        <w:tc>
-          <w:tcPr>
-            <w:tcW w:type="dxa" w:w="1571"/>
-            <w:tcBorders>
-              <w:top w:val="single" w:color="BFBFBF" w:sz="4"/>
-              <w:left w:val="single" w:color="BFBFBF" w:sz="4"/>
-              <w:bottom w:val="single" w:color="BFBFBF" w:sz="4"/>
-              <w:right w:val="single" w:color="BFBFBF" w:sz="4"/>
-            </w:tcBorders>
-            <w:tcMar>
-              <w:top w:type="dxa" w:w="60"/>
-              <w:left w:type="dxa" w:w="90"/>
-              <w:bottom w:type="dxa" w:w="60"/>
-              <w:right w:type="dxa" w:w="90"/>
-            </w:tcMar>
-          </w:tcPr>
-          <w:p>
-            <w:pPr>
-              <w:spacing w:after="0" w:line="252"/>
-            </w:pPr>
-            <w:r>
-              <w:rPr>
-                <w:sz w:val="16"/>
-                <w:szCs w:val="16"/>
-              </w:rPr>
-              <w:t xml:space="preserve">−0.280%</w:t>
-            </w:r>
-          </w:p>
-        </w:tc>
-      </w:tr>
-      <w:tr>
-        <w:trPr>
-          <w:cantSplit/>
-          <w:tblHeader w:val="false"/>
-        </w:trPr>
-        <w:tc>
-          <w:tcPr>
-            <w:tcW w:type="dxa" w:w="2593"/>
-            <w:tcBorders>
-              <w:top w:val="single" w:color="BFBFBF" w:sz="4"/>
-              <w:left w:val="single" w:color="BFBFBF" w:sz="4"/>
-              <w:bottom w:val="single" w:color="BFBFBF" w:sz="4"/>
-              <w:right w:val="single" w:color="BFBFBF" w:sz="4"/>
-            </w:tcBorders>
-            <w:tcMar>
-              <w:top w:type="dxa" w:w="60"/>
-              <w:left w:type="dxa" w:w="90"/>
-              <w:bottom w:type="dxa" w:w="60"/>
-              <w:right w:type="dxa" w:w="90"/>
-            </w:tcMar>
-          </w:tcPr>
-          <w:p>
-            <w:pPr>
-              <w:spacing w:after="0" w:line="252"/>
-            </w:pPr>
-            <w:r>
-              <w:rPr>
-                <w:sz w:val="16"/>
-                <w:szCs w:val="16"/>
-              </w:rPr>
-              <w:t xml:space="preserve">ranks 61–120 (mid)</w:t>
-            </w:r>
-          </w:p>
-        </w:tc>
-        <w:tc>
-          <w:tcPr>
-            <w:tcW w:type="dxa" w:w="1253"/>
-            <w:tcBorders>
-              <w:top w:val="single" w:color="BFBFBF" w:sz="4"/>
-              <w:left w:val="single" w:color="BFBFBF" w:sz="4"/>
-              <w:bottom w:val="single" w:color="BFBFBF" w:sz="4"/>
-              <w:right w:val="single" w:color="BFBFBF" w:sz="4"/>
-            </w:tcBorders>
-            <w:tcMar>
-              <w:top w:type="dxa" w:w="60"/>
-              <w:left w:type="dxa" w:w="90"/>
-              <w:bottom w:type="dxa" w:w="60"/>
-              <w:right w:type="dxa" w:w="90"/>
-            </w:tcMar>
-          </w:tcPr>
-          <w:p>
-            <w:pPr>
-              <w:spacing w:after="0" w:line="252"/>
-            </w:pPr>
-            <w:r>
-              <w:rPr>
-                <w:sz w:val="16"/>
-                <w:szCs w:val="16"/>
-              </w:rPr>
-              <w:t xml:space="preserve">−0.004%</w:t>
-            </w:r>
-          </w:p>
-        </w:tc>
-        <w:tc>
-          <w:tcPr>
-            <w:tcW w:type="dxa" w:w="1253"/>
-            <w:tcBorders>
-              <w:top w:val="single" w:color="BFBFBF" w:sz="4"/>
-              <w:left w:val="single" w:color="BFBFBF" w:sz="4"/>
-              <w:bottom w:val="single" w:color="BFBFBF" w:sz="4"/>
-              <w:right w:val="single" w:color="BFBFBF" w:sz="4"/>
-            </w:tcBorders>
-            <w:tcMar>
-              <w:top w:type="dxa" w:w="60"/>
-              <w:left w:type="dxa" w:w="90"/>
-              <w:bottom w:type="dxa" w:w="60"/>
-              <w:right w:type="dxa" w:w="90"/>
-            </w:tcMar>
-          </w:tcPr>
-          <w:p>
-            <w:pPr>
-              <w:spacing w:after="0" w:line="252"/>
-            </w:pPr>
-            <w:r>
-              <w:rPr>
-                <w:sz w:val="16"/>
-                <w:szCs w:val="16"/>
-              </w:rPr>
-              <w:t xml:space="preserve">−0.035%</w:t>
-            </w:r>
-          </w:p>
-        </w:tc>
-        <w:tc>
-          <w:tcPr>
-            <w:tcW w:type="dxa" w:w="1339"/>
-            <w:tcBorders>
-              <w:top w:val="single" w:color="BFBFBF" w:sz="4"/>
-              <w:left w:val="single" w:color="BFBFBF" w:sz="4"/>
-              <w:bottom w:val="single" w:color="BFBFBF" w:sz="4"/>
-              <w:right w:val="single" w:color="BFBFBF" w:sz="4"/>
-            </w:tcBorders>
-            <w:tcMar>
-              <w:top w:type="dxa" w:w="60"/>
-              <w:left w:type="dxa" w:w="90"/>
-              <w:bottom w:type="dxa" w:w="60"/>
-              <w:right w:type="dxa" w:w="90"/>
-            </w:tcMar>
-          </w:tcPr>
-          <w:p>
-            <w:pPr>
-              <w:spacing w:after="0" w:line="252"/>
-            </w:pPr>
-            <w:r>
-              <w:rPr>
-                <w:sz w:val="16"/>
-                <w:szCs w:val="16"/>
-              </w:rPr>
-              <w:t xml:space="preserve">−0.109%</w:t>
-            </w:r>
-          </w:p>
-        </w:tc>
-        <w:tc>
-          <w:tcPr>
-            <w:tcW w:type="dxa" w:w="1497"/>
-            <w:tcBorders>
-              <w:top w:val="single" w:color="BFBFBF" w:sz="4"/>
-              <w:left w:val="single" w:color="BFBFBF" w:sz="4"/>
-              <w:bottom w:val="single" w:color="BFBFBF" w:sz="4"/>
-              <w:right w:val="single" w:color="BFBFBF" w:sz="4"/>
-            </w:tcBorders>
-            <w:tcMar>
-              <w:top w:type="dxa" w:w="60"/>
-              <w:left w:type="dxa" w:w="90"/>
-              <w:bottom w:type="dxa" w:w="60"/>
-              <w:right w:type="dxa" w:w="90"/>
-            </w:tcMar>
-          </w:tcPr>
-          <w:p>
-            <w:pPr>
-              <w:spacing w:after="0" w:line="252"/>
-            </w:pPr>
-            <w:r>
-              <w:rPr>
-                <w:sz w:val="16"/>
-                <w:szCs w:val="16"/>
-              </w:rPr>
-              <w:t xml:space="preserve">−0.342%</w:t>
-            </w:r>
-          </w:p>
-        </w:tc>
-        <w:tc>
-          <w:tcPr>
-            <w:tcW w:type="dxa" w:w="1571"/>
-            <w:tcBorders>
-              <w:top w:val="single" w:color="BFBFBF" w:sz="4"/>
-              <w:left w:val="single" w:color="BFBFBF" w:sz="4"/>
-              <w:bottom w:val="single" w:color="BFBFBF" w:sz="4"/>
-              <w:right w:val="single" w:color="BFBFBF" w:sz="4"/>
-            </w:tcBorders>
-            <w:tcMar>
-              <w:top w:type="dxa" w:w="60"/>
-              <w:left w:type="dxa" w:w="90"/>
-              <w:bottom w:type="dxa" w:w="60"/>
-              <w:right w:type="dxa" w:w="90"/>
-            </w:tcMar>
-          </w:tcPr>
-          <w:p>
-            <w:pPr>
-              <w:spacing w:after="0" w:line="252"/>
-            </w:pPr>
-            <w:r>
-              <w:rPr>
-                <w:sz w:val="16"/>
-                <w:szCs w:val="16"/>
-              </w:rPr>
-              <w:t xml:space="preserve">−1.080%</w:t>
-            </w:r>
-          </w:p>
-        </w:tc>
-      </w:tr>
-    </w:tbl>
-    <w:p>
-      <w:pPr>
-        <w:spacing w:after="80"/>
-      </w:pPr>
-    </w:p>
-    <w:p>
-      <w:pPr>
-        <w:spacing w:after="120" w:line="276"/>
-      </w:pPr>
-      <w:r>
-        <w:t xml:space="preserve">Read it as:</w:t>
-      </w:r>
-    </w:p>
-    <w:p>
-      <w:pPr>
-        <w:pStyle w:val="ListParagraph"/>
-        <w:numPr>
-          <w:ilvl w:val="0"/>
-          <w:numId w:val="2"/>
-        </w:numPr>
-        <w:spacing w:after="60" w:line="264"/>
-      </w:pPr>
-      <w:r>
-        <w:rPr>
-          <w:b/>
-          <w:bCs/>
-        </w:rPr>
-        <w:t xml:space="preserve">up to ~$200,000</w:t>
-      </w:r>
-      <w:r>
-        <w:t xml:space="preserve"> the top-60 books lose about a tenth of their edge to impact;</w:t>
-      </w:r>
-    </w:p>
-    <w:p>
-      <w:pPr>
-        <w:pStyle w:val="ListParagraph"/>
-        <w:numPr>
-          <w:ilvl w:val="0"/>
-          <w:numId w:val="2"/>
-        </w:numPr>
-        <w:spacing w:after="60" w:line="264"/>
-      </w:pPr>
-      <w:r>
-        <w:rPr>
-          <w:b/>
-          <w:bCs/>
-        </w:rPr>
-        <w:t xml:space="preserve">at $2 million</w:t>
-      </w:r>
-      <w:r>
-        <w:t xml:space="preserve"> about half;</w:t>
-      </w:r>
-    </w:p>
-    <w:p>
-      <w:pPr>
-        <w:pStyle w:val="ListParagraph"/>
-        <w:numPr>
-          <w:ilvl w:val="0"/>
-          <w:numId w:val="2"/>
-        </w:numPr>
-        <w:spacing w:after="60" w:line="264"/>
-      </w:pPr>
-      <w:r>
-        <w:rPr>
-          <w:b/>
-          <w:bCs/>
-        </w:rPr>
-        <w:t xml:space="preserve">at $20 million</w:t>
-      </w:r>
-      <w:r>
-        <w:t xml:space="preserve"> the edge is gone.</w:t>
-      </w:r>
-    </w:p>
-    <w:p>
-      <w:pPr>
-        <w:spacing w:after="120" w:line="276"/>
-      </w:pPr>
-      <w:r>
-        <w:t xml:space="preserve">The trend book trades 12 mid-size alts (ARB, WLD, ENA and others), and its impact has </w:t>
-      </w:r>
-      <w:r>
-        <w:rPr>
-          <w:b/>
-          <w:bCs/>
-        </w:rPr>
-        <w:t xml:space="preserve">not</w:t>
-      </w:r>
-      <w:r>
-        <w:t xml:space="preserve"> been measured. Its pyramids add into moves, which costs more than a weekly rebalance, so its ceiling is probably lower than the market-neutral book's. The crash desk buys into crashes, when order books are thinnest; its capacity is the least known of all. </w:t>
-      </w:r>
-      <w:r>
-        <w:rPr>
-          <w:b/>
-          <w:bCs/>
-        </w:rPr>
-        <w:t xml:space="preserve">Measure impact before scaling either past five figures.</w:t>
-      </w:r>
-    </w:p>
-    <w:p>
-      <w:pPr>
-        <w:pStyle w:val="Heading2"/>
-      </w:pPr>
-      <w:r>
-        <w:t xml:space="preserve">16.4 Bottom line</w:t>
-      </w:r>
-    </w:p>
-    <w:p>
-      <w:pPr>
-        <w:pStyle w:val="ListParagraph"/>
-        <w:numPr>
-          <w:ilvl w:val="0"/>
-          <w:numId w:val="2"/>
-        </w:numPr>
-        <w:spacing w:after="60" w:line="264"/>
-      </w:pPr>
-      <w:r>
-        <w:rPr>
-          <w:b/>
-          <w:bCs/>
-        </w:rPr>
-        <w:t xml:space="preserve">Removing the capital constraint makes the engine run as designed.</w:t>
-      </w:r>
-      <w:r>
-        <w:t xml:space="preserve"> Every order is accepted, every book fits on one account, the crash desk and bear sleeve trade fully, and the forward record measures the strategies instead of the venue's minimums.</w:t>
-      </w:r>
-    </w:p>
-    <w:p>
-      <w:pPr>
-        <w:pStyle w:val="ListParagraph"/>
-        <w:numPr>
-          <w:ilvl w:val="0"/>
-          <w:numId w:val="2"/>
-        </w:numPr>
-        <w:spacing w:after="60" w:line="264"/>
-      </w:pPr>
-      <w:r>
-        <w:rPr>
-          <w:b/>
-          <w:bCs/>
-        </w:rPr>
-        <w:t xml:space="preserve">It does not raise the percentage.</w:t>
-      </w:r>
-      <w:r>
-        <w:t xml:space="preserve"> It raises dollars, with the same percentage drawdowns. A −30% month is still −30%, so a bigger account loses bigger dollars in the bad months.</w:t>
-      </w:r>
-    </w:p>
-    <w:p>
-      <w:pPr>
-        <w:pStyle w:val="ListParagraph"/>
-        <w:numPr>
-          <w:ilvl w:val="0"/>
-          <w:numId w:val="2"/>
-        </w:numPr>
-        <w:spacing w:after="60" w:line="264"/>
-      </w:pPr>
-      <w:r>
-        <w:rPr>
-          <w:b/>
-          <w:bCs/>
-        </w:rPr>
-        <w:t xml:space="preserve">After capital, the binding constraints are fees, speed and the market regime.</w:t>
-      </w:r>
-      <w:r>
-        <w:t xml:space="preserve"> Capital helps with one of them, through a lower fee tier at high volume.</w:t>
-      </w:r>
-    </w:p>
-    <w:p>
-      <w:pPr>
-        <w:pStyle w:val="ListParagraph"/>
-        <w:numPr>
-          <w:ilvl w:val="0"/>
-          <w:numId w:val="2"/>
-        </w:numPr>
-        <w:spacing w:after="60" w:line="264"/>
-      </w:pPr>
-      <w:r>
-        <w:rPr>
-          <w:b/>
-          <w:bCs/>
-        </w:rPr>
-        <w:t xml:space="preserve">There is a ceiling.</w:t>
-      </w:r>
-      <w:r>
-        <w:t xml:space="preserve"> Somewhere between $200,000 and $2,000,000 the market-neutral book's edge starts to shrink measurably; the other books need their own impact test first.</w:t>
+        <w:t xml:space="preserve">; Databento: pay-as-you-go with a $125 sign-up credit.</w:t>
       </w:r>
     </w:p>
     <w:sectPr>
@@ -29573,7 +23348,7 @@
         <w:sz w:val="16"/>
         <w:szCs w:val="16"/>
       </w:rPr>
-      <w:t xml:space="preserve">The Trading Engine — Technical Documentation</w:t>
+      <w:t xml:space="preserve">The Crypto Trading Engine — Technical Documentation</w:t>
     </w:r>
   </w:p>
 </w:hdr>
